--- a/downloads/teacher/ai-7-week-26.docx
+++ b/downloads/teacher/ai-7-week-26.docx
@@ -1974,6 +1974,396 @@
         <w:t>For the Reproducible AI Research Study, retain an annotated worked trace and the changed-case reasoning. Connect the claim to its records, units and assumptions so another investigator can challenge or reproduce it.</w:t>
       </w:r>
     </w:p>
+    <w:p>
+      <w:pPr>
+        <w:pStyle w:val="Heading1"/>
+      </w:pPr>
+      <w:r>
+        <w:t>07. Prepare, teach and assess</w:t>
+      </w:r>
+    </w:p>
+    <w:p>
+      <w:r>
+        <w:t>Teaching target: Explain the mechanism and terminology of inspecting failures and anomalies</w:t>
+      </w:r>
+    </w:p>
+    <w:p>
+      <w:r>
+        <w:t>Prepare the labelled worked-case picture, the matching workbook, fictional input cards and a place for individual responses. Check a local Python 3 environment before class; have a paper-trace version ready.</w:t>
+      </w:r>
+    </w:p>
+    <w:tbl>
+      <w:tblPr>
+        <w:tblStyle w:val="LightShading-Accent1"/>
+        <w:tblW w:type="auto" w:w="0"/>
+        <w:tblLook w:firstColumn="1" w:firstRow="1" w:lastColumn="0" w:lastRow="0" w:noHBand="0" w:noVBand="1" w:val="04A0"/>
+      </w:tblPr>
+      <w:tblGrid>
+        <w:gridCol w:w="3408"/>
+        <w:gridCol w:w="3408"/>
+        <w:gridCol w:w="3408"/>
+      </w:tblGrid>
+      <w:tr>
+        <w:trPr>
+          <w:tblHeader/>
+        </w:trPr>
+        <w:tc>
+          <w:tcPr>
+            <w:tcW w:type="dxa" w:w="3408"/>
+          </w:tcPr>
+          <w:p>
+            <w:r>
+              <w:t>Session</w:t>
+            </w:r>
+          </w:p>
+        </w:tc>
+        <w:tc>
+          <w:tcPr>
+            <w:tcW w:type="dxa" w:w="3408"/>
+          </w:tcPr>
+          <w:p>
+            <w:r>
+              <w:t>Plan</w:t>
+            </w:r>
+          </w:p>
+        </w:tc>
+        <w:tc>
+          <w:tcPr>
+            <w:tcW w:type="dxa" w:w="3408"/>
+          </w:tcPr>
+          <w:p>
+            <w:r>
+              <w:t>Resources</w:t>
+            </w:r>
+          </w:p>
+        </w:tc>
+      </w:tr>
+      <w:tr>
+        <w:tc>
+          <w:tcPr>
+            <w:tcW w:type="dxa" w:w="3408"/>
+          </w:tcPr>
+          <w:p>
+            <w:r>
+              <w:t>Session 1 · Understand · 45 min</w:t>
+            </w:r>
+          </w:p>
+        </w:tc>
+        <w:tc>
+          <w:tcPr>
+            <w:tcW w:type="dxa" w:w="3408"/>
+          </w:tcPr>
+          <w:p>
+            <w:r>
+              <w:t>0–7: recall and prerequisite; 7–15: inspect the concrete case and predict; 15–30: teacher models the worked trace; 30–40: learners explain a step using the text and visual; 40–45: check the core idea.</w:t>
+            </w:r>
+          </w:p>
+        </w:tc>
+        <w:tc>
+          <w:tcPr>
+            <w:tcW w:type="dxa" w:w="3408"/>
+          </w:tcPr>
+          <w:p>
+            <w:r>
+              <w:t>Sections 1–6; record the brief recall in the workbook.</w:t>
+            </w:r>
+          </w:p>
+        </w:tc>
+      </w:tr>
+      <w:tr>
+        <w:tc>
+          <w:tcPr>
+            <w:tcW w:type="dxa" w:w="3408"/>
+          </w:tcPr>
+          <w:p>
+            <w:r>
+              <w:t>Session 2 · Practise · 45 min</w:t>
+            </w:r>
+          </w:p>
+        </w:tc>
+        <w:tc>
+          <w:tcPr>
+            <w:tcW w:type="dxa" w:w="3408"/>
+          </w:tcPr>
+          <w:p>
+            <w:r>
+              <w:t>0–5: retrieve the procedure; 5–15: W2 completion practice; 15–23: explain and check with a partner; 23–30: each learner answers the misconception check; 30–40: targeted reteaching or a harder variation; 40–45: prepare the investigation.</w:t>
+            </w:r>
+          </w:p>
+        </w:tc>
+        <w:tc>
+          <w:tcPr>
+            <w:tcW w:type="dxa" w:w="3408"/>
+          </w:tcPr>
+          <w:p>
+            <w:r>
+              <w:t>Sections 7–10; use the matching workbook W2 and misconception check.</w:t>
+            </w:r>
+          </w:p>
+        </w:tc>
+      </w:tr>
+      <w:tr>
+        <w:tc>
+          <w:tcPr>
+            <w:tcW w:type="dxa" w:w="3408"/>
+          </w:tcPr>
+          <w:p>
+            <w:r>
+              <w:t>Session 3 · Investigate and transfer · 45 min</w:t>
+            </w:r>
+          </w:p>
+        </w:tc>
+        <w:tc>
+          <w:tcPr>
+            <w:tcW w:type="dxa" w:w="3408"/>
+          </w:tcPr>
+          <w:p>
+            <w:r>
+              <w:t>0–5: retrieve the decision rule; 5–20: investigate or trace; 20–30: start the independent case; 30–38: connect the project; 38–43: act on feedback; 43–45: plan the return check.</w:t>
+            </w:r>
+          </w:p>
+        </w:tc>
+        <w:tc>
+          <w:tcPr>
+            <w:tcW w:type="dxa" w:w="3408"/>
+          </w:tcPr>
+          <w:p>
+            <w:r>
+              <w:t>Sections 9 and 11–14. Give extra time to finish the full task set; use Section 15 when the week includes a coding lab.</w:t>
+            </w:r>
+          </w:p>
+        </w:tc>
+      </w:tr>
+    </w:tbl>
+    <w:p>
+      <w:r>
+        <w:t>Before class, solve the supported practice: Durations1, 2, 2, 15 seconds are all valid traces. Team deletes15 as an outlier without a rule. Show the intermediate steps and give the conclusion with its scope.</w:t>
+      </w:r>
+    </w:p>
+    <w:p>
+      <w:r>
+        <w:t>Reasoned practice answer: Teacher explanation: The slow valid case must remain in the declared primary analysis. Investigate mechanism separately; mean5 and median2 reveal different aspects.</w:t>
+      </w:r>
+    </w:p>
+    <w:p>
+      <w:r>
+        <w:t>Check every learner before discussion: Use the worked case for Inspecting failures and anomalies. Proposed explanation: “The worked result establishes every future case”. Decide whether this explanation is supported. Point to the step or supplied fact that decides; explain your repair if needed.</w:t>
+      </w:r>
+    </w:p>
+    <w:p>
+      <w:r>
+        <w:t>Misconception repair: Post-hoc exclusion based on an unwanted outcome can distort the conclusion.</w:t>
+      </w:r>
+    </w:p>
+    <w:p>
+      <w:r>
+        <w:t>Support: read the exact case aloud, enlarge the labelled picture, supply input cards and model only the first deciding step. Accept a spoken explanation or drawing; retain the reasoning goal.</w:t>
+      </w:r>
+    </w:p>
+    <w:p>
+      <w:r>
+        <w:t>Extension: Delete the 10-second record only because it looks bad. Require a prediction and a reason before comparing. Expected result: The mean becomes 2 seconds but the selective report violates this plan. Reason: Observed inconvenient outcomes are not an approved exclusion reason.</w:t>
+      </w:r>
+    </w:p>
+    <w:p>
+      <w:r>
+        <w:t>Independent assessment: withhold the reserved answer until the learner has attempted the new case. Record support separately from correctness.</w:t>
+      </w:r>
+    </w:p>
+    <w:tbl>
+      <w:tblPr>
+        <w:tblStyle w:val="LightShading-Accent1"/>
+        <w:tblW w:type="auto" w:w="0"/>
+        <w:tblLook w:firstColumn="1" w:firstRow="1" w:lastColumn="0" w:lastRow="0" w:noHBand="0" w:noVBand="1" w:val="04A0"/>
+      </w:tblPr>
+      <w:tblGrid>
+        <w:gridCol w:w="2556"/>
+        <w:gridCol w:w="2556"/>
+        <w:gridCol w:w="2556"/>
+        <w:gridCol w:w="2556"/>
+      </w:tblGrid>
+      <w:tr>
+        <w:trPr>
+          <w:tblHeader/>
+        </w:trPr>
+        <w:tc>
+          <w:tcPr>
+            <w:tcW w:type="dxa" w:w="2556"/>
+          </w:tcPr>
+          <w:p>
+            <w:r>
+              <w:t>Criterion</w:t>
+            </w:r>
+          </w:p>
+        </w:tc>
+        <w:tc>
+          <w:tcPr>
+            <w:tcW w:type="dxa" w:w="2556"/>
+          </w:tcPr>
+          <w:p>
+            <w:r>
+              <w:t>Not yet</w:t>
+            </w:r>
+          </w:p>
+        </w:tc>
+        <w:tc>
+          <w:tcPr>
+            <w:tcW w:type="dxa" w:w="2556"/>
+          </w:tcPr>
+          <w:p>
+            <w:r>
+              <w:t>With support</w:t>
+            </w:r>
+          </w:p>
+        </w:tc>
+        <w:tc>
+          <w:tcPr>
+            <w:tcW w:type="dxa" w:w="2556"/>
+          </w:tcPr>
+          <w:p>
+            <w:r>
+              <w:t>Independent</w:t>
+            </w:r>
+          </w:p>
+        </w:tc>
+      </w:tr>
+      <w:tr>
+        <w:tc>
+          <w:tcPr>
+            <w:tcW w:type="dxa" w:w="2556"/>
+          </w:tcPr>
+          <w:p>
+            <w:r>
+              <w:t>Explanation</w:t>
+            </w:r>
+          </w:p>
+        </w:tc>
+        <w:tc>
+          <w:tcPr>
+            <w:tcW w:type="dxa" w:w="2556"/>
+          </w:tcPr>
+          <w:p>
+            <w:r>
+              <w:t>Names an answer without a deciding fact</w:t>
+            </w:r>
+          </w:p>
+        </w:tc>
+        <w:tc>
+          <w:tcPr>
+            <w:tcW w:type="dxa" w:w="2556"/>
+          </w:tcPr>
+          <w:p>
+            <w:r>
+              <w:t>Uses a hint to link fact and decision</w:t>
+            </w:r>
+          </w:p>
+        </w:tc>
+        <w:tc>
+          <w:tcPr>
+            <w:tcW w:type="dxa" w:w="2556"/>
+          </w:tcPr>
+          <w:p>
+            <w:r>
+              <w:t>Explains the deciding fact in own words</w:t>
+            </w:r>
+          </w:p>
+        </w:tc>
+      </w:tr>
+      <w:tr>
+        <w:tc>
+          <w:tcPr>
+            <w:tcW w:type="dxa" w:w="2556"/>
+          </w:tcPr>
+          <w:p>
+            <w:r>
+              <w:t>Trace or test</w:t>
+            </w:r>
+          </w:p>
+        </w:tc>
+        <w:tc>
+          <w:tcPr>
+            <w:tcW w:type="dxa" w:w="2556"/>
+          </w:tcPr>
+          <w:p>
+            <w:r>
+              <w:t>Cannot connect input and result</w:t>
+            </w:r>
+          </w:p>
+        </w:tc>
+        <w:tc>
+          <w:tcPr>
+            <w:tcW w:type="dxa" w:w="2556"/>
+          </w:tcPr>
+          <w:p>
+            <w:r>
+              <w:t>Completes steps with prompts</w:t>
+            </w:r>
+          </w:p>
+        </w:tc>
+        <w:tc>
+          <w:tcPr>
+            <w:tcW w:type="dxa" w:w="2556"/>
+          </w:tcPr>
+          <w:p>
+            <w:r>
+              <w:t>Traces or tests a changed case accurately</w:t>
+            </w:r>
+          </w:p>
+        </w:tc>
+      </w:tr>
+      <w:tr>
+        <w:tc>
+          <w:tcPr>
+            <w:tcW w:type="dxa" w:w="2556"/>
+          </w:tcPr>
+          <w:p>
+            <w:r>
+              <w:t>Limits and revision</w:t>
+            </w:r>
+          </w:p>
+        </w:tc>
+        <w:tc>
+          <w:tcPr>
+            <w:tcW w:type="dxa" w:w="2556"/>
+          </w:tcPr>
+          <w:p>
+            <w:r>
+              <w:t>Claims more than evidence supports</w:t>
+            </w:r>
+          </w:p>
+        </w:tc>
+        <w:tc>
+          <w:tcPr>
+            <w:tcW w:type="dxa" w:w="2556"/>
+          </w:tcPr>
+          <w:p>
+            <w:r>
+              <w:t>Names a limit after a prompt</w:t>
+            </w:r>
+          </w:p>
+        </w:tc>
+        <w:tc>
+          <w:tcPr>
+            <w:tcW w:type="dxa" w:w="2556"/>
+          </w:tcPr>
+          <w:p>
+            <w:r>
+              <w:t>States a defensible limit and useful next test</w:t>
+            </w:r>
+          </w:p>
+        </w:tc>
+      </w:tr>
+    </w:tbl>
+    <w:p>
+      <w:r>
+        <w:t>Project checkpoint: Prepare the demonstration. Gather reproducible instructions, evidence, access checks and remaining limitations.</w:t>
+      </w:r>
+    </w:p>
+    <w:p>
+      <w:r>
+        <w:t>Use the weekly teacher answer for topic-specific reasoning. A saved progress tick is an activity record; judge mastery from the learner’s explanation and evidence.</w:t>
+      </w:r>
+    </w:p>
     <w:sectPr>
       <w:pgSz w:w="12240" w:h="15840"/>
       <w:pgMar w:top="936" w:right="1008" w:bottom="936" w:left="1008" w:header="720" w:footer="720" w:gutter="0"/>

--- a/downloads/teacher/ai-7-week-26.docx
+++ b/downloads/teacher/ai-7-week-26.docx
@@ -2364,6 +2364,39 @@
         <w:t>Use the weekly teacher answer for topic-specific reasoning. A saved progress tick is an activity record; judge mastery from the learner’s explanation and evidence.</w:t>
       </w:r>
     </w:p>
+    <w:p>
+      <w:pPr>
+        <w:pStyle w:val="Heading1"/>
+      </w:pPr>
+      <w:r>
+        <w:t>08. Use feedback, labs and repair paths</w:t>
+      </w:r>
+    </w:p>
+    <w:p>
+      <w:r>
+        <w:t>Use the two formative questions as supported practice, not as independent mastery scores. Discuss the deciding evidence rather than accepting a guessed selection.</w:t>
+      </w:r>
+    </w:p>
+    <w:p>
+      <w:r>
+        <w:t>The feedback comes from the reviewed public worked case. Do not reveal the separately reserved independent teacher answer until the learner has attempted that case.</w:t>
+      </w:r>
+    </w:p>
+    <w:p>
+      <w:r>
+        <w:t>Ask students to predict before running code. Preserve errors and actual outputs; collect a changed test and an explanation. The branch-boundary and indexing lessons deliberately include failure cases.</w:t>
+      </w:r>
+    </w:p>
+    <w:p>
+      <w:r>
+        <w:t>Use the earlier worked-explanation links to address a specific missing building block, then return to the current question. Adapt this suggestion after observing the learner; it is not an automatic diagnosis.</w:t>
+      </w:r>
+    </w:p>
+    <w:p>
+      <w:r>
+        <w:t>Collect the completed-work portfolio as evidence. Record support separately from correctness, and assess explanation, trace/test and limitations. Progress ticks and quiz selections alone do not establish mastery.</w:t>
+      </w:r>
+    </w:p>
     <w:sectPr>
       <w:pgSz w:w="12240" w:h="15840"/>
       <w:pgMar w:top="936" w:right="1008" w:bottom="936" w:left="1008" w:header="720" w:footer="720" w:gutter="0"/>

--- a/downloads/teacher/ai-7-week-26.docx
+++ b/downloads/teacher/ai-7-week-26.docx
@@ -29,16 +29,39 @@
       </w:r>
     </w:p>
     <w:p>
-      <w:pPr>
-        <w:pStyle w:val="Heading3"/>
-      </w:pPr>
-      <w:r>
-        <w:t>Teach the learning cycle</w:t>
+      <w:r>
+        <w:t>Prepare Inspecting failures and anomalies: check the target, prerequisites, resources and adaptable teaching schedule.</w:t>
       </w:r>
     </w:p>
     <w:p>
-      <w:r>
-        <w:t>Primary target: Explain the mechanism and terminology of inspecting failures and anomalies</w:t>
+      <w:pPr>
+        <w:pStyle w:val="Heading3"/>
+      </w:pPr>
+      <w:r>
+        <w:t>Teach the learning cycle</w:t>
+      </w:r>
+    </w:p>
+    <w:p>
+      <w:pPr>
+        <w:spacing w:line="336" w:lineRule="auto" w:after="180"/>
+      </w:pPr>
+      <w:r>
+        <w:rPr>
+          <w:b w:val="0"/>
+        </w:rPr>
+        <w:t xml:space="preserve">Primary target: Explain the </w:t>
+      </w:r>
+      <w:r>
+        <w:rPr>
+          <w:b/>
+        </w:rPr>
+        <w:t>mechanism</w:t>
+      </w:r>
+      <w:r>
+        <w:rPr>
+          <w:b w:val="0"/>
+        </w:rPr>
+        <w:t xml:space="preserve"> and terminology of inspecting failures and anomalies</w:t>
       </w:r>
     </w:p>
     <w:tbl>
@@ -185,16 +208,37 @@
       </w:tr>
     </w:tbl>
     <w:p>
-      <w:r>
-        <w:t>This is a starting allocation of 135 minutes, not a validated duration. Preserve all named topics. Schedule extra time for connected examples, the full investigation, independent cases and project building. Repeated copies of a case share one recorded attempt; they are not new evidence.</w:t>
+      <w:pPr>
+        <w:spacing w:line="336" w:lineRule="auto" w:after="180"/>
+      </w:pPr>
+      <w:r>
+        <w:rPr>
+          <w:b w:val="0"/>
+        </w:rPr>
+        <w:t>This is a starting allocation of 135 minutes, not a validated duration. Preserve all named topics. Schedule extra time for connected examples, the full investigation, independent cases and project building.</w:t>
       </w:r>
     </w:p>
     <w:p>
       <w:pPr>
-        <w:pStyle w:val="Heading3"/>
-      </w:pPr>
-      <w:r>
-        <w:t>Retrieval answer guidance</w:t>
+        <w:spacing w:line="336" w:lineRule="auto" w:after="180"/>
+      </w:pPr>
+      <w:r>
+        <w:rPr>
+          <w:b w:val="0"/>
+        </w:rPr>
+        <w:t xml:space="preserve">Repeated copies of a case share one recorded attempt; they are not new </w:t>
+      </w:r>
+      <w:r>
+        <w:rPr>
+          <w:b/>
+        </w:rPr>
+        <w:t>evidence</w:t>
+      </w:r>
+      <w:r>
+        <w:rPr>
+          <w:b w:val="0"/>
+        </w:rPr>
+        <w:t>.</w:t>
       </w:r>
     </w:p>
     <w:p>
@@ -202,178 +246,578 @@
         <w:pStyle w:val="Heading3"/>
       </w:pPr>
       <w:r>
-        <w:t>Running the primary experiment</w:t>
+        <w:t>Retrieval answer guidance</w:t>
       </w:r>
     </w:p>
     <w:p>
-      <w:r>
-        <w:t>Without opening the old lesson, explain one key idea from Running the primary experiment. Give an example and a mistake that the idea helps you avoid.</w:t>
+      <w:pPr>
+        <w:pStyle w:val="Heading3"/>
+      </w:pPr>
+      <w:r>
+        <w:t>Running the primary experiment</w:t>
       </w:r>
     </w:p>
     <w:p>
-      <w:r>
-        <w:t>Look for: Explain the mechanism and terminology of running the primary experiment</w:t>
+      <w:pPr>
+        <w:spacing w:line="336" w:lineRule="auto" w:after="180"/>
+      </w:pPr>
+      <w:r>
+        <w:rPr>
+          <w:b w:val="0"/>
+        </w:rPr>
+        <w:t>Without opening the old lesson, explain one key idea from Running the primary experiment. Give an example and a mistake that the idea helps you avoid.</w:t>
       </w:r>
     </w:p>
     <w:p>
-      <w:r>
-        <w:t>Reference example, not the only acceptable wording: Teacher explanation: The primary experiment follows the frozen plan and captures every eligible outcome. Unexpected failures are recorded rather than silently retried away. Run declared cases, store raw paired results and deviations, and keep primary analysis separate from exploratory repairs. Stop or escalate only according to the stated rule.</w:t>
+      <w:pPr>
+        <w:spacing w:line="336" w:lineRule="auto" w:after="180"/>
+      </w:pPr>
+      <w:r>
+        <w:rPr>
+          <w:b w:val="0"/>
+        </w:rPr>
+        <w:t xml:space="preserve">Look for: Explain the </w:t>
+      </w:r>
+      <w:r>
+        <w:rPr>
+          <w:b/>
+        </w:rPr>
+        <w:t>mechanism</w:t>
+      </w:r>
+      <w:r>
+        <w:rPr>
+          <w:b w:val="0"/>
+        </w:rPr>
+        <w:t xml:space="preserve"> and terminology of running the primary experiment</w:t>
       </w:r>
     </w:p>
     <w:p>
       <w:pPr>
-        <w:pStyle w:val="Heading3"/>
-      </w:pPr>
-      <w:r>
-        <w:t>Power and resource tradeoffs</w:t>
+        <w:spacing w:line="336" w:lineRule="auto" w:after="180"/>
+      </w:pPr>
+      <w:r>
+        <w:rPr>
+          <w:b w:val="0"/>
+        </w:rPr>
+        <w:t>Reference example, not the only acceptable wording: Teacher explanation: The primary experiment follows the frozen plan and captures every eligible outcome. Unexpected failures are recorded rather than silently retried away.</w:t>
       </w:r>
     </w:p>
     <w:p>
-      <w:r>
-        <w:t>Without opening the old lesson, explain one key idea from Power and resource tradeoffs. Give an example and a mistake that the idea helps you avoid.</w:t>
+      <w:pPr>
+        <w:spacing w:line="336" w:lineRule="auto" w:after="180"/>
+      </w:pPr>
+      <w:r>
+        <w:rPr>
+          <w:b w:val="0"/>
+        </w:rPr>
+        <w:t>Run declared cases, store raw paired results and deviations, and keep primary analysis separate from exploratory repairs. Stop or escalate only according to the stated rule.</w:t>
       </w:r>
     </w:p>
     <w:p>
-      <w:r>
-        <w:t>Look for: Explain the mechanism and terminology of power and resource tradeoffs</w:t>
+      <w:pPr>
+        <w:pStyle w:val="Heading3"/>
+      </w:pPr>
+      <w:r>
+        <w:t>Power and resource tradeoffs</w:t>
       </w:r>
     </w:p>
     <w:p>
-      <w:r>
-        <w:t>Reference example, not the only acceptable wording: Teacher explanation: Power concerns detecting a declared effect under a specified model and test. Planning depends on effect size, variability, unit independence and budget. Use supplied simulation results rather than an unsupported universal sample-size rule. Estimated detection frequency is detections/simulated alternative trials; false positives require null trials separately.</w:t>
+      <w:pPr>
+        <w:spacing w:line="336" w:lineRule="auto" w:after="180"/>
+      </w:pPr>
+      <w:r>
+        <w:rPr>
+          <w:b w:val="0"/>
+        </w:rPr>
+        <w:t>Without opening the old lesson, explain one key idea from Power and resource tradeoffs. Give an example and a mistake that the idea helps you avoid.</w:t>
       </w:r>
     </w:p>
     <w:p>
       <w:pPr>
-        <w:pStyle w:val="Heading3"/>
-      </w:pPr>
-      <w:r>
-        <w:t>Privacy and data governance</w:t>
+        <w:spacing w:line="336" w:lineRule="auto" w:after="180"/>
+      </w:pPr>
+      <w:r>
+        <w:rPr>
+          <w:b w:val="0"/>
+        </w:rPr>
+        <w:t xml:space="preserve">Look for: Explain the </w:t>
+      </w:r>
+      <w:r>
+        <w:rPr>
+          <w:b/>
+        </w:rPr>
+        <w:t>mechanism</w:t>
+      </w:r>
+      <w:r>
+        <w:rPr>
+          <w:b w:val="0"/>
+        </w:rPr>
+        <w:t xml:space="preserve"> and terminology of power and resource tradeoffs</w:t>
       </w:r>
     </w:p>
     <w:p>
-      <w:r>
-        <w:t>Without opening the old lesson, explain one key idea from Privacy and data governance. Give an example and a mistake that the idea helps you avoid.</w:t>
+      <w:pPr>
+        <w:spacing w:line="336" w:lineRule="auto" w:after="180"/>
+      </w:pPr>
+      <w:r>
+        <w:rPr>
+          <w:b w:val="0"/>
+        </w:rPr>
+        <w:t>Reference example, not the only acceptable wording: Teacher explanation: Power concerns detecting a declared effect under a specified model and test. Planning depends on effect size, variability, unit independence and budget.</w:t>
       </w:r>
     </w:p>
     <w:p>
-      <w:r>
-        <w:t>Look for: Explain the mechanism and terminology of privacy and data governance</w:t>
+      <w:pPr>
+        <w:spacing w:line="336" w:lineRule="auto" w:after="180"/>
+      </w:pPr>
+      <w:r>
+        <w:rPr>
+          <w:b w:val="0"/>
+        </w:rPr>
+        <w:t>Use supplied simulation results rather than an unsupported universal sample-size rule. Estimated detection frequency is detections/simulated alternative trials; false positives require null trials separately.</w:t>
       </w:r>
     </w:p>
     <w:p>
-      <w:r>
-        <w:t>Reference example, not the only acceptable wording: Teacher explanation: Data governance specifies who may use which records, for what purpose and for how long. Coded data can still be reidentifiable. For fictional records separate participant-code table from analysis values; limit access and retention. Remove unnecessary fields and small-group details before a permitted aggregate export.</w:t>
+      <w:pPr>
+        <w:pStyle w:val="Heading3"/>
+      </w:pPr>
+      <w:r>
+        <w:t>Privacy and data governance</w:t>
       </w:r>
     </w:p>
     <w:p>
-      <w:r>
-        <w:t>Two 45-minute sessions. Failure inspection generates explanations to test. An unusual result is not automatically a bad data point. Use the supplied constructed scenarios to make the mechanism inspectable. Collect W4 before sharing solutions. Students should name intermediate evidence and limitations; classroom pacing and learning effectiveness remain unvalidated.</w:t>
+      <w:pPr>
+        <w:spacing w:line="336" w:lineRule="auto" w:after="180"/>
+      </w:pPr>
+      <w:r>
+        <w:rPr>
+          <w:b w:val="0"/>
+        </w:rPr>
+        <w:t>Without opening the old lesson, explain one key idea from Privacy and data governance. Give an example and a mistake that the idea helps you avoid.</w:t>
       </w:r>
     </w:p>
     <w:p>
       <w:pPr>
-        <w:pStyle w:val="Heading3"/>
-      </w:pPr>
-      <w:r>
-        <w:t>Outcomes</w:t>
+        <w:spacing w:line="336" w:lineRule="auto" w:after="180"/>
+      </w:pPr>
+      <w:r>
+        <w:rPr>
+          <w:b w:val="0"/>
+        </w:rPr>
+        <w:t xml:space="preserve">Look for: Explain the </w:t>
+      </w:r>
+      <w:r>
+        <w:rPr>
+          <w:b/>
+        </w:rPr>
+        <w:t>mechanism</w:t>
+      </w:r>
+      <w:r>
+        <w:rPr>
+          <w:b w:val="0"/>
+        </w:rPr>
+        <w:t xml:space="preserve"> and terminology of privacy and data governance</w:t>
       </w:r>
     </w:p>
     <w:p>
-      <w:r>
-        <w:t>Explain the mechanism and terminology of inspecting failures and anomalies</w:t>
+      <w:pPr>
+        <w:spacing w:line="336" w:lineRule="auto" w:after="180"/>
+      </w:pPr>
+      <w:r>
+        <w:rPr>
+          <w:b w:val="0"/>
+        </w:rPr>
+        <w:t>Reference example, not the only acceptable wording: Teacher explanation: Data governance specifies who may use which records, for what purpose and for how long. Coded data can still be reidentifiable.</w:t>
       </w:r>
     </w:p>
     <w:p>
-      <w:r>
-        <w:t>Apply the stated procedure to a new case with a traceable result</w:t>
+      <w:pPr>
+        <w:spacing w:line="336" w:lineRule="auto" w:after="180"/>
+      </w:pPr>
+      <w:r>
+        <w:rPr>
+          <w:b w:val="0"/>
+        </w:rPr>
+        <w:t>For fictional records separate participant-code table from analysis values; limit access and retention. Remove unnecessary fields and small-group details before a permitted aggregate export.</w:t>
       </w:r>
     </w:p>
     <w:p>
-      <w:r>
-        <w:t>Identify an assumption or limitation and design a revealing follow-up</w:t>
+      <w:pPr>
+        <w:spacing w:line="336" w:lineRule="auto" w:after="180"/>
+      </w:pPr>
+      <w:r>
+        <w:rPr>
+          <w:b w:val="0"/>
+        </w:rPr>
+        <w:t xml:space="preserve">Two 45-minute sessions. Failure inspection generates explanations to test. An unusual result is not automatically a bad data point. Use the supplied constructed scenarios to make the </w:t>
+      </w:r>
+      <w:r>
+        <w:rPr>
+          <w:b/>
+        </w:rPr>
+        <w:t>mechanism</w:t>
+      </w:r>
+      <w:r>
+        <w:rPr>
+          <w:b w:val="0"/>
+        </w:rPr>
+        <w:t xml:space="preserve"> inspectable.</w:t>
       </w:r>
     </w:p>
     <w:p>
       <w:pPr>
-        <w:pStyle w:val="Heading3"/>
-      </w:pPr>
-      <w:r>
-        <w:t>Preparation</w:t>
+        <w:spacing w:line="336" w:lineRule="auto" w:after="180"/>
+      </w:pPr>
+      <w:r>
+        <w:rPr>
+          <w:b w:val="0"/>
+        </w:rPr>
+        <w:t xml:space="preserve">Collect W4 before sharing solutions. Students should name intermediate </w:t>
+      </w:r>
+      <w:r>
+        <w:rPr>
+          <w:b/>
+        </w:rPr>
+        <w:t>evidence</w:t>
+      </w:r>
+      <w:r>
+        <w:rPr>
+          <w:b w:val="0"/>
+        </w:rPr>
+        <w:t xml:space="preserve"> and limitations; classroom pacing and learning effectiveness remain unvalidated.</w:t>
       </w:r>
     </w:p>
     <w:p>
-      <w:r>
-        <w:t>Lesson and workbook; paper and pencil</w:t>
+      <w:pPr>
+        <w:pStyle w:val="Heading3"/>
+      </w:pPr>
+      <w:r>
+        <w:t>Outcomes</w:t>
       </w:r>
     </w:p>
     <w:p>
-      <w:r>
-        <w:t>Calculator and optional local Python 3 for arithmetic; no live API or private data</w:t>
+      <w:pPr>
+        <w:spacing w:line="336" w:lineRule="auto" w:after="180"/>
+      </w:pPr>
+      <w:r>
+        <w:rPr>
+          <w:b w:val="0"/>
+        </w:rPr>
+        <w:t xml:space="preserve">Explain the </w:t>
+      </w:r>
+      <w:r>
+        <w:rPr>
+          <w:b/>
+        </w:rPr>
+        <w:t>mechanism</w:t>
+      </w:r>
+      <w:r>
+        <w:rPr>
+          <w:b w:val="0"/>
+        </w:rPr>
+        <w:t xml:space="preserve"> and terminology of inspecting failures and anomalies</w:t>
       </w:r>
     </w:p>
     <w:p>
-      <w:r>
-        <w:t>Prepare the fresh retry separately and withhold its solution until after collection</w:t>
+      <w:pPr>
+        <w:spacing w:line="336" w:lineRule="auto" w:after="180"/>
+      </w:pPr>
+      <w:r>
+        <w:rPr>
+          <w:b w:val="0"/>
+        </w:rPr>
+        <w:t>Apply the stated procedure to a new case with a traceable result</w:t>
       </w:r>
     </w:p>
     <w:p>
       <w:pPr>
-        <w:pStyle w:val="Heading3"/>
-      </w:pPr>
-      <w:r>
-        <w:t>Prerequisite answer</w:t>
+        <w:spacing w:line="336" w:lineRule="auto" w:after="180"/>
+      </w:pPr>
+      <w:r>
+        <w:rPr>
+          <w:b w:val="0"/>
+        </w:rPr>
+        <w:t>Identify an assumption or limitation and design a revealing follow-up</w:t>
       </w:r>
     </w:p>
     <w:p>
-      <w:r>
-        <w:t>A result depends on the inputs, procedure and conditions that produced it. Preserve data roles and distinguish observed outcomes from predictions or unmeasured conditions. If the prior concept cannot be explained, use a short retrieval activity before this chapter.</w:t>
+      <w:pPr>
+        <w:pStyle w:val="Heading3"/>
+      </w:pPr>
+      <w:r>
+        <w:t>Preparation</w:t>
       </w:r>
     </w:p>
     <w:p>
       <w:pPr>
-        <w:pStyle w:val="Heading3"/>
-      </w:pPr>
-      <w:r>
-        <w:t>End goal for the pictorial case</w:t>
+        <w:spacing w:line="336" w:lineRule="auto" w:after="180"/>
+      </w:pPr>
+      <w:r>
+        <w:rPr>
+          <w:b w:val="0"/>
+        </w:rPr>
+        <w:t>Lesson and workbook; paper and pencil</w:t>
       </w:r>
     </w:p>
     <w:p>
-      <w:r>
-        <w:t>Explain inspecting failures and anomalies using the records and boundaries of this fictional investigation.</w:t>
+      <w:pPr>
+        <w:spacing w:line="336" w:lineRule="auto" w:after="180"/>
+      </w:pPr>
+      <w:r>
+        <w:rPr>
+          <w:b w:val="0"/>
+        </w:rPr>
+        <w:t>Calculator and optional local Python 3 for arithmetic; no live API or private data</w:t>
       </w:r>
     </w:p>
     <w:p>
-      <w:r>
-        <w:t>This added worked case illustrates the week’s main idea. Retain all original and connected topics; schedule its practice within the teaching cycle.</w:t>
+      <w:pPr>
+        <w:spacing w:line="336" w:lineRule="auto" w:after="180"/>
+      </w:pPr>
+      <w:r>
+        <w:rPr>
+          <w:b w:val="0"/>
+        </w:rPr>
+        <w:t>Prepare the fresh retry separately and withhold its solution until after collection</w:t>
       </w:r>
     </w:p>
     <w:p>
       <w:pPr>
-        <w:pStyle w:val="Heading1"/>
-      </w:pPr>
-      <w:r>
-        <w:t>02. Explain and model the mechanism</w:t>
+        <w:pStyle w:val="Heading3"/>
+      </w:pPr>
+      <w:r>
+        <w:t>Prerequisite answer</w:t>
       </w:r>
     </w:p>
     <w:p>
-      <w:r>
-        <w:t>Failure inspection generates explanations to test. An unusual result is not automatically a bad data point.</w:t>
+      <w:pPr>
+        <w:spacing w:line="336" w:lineRule="auto" w:after="180"/>
+      </w:pPr>
+      <w:r>
+        <w:rPr>
+          <w:b w:val="0"/>
+        </w:rPr>
+        <w:t xml:space="preserve">A result depends on the </w:t>
+      </w:r>
+      <w:r>
+        <w:rPr>
+          <w:b/>
+        </w:rPr>
+        <w:t>input</w:t>
+      </w:r>
+      <w:r>
+        <w:rPr>
+          <w:b w:val="0"/>
+        </w:rPr>
+        <w:t xml:space="preserve">s, procedure and conditions that produced it. Preserve data roles and distinguish observed outcomes from </w:t>
+      </w:r>
+      <w:r>
+        <w:rPr>
+          <w:b/>
+        </w:rPr>
+        <w:t>prediction</w:t>
+      </w:r>
+      <w:r>
+        <w:rPr>
+          <w:b w:val="0"/>
+        </w:rPr>
+        <w:t>s or unmeasured conditions.</w:t>
       </w:r>
     </w:p>
     <w:p>
-      <w:r>
-        <w:t>Begin by writing the question the procedure is intended to answer. Identify the information already supplied, the information it will produce and the information still missing. These are constructed classroom examples; they do not require live accounts, private records or an external service. Do not treat a plausible explanation as a measured outcome.</w:t>
+      <w:pPr>
+        <w:spacing w:line="336" w:lineRule="auto" w:after="180"/>
+      </w:pPr>
+      <w:r>
+        <w:rPr>
+          <w:b w:val="0"/>
+        </w:rPr>
+        <w:t>If the prior concept cannot be explained, use a short retrieval activity before this chapter.</w:t>
       </w:r>
     </w:p>
     <w:p>
-      <w:r>
-        <w:t>Compare raw outputs, input validity and procedure traces. Correct demonstrable measurement errors with provenance; retain valid unusual observations. Label post-result investigations exploratory.</w:t>
+      <w:pPr>
+        <w:pStyle w:val="Heading3"/>
+      </w:pPr>
+      <w:r>
+        <w:t>End goal for the pictorial case</w:t>
       </w:r>
     </w:p>
     <w:p>
-      <w:r>
-        <w:t>Before applying the procedure, write its units, denominator or decision boundary where relevant. A partner should be able to repeat each step using the same inputs. If a required input is absent or violates the stated contract, record that condition explicitly instead of quietly replacing it with a convenient value.</w:t>
+      <w:pPr>
+        <w:spacing w:line="336" w:lineRule="auto" w:after="180"/>
+      </w:pPr>
+      <w:r>
+        <w:rPr>
+          <w:b w:val="0"/>
+        </w:rPr>
+        <w:t>Explain inspecting failures and anomalies using the records and boundaries of this fictional investigation.</w:t>
+      </w:r>
+    </w:p>
+    <w:p>
+      <w:pPr>
+        <w:spacing w:line="336" w:lineRule="auto" w:after="180"/>
+      </w:pPr>
+      <w:r>
+        <w:rPr>
+          <w:b w:val="0"/>
+        </w:rPr>
+        <w:t>This added worked case illustrates the week’s main idea. Retain all original and connected topics; schedule its practice within the teaching cycle.</w:t>
+      </w:r>
+    </w:p>
+    <w:p>
+      <w:pPr>
+        <w:pStyle w:val="Heading1"/>
+      </w:pPr>
+      <w:r>
+        <w:t>02. Explain and model the mechanism</w:t>
+      </w:r>
+    </w:p>
+    <w:p>
+      <w:r>
+        <w:t>Model Inspecting failures and anomalies using the supplied case, labelled mechanism and reasoning. Make the scope of each conclusion explicit.</w:t>
+      </w:r>
+    </w:p>
+    <w:p>
+      <w:pPr>
+        <w:spacing w:line="336" w:lineRule="auto" w:after="180"/>
+      </w:pPr>
+      <w:r>
+        <w:rPr>
+          <w:b w:val="0"/>
+        </w:rPr>
+        <w:t>Failure inspection generates explanations to test. An unusual result is not automatically a bad data point.</w:t>
+      </w:r>
+    </w:p>
+    <w:p>
+      <w:pPr>
+        <w:pStyle w:val="Heading3"/>
+      </w:pPr>
+      <w:r>
+        <w:t>Explain Inspecting failures and anomalies · 1</w:t>
+      </w:r>
+    </w:p>
+    <w:p>
+      <w:pPr>
+        <w:spacing w:line="336" w:lineRule="auto" w:after="180"/>
+      </w:pPr>
+      <w:r>
+        <w:rPr>
+          <w:b w:val="0"/>
+        </w:rPr>
+        <w:t>Begin by writing the question the procedure is intended to answer. Identify the information already supplied, the information it will produce and the information still missing.</w:t>
+      </w:r>
+    </w:p>
+    <w:p>
+      <w:pPr>
+        <w:spacing w:line="336" w:lineRule="auto" w:after="180"/>
+      </w:pPr>
+      <w:r>
+        <w:rPr>
+          <w:b w:val="0"/>
+        </w:rPr>
+        <w:t>These are constructed classroom examples; they do not require live accounts, private records or an external service. Do not treat a plausible explanation as a measured outcome.</w:t>
+      </w:r>
+    </w:p>
+    <w:p>
+      <w:pPr>
+        <w:spacing w:line="336" w:lineRule="auto" w:after="180"/>
+      </w:pPr>
+      <w:r>
+        <w:rPr>
+          <w:b w:val="0"/>
+        </w:rPr>
+        <w:t xml:space="preserve">Compare raw </w:t>
+      </w:r>
+      <w:r>
+        <w:rPr>
+          <w:b/>
+        </w:rPr>
+        <w:t>output</w:t>
+      </w:r>
+      <w:r>
+        <w:rPr>
+          <w:b w:val="0"/>
+        </w:rPr>
+        <w:t xml:space="preserve">s, </w:t>
+      </w:r>
+      <w:r>
+        <w:rPr>
+          <w:b/>
+        </w:rPr>
+        <w:t>input</w:t>
+      </w:r>
+      <w:r>
+        <w:rPr>
+          <w:b w:val="0"/>
+        </w:rPr>
+        <w:t xml:space="preserve"> validity and procedure traces. Correct demonstrable measurement errors with provenance; retain valid unusual </w:t>
+      </w:r>
+      <w:r>
+        <w:rPr>
+          <w:b/>
+        </w:rPr>
+        <w:t>observation</w:t>
+      </w:r>
+      <w:r>
+        <w:rPr>
+          <w:b w:val="0"/>
+        </w:rPr>
+        <w:t>s. Label post-result investigations exploratory.</w:t>
+      </w:r>
+    </w:p>
+    <w:p>
+      <w:pPr>
+        <w:pStyle w:val="Heading3"/>
+      </w:pPr>
+      <w:r>
+        <w:t>Explain Inspecting failures and anomalies · 2</w:t>
+      </w:r>
+    </w:p>
+    <w:p>
+      <w:pPr>
+        <w:spacing w:line="336" w:lineRule="auto" w:after="180"/>
+      </w:pPr>
+      <w:r>
+        <w:rPr>
+          <w:b w:val="0"/>
+        </w:rPr>
+        <w:t xml:space="preserve">Before applying the procedure, write its units, denominator or decision boundary where relevant. A partner should be able to repeat each step using the same </w:t>
+      </w:r>
+      <w:r>
+        <w:rPr>
+          <w:b/>
+        </w:rPr>
+        <w:t>input</w:t>
+      </w:r>
+      <w:r>
+        <w:rPr>
+          <w:b w:val="0"/>
+        </w:rPr>
+        <w:t>s.</w:t>
+      </w:r>
+    </w:p>
+    <w:p>
+      <w:pPr>
+        <w:spacing w:line="336" w:lineRule="auto" w:after="180"/>
+      </w:pPr>
+      <w:r>
+        <w:rPr>
+          <w:b w:val="0"/>
+        </w:rPr>
+        <w:t xml:space="preserve">If a required </w:t>
+      </w:r>
+      <w:r>
+        <w:rPr>
+          <w:b/>
+        </w:rPr>
+        <w:t>input</w:t>
+      </w:r>
+      <w:r>
+        <w:rPr>
+          <w:b w:val="0"/>
+        </w:rPr>
+        <w:t xml:space="preserve"> is absent or violates the stated contract, record that condition explicitly instead of quietly replacing it with a convenient value.</w:t>
       </w:r>
     </w:p>
     <w:tbl>
@@ -571,36 +1015,222 @@
       </w:r>
     </w:p>
     <w:p>
-      <w:r>
-        <w:t>Guided: The slow valid case must remain in the declared primary analysis. Investigate mechanism separately; mean5 and median2 reveal different aspects. Qualification: Post-hoc exclusion based on an unwanted outcome can distort the conclusion. Exit: accept a concrete variation with its predicted outcome and a stated condition that would challenge the mechanism; reject a claim resting on unmeasured evidence.</w:t>
+      <w:pPr>
+        <w:pStyle w:val="Heading3"/>
+      </w:pPr>
+      <w:r>
+        <w:t>Explain Inspecting failures and anomalies · 3</w:t>
       </w:r>
     </w:p>
     <w:p>
       <w:pPr>
-        <w:pStyle w:val="Heading3"/>
-      </w:pPr>
-      <w:r>
-        <w:t>Model the reasoning aloud</w:t>
+        <w:spacing w:line="336" w:lineRule="auto" w:after="180"/>
+      </w:pPr>
+      <w:r>
+        <w:rPr>
+          <w:b w:val="0"/>
+        </w:rPr>
+        <w:t xml:space="preserve">Guided: The slow valid case must remain in the declared primary analysis. Investigate </w:t>
+      </w:r>
+      <w:r>
+        <w:rPr>
+          <w:b/>
+        </w:rPr>
+        <w:t>mechanism</w:t>
+      </w:r>
+      <w:r>
+        <w:rPr>
+          <w:b w:val="0"/>
+        </w:rPr>
+        <w:t xml:space="preserve"> separately; mean5 and median2 reveal different aspects.</w:t>
       </w:r>
     </w:p>
     <w:p>
-      <w:r>
-        <w:t>Use the complete worked example below before asking learners to complete W2. Reveal a small part, invite a prediction, then explain the deciding step. These teacher notes contain solutions; do not reveal the independent case answer during modelling.</w:t>
+      <w:pPr>
+        <w:spacing w:line="336" w:lineRule="auto" w:after="180"/>
+      </w:pPr>
+      <w:r>
+        <w:rPr>
+          <w:b w:val="0"/>
+        </w:rPr>
+        <w:t>Qualification: Post-hoc exclusion based on an unwanted outcome can distort the conclusion.</w:t>
       </w:r>
     </w:p>
     <w:p>
-      <w:r>
-        <w:t>Durations1, 2, 2, 15 seconds are all valid traces. Team deletes15 as an outlier without a rule.</w:t>
+      <w:pPr>
+        <w:spacing w:line="336" w:lineRule="auto" w:after="180"/>
+      </w:pPr>
+      <w:r>
+        <w:rPr>
+          <w:b w:val="0"/>
+        </w:rPr>
+        <w:t xml:space="preserve">Exit: accept a concrete variation with its predicted outcome and a stated condition that would challenge the </w:t>
+      </w:r>
+      <w:r>
+        <w:rPr>
+          <w:b/>
+        </w:rPr>
+        <w:t>mechanism</w:t>
+      </w:r>
+      <w:r>
+        <w:rPr>
+          <w:b w:val="0"/>
+        </w:rPr>
+        <w:t xml:space="preserve">; reject a claim resting on unmeasured </w:t>
+      </w:r>
+      <w:r>
+        <w:rPr>
+          <w:b/>
+        </w:rPr>
+        <w:t>evidence</w:t>
+      </w:r>
+      <w:r>
+        <w:rPr>
+          <w:b w:val="0"/>
+        </w:rPr>
+        <w:t>.</w:t>
       </w:r>
     </w:p>
     <w:p>
-      <w:r>
-        <w:t>The slow valid case must remain in the declared primary analysis. Investigate mechanism separately; mean5 and median2 reveal different aspects.</w:t>
+      <w:pPr>
+        <w:pStyle w:val="Heading3"/>
+      </w:pPr>
+      <w:r>
+        <w:t>Model the reasoning aloud</w:t>
       </w:r>
     </w:p>
     <w:p>
-      <w:r>
-        <w:t>Compare the intermediate evidence with the final statement. Explain why each number or decision follows from the stated inputs. The conclusion belongs to this scenario and procedure; changing the inputs, evaluation population or authority can change what it establishes. Retain the raw record so a later revision can be compared honestly.</w:t>
+      <w:pPr>
+        <w:spacing w:line="336" w:lineRule="auto" w:after="180"/>
+      </w:pPr>
+      <w:r>
+        <w:rPr>
+          <w:b w:val="0"/>
+        </w:rPr>
+        <w:t xml:space="preserve">Use the complete worked example below before asking learners to complete W2. Reveal a small part, invite a </w:t>
+      </w:r>
+      <w:r>
+        <w:rPr>
+          <w:b/>
+        </w:rPr>
+        <w:t>prediction</w:t>
+      </w:r>
+      <w:r>
+        <w:rPr>
+          <w:b w:val="0"/>
+        </w:rPr>
+        <w:t>, then explain the deciding step.</w:t>
+      </w:r>
+    </w:p>
+    <w:p>
+      <w:pPr>
+        <w:spacing w:line="336" w:lineRule="auto" w:after="180"/>
+      </w:pPr>
+      <w:r>
+        <w:rPr>
+          <w:b w:val="0"/>
+        </w:rPr>
+        <w:t>These teacher notes contain solutions; do not reveal the independent case answer during modelling.</w:t>
+      </w:r>
+    </w:p>
+    <w:p>
+      <w:pPr>
+        <w:spacing w:line="336" w:lineRule="auto" w:after="180"/>
+      </w:pPr>
+      <w:r>
+        <w:rPr>
+          <w:b w:val="0"/>
+        </w:rPr>
+        <w:t>Durations1, 2, 2, 15 seconds are all valid traces. Team deletes15 as an outlier without a rule.</w:t>
+      </w:r>
+    </w:p>
+    <w:p>
+      <w:pPr>
+        <w:spacing w:line="336" w:lineRule="auto" w:after="180"/>
+      </w:pPr>
+      <w:r>
+        <w:rPr>
+          <w:b w:val="0"/>
+        </w:rPr>
+        <w:t xml:space="preserve">The slow valid case must remain in the declared primary analysis. Investigate </w:t>
+      </w:r>
+      <w:r>
+        <w:rPr>
+          <w:b/>
+        </w:rPr>
+        <w:t>mechanism</w:t>
+      </w:r>
+      <w:r>
+        <w:rPr>
+          <w:b w:val="0"/>
+        </w:rPr>
+        <w:t xml:space="preserve"> separately; mean5 and median2 reveal different aspects.</w:t>
+      </w:r>
+    </w:p>
+    <w:p>
+      <w:pPr>
+        <w:pStyle w:val="Heading3"/>
+      </w:pPr>
+      <w:r>
+        <w:t>Model the reasoning aloud · 4</w:t>
+      </w:r>
+    </w:p>
+    <w:p>
+      <w:pPr>
+        <w:spacing w:line="336" w:lineRule="auto" w:after="180"/>
+      </w:pPr>
+      <w:r>
+        <w:rPr>
+          <w:b w:val="0"/>
+        </w:rPr>
+        <w:t xml:space="preserve">Compare the intermediate </w:t>
+      </w:r>
+      <w:r>
+        <w:rPr>
+          <w:b/>
+        </w:rPr>
+        <w:t>evidence</w:t>
+      </w:r>
+      <w:r>
+        <w:rPr>
+          <w:b w:val="0"/>
+        </w:rPr>
+        <w:t xml:space="preserve"> with the final statement. Explain why each number or decision follows from the stated </w:t>
+      </w:r>
+      <w:r>
+        <w:rPr>
+          <w:b/>
+        </w:rPr>
+        <w:t>input</w:t>
+      </w:r>
+      <w:r>
+        <w:rPr>
+          <w:b w:val="0"/>
+        </w:rPr>
+        <w:t>s.</w:t>
+      </w:r>
+    </w:p>
+    <w:p>
+      <w:pPr>
+        <w:spacing w:line="336" w:lineRule="auto" w:after="180"/>
+      </w:pPr>
+      <w:r>
+        <w:rPr>
+          <w:b w:val="0"/>
+        </w:rPr>
+        <w:t xml:space="preserve">The conclusion belongs to this scenario and procedure; changing the </w:t>
+      </w:r>
+      <w:r>
+        <w:rPr>
+          <w:b/>
+        </w:rPr>
+        <w:t>input</w:t>
+      </w:r>
+      <w:r>
+        <w:rPr>
+          <w:b w:val="0"/>
+        </w:rPr>
+        <w:t>s, evaluation population or authority can change what it establishes. Retain the raw record so a later revision can be compared honestly.</w:t>
       </w:r>
     </w:p>
     <w:tbl>
@@ -706,7 +1336,13 @@
       </w:tr>
     </w:tbl>
     <w:p>
-      <w:r>
+      <w:pPr>
+        <w:spacing w:line="336" w:lineRule="auto" w:after="180"/>
+      </w:pPr>
+      <w:r>
+        <w:rPr>
+          <w:b w:val="0"/>
+        </w:rPr>
         <w:t>Use the diagram and verbal explanation together. Ask learners to match a sentence to a specific visual step; do not assign learners fixed visual or auditory learning styles.</w:t>
       </w:r>
     </w:p>
@@ -719,8 +1355,26 @@
       </w:r>
     </w:p>
     <w:p>
-      <w:r>
-        <w:t>Inspect an anomaly without erasing it. A timing study records four runs and notices one unusually long duration.</w:t>
+      <w:pPr>
+        <w:spacing w:line="336" w:lineRule="auto" w:after="180"/>
+      </w:pPr>
+      <w:r>
+        <w:rPr>
+          <w:b w:val="0"/>
+        </w:rPr>
+        <w:t xml:space="preserve">Inspect an </w:t>
+      </w:r>
+      <w:r>
+        <w:rPr>
+          <w:b/>
+        </w:rPr>
+        <w:t>anomaly</w:t>
+      </w:r>
+      <w:r>
+        <w:rPr>
+          <w:b w:val="0"/>
+        </w:rPr>
+        <w:t xml:space="preserve"> without erasing it. A timing study records four runs and notices one unusually long duration.</w:t>
       </w:r>
     </w:p>
     <w:p>
@@ -732,7 +1386,22 @@
       </w:r>
     </w:p>
     <w:p>
-      <w:r>
+      <w:pPr>
+        <w:pStyle w:val="Heading3"/>
+      </w:pPr>
+      <w:r>
+        <w:t>Supplied facts</w:t>
+      </w:r>
+    </w:p>
+    <w:p>
+      <w:pPr>
+        <w:spacing w:line="336" w:lineRule="auto" w:after="180"/>
+        <w:shd w:fill="F1F6FC"/>
+      </w:pPr>
+      <w:r>
+        <w:rPr>
+          <w:b w:val="0"/>
+        </w:rPr>
         <w:t>Durations are 2,2,2,10 seconds. Logs show a source timeout on the fourth run. The plan includes timeouts in reporting.</w:t>
       </w:r>
     </w:p>
@@ -932,21 +1601,43 @@
       </w:r>
     </w:p>
     <w:p>
-      <w:r>
-        <w:t>An anomaly invites investigation, not automatic deletion. A slow failure may be part of real service behaviour; the predefined rule determines inclusion.</w:t>
+      <w:pPr>
+        <w:pStyle w:val="Heading3"/>
+      </w:pPr>
+      <w:r>
+        <w:t>Why the result follows</w:t>
       </w:r>
     </w:p>
     <w:p>
       <w:pPr>
-        <w:pStyle w:val="Heading3"/>
-      </w:pPr>
-      <w:r>
-        <w:t>What this example does not establish</w:t>
+        <w:spacing w:line="336" w:lineRule="auto" w:after="180"/>
+        <w:shd w:fill="F1F6FC"/>
+      </w:pPr>
+      <w:r>
+        <w:rPr>
+          <w:b w:val="0"/>
+        </w:rPr>
+        <w:t xml:space="preserve">An </w:t>
+      </w:r>
+      <w:r>
+        <w:rPr>
+          <w:b/>
+        </w:rPr>
+        <w:t>anomaly</w:t>
+      </w:r>
+      <w:r>
+        <w:rPr>
+          <w:b w:val="0"/>
+        </w:rPr>
+        <w:t xml:space="preserve"> invites investigation, not automatic deletion. A slow failure may be part of real service behaviour; the predefined rule determines inclusion.</w:t>
       </w:r>
     </w:p>
     <w:p>
-      <w:r>
-        <w:t>A logged timeout does not identify every underlying cause; report conditions and test explanations.</w:t>
+      <w:pPr>
+        <w:pStyle w:val="Heading3"/>
+      </w:pPr>
+      <w:r>
+        <w:t>What this example does not establish</w:t>
       </w:r>
     </w:p>
     <w:p>
@@ -954,43 +1645,168 @@
         <w:pStyle w:val="Heading3"/>
       </w:pPr>
       <w:r>
-        <w:t>Change one thing in the pictured case</w:t>
+        <w:t>Keep the stated limit</w:t>
       </w:r>
     </w:p>
     <w:p>
-      <w:r>
-        <w:t>Change: Delete the 10-second record only because it looks bad.</w:t>
+      <w:pPr>
+        <w:spacing w:line="336" w:lineRule="auto" w:after="180"/>
+        <w:shd w:fill="FFF5E6"/>
+      </w:pPr>
+      <w:r>
+        <w:rPr>
+          <w:b w:val="0"/>
+        </w:rPr>
+        <w:t>A logged timeout does not identify every underlying cause; report conditions and test explanations.</w:t>
       </w:r>
     </w:p>
     <w:p>
-      <w:r>
-        <w:t>Prediction: The mean becomes 2 seconds but the selective report violates this plan.</w:t>
+      <w:pPr>
+        <w:pStyle w:val="Heading3"/>
+      </w:pPr>
+      <w:r>
+        <w:t>Change one thing in the pictured case</w:t>
       </w:r>
     </w:p>
     <w:p>
-      <w:r>
-        <w:t>Reason: Observed inconvenient outcomes are not an approved exclusion reason.</w:t>
+      <w:pPr>
+        <w:pStyle w:val="Heading3"/>
+      </w:pPr>
+      <w:r>
+        <w:t>Change one thing</w:t>
       </w:r>
     </w:p>
     <w:p>
       <w:pPr>
-        <w:pStyle w:val="Heading3"/>
-      </w:pPr>
-      <w:r>
-        <w:t>Ask while showing the picture</w:t>
+        <w:spacing w:line="336" w:lineRule="auto" w:after="180"/>
+        <w:shd w:fill="F5F1FB"/>
+      </w:pPr>
+      <w:r>
+        <w:rPr>
+          <w:b w:val="0"/>
+        </w:rPr>
+        <w:t>Change: Delete the 10-second record only because it looks bad.</w:t>
       </w:r>
     </w:p>
     <w:p>
-      <w:r>
-        <w:t>Cover the result. Ask learners to name the inputs and predict the next step. Uncover one step, connect the icon to the actual procedure, and explain its evidence. Then change the supplied condition and compare. The picture is a representation; it does not document execution of a real AI model.</w:t>
+      <w:pPr>
+        <w:pStyle w:val="Heading3"/>
+      </w:pPr>
+      <w:r>
+        <w:t>Predicted result</w:t>
       </w:r>
     </w:p>
     <w:p>
       <w:pPr>
+        <w:spacing w:line="336" w:lineRule="auto" w:after="180"/>
+        <w:shd w:fill="F1F6FC"/>
+      </w:pPr>
+      <w:r>
+        <w:rPr>
+          <w:b/>
+        </w:rPr>
+        <w:t>Prediction</w:t>
+      </w:r>
+      <w:r>
+        <w:rPr>
+          <w:b w:val="0"/>
+        </w:rPr>
+        <w:t>: The mean becomes 2 seconds but the selective report violates this plan.</w:t>
+      </w:r>
+    </w:p>
+    <w:p>
+      <w:pPr>
+        <w:pStyle w:val="Heading3"/>
+      </w:pPr>
+      <w:r>
+        <w:t>Why the result follows</w:t>
+      </w:r>
+    </w:p>
+    <w:p>
+      <w:pPr>
+        <w:spacing w:line="336" w:lineRule="auto" w:after="180"/>
+        <w:shd w:fill="F1F6FC"/>
+      </w:pPr>
+      <w:r>
+        <w:rPr>
+          <w:b w:val="0"/>
+        </w:rPr>
+        <w:t>Reason: Observed inconvenient outcomes are not an approved exclusion reason.</w:t>
+      </w:r>
+    </w:p>
+    <w:p>
+      <w:pPr>
+        <w:pStyle w:val="Heading3"/>
+      </w:pPr>
+      <w:r>
+        <w:t>Ask while showing the picture</w:t>
+      </w:r>
+    </w:p>
+    <w:p>
+      <w:pPr>
+        <w:pStyle w:val="Heading3"/>
+      </w:pPr>
+      <w:r>
+        <w:t>Ask while showing the picture · 5</w:t>
+      </w:r>
+    </w:p>
+    <w:p>
+      <w:pPr>
+        <w:spacing w:line="336" w:lineRule="auto" w:after="180"/>
+      </w:pPr>
+      <w:r>
+        <w:rPr>
+          <w:b w:val="0"/>
+        </w:rPr>
+        <w:t xml:space="preserve">Cover the result. Ask learners to name the </w:t>
+      </w:r>
+      <w:r>
+        <w:rPr>
+          <w:b/>
+        </w:rPr>
+        <w:t>input</w:t>
+      </w:r>
+      <w:r>
+        <w:rPr>
+          <w:b w:val="0"/>
+        </w:rPr>
+        <w:t xml:space="preserve">s and predict the next step. Uncover one step, connect the icon to the actual procedure, and explain its </w:t>
+      </w:r>
+      <w:r>
+        <w:rPr>
+          <w:b/>
+        </w:rPr>
+        <w:t>evidence</w:t>
+      </w:r>
+      <w:r>
+        <w:rPr>
+          <w:b w:val="0"/>
+        </w:rPr>
+        <w:t>. Then change the supplied condition and compare.</w:t>
+      </w:r>
+    </w:p>
+    <w:p>
+      <w:pPr>
+        <w:spacing w:line="336" w:lineRule="auto" w:after="180"/>
+      </w:pPr>
+      <w:r>
+        <w:rPr>
+          <w:b w:val="0"/>
+        </w:rPr>
+        <w:t>The picture is a representation; it does not document execution of a real AI model.</w:t>
+      </w:r>
+    </w:p>
+    <w:p>
+      <w:pPr>
         <w:pStyle w:val="Heading1"/>
       </w:pPr>
       <w:r>
         <w:t>03. Demonstrate and guide practice</w:t>
+      </w:r>
+    </w:p>
+    <w:p>
+      <w:r>
+        <w:t>Demonstrate Inspecting failures and anomalies, reduce support deliberately and check individual reasoning before discussing answers.</w:t>
       </w:r>
     </w:p>
     <w:tbl>
@@ -1206,36 +2022,100 @@
       </w:tr>
     </w:tbl>
     <w:p>
-      <w:r>
-        <w:t>Use the worked example in Sections 3 and 6. Collect a prediction before revealing its result; ask the learner to point to each intermediate fact.</w:t>
+      <w:pPr>
+        <w:spacing w:line="336" w:lineRule="auto" w:after="180"/>
+      </w:pPr>
+      <w:r>
+        <w:rPr>
+          <w:b w:val="0"/>
+        </w:rPr>
+        <w:t xml:space="preserve">Use the worked example in Sections 3 and 6. Collect a </w:t>
+      </w:r>
+      <w:r>
+        <w:rPr>
+          <w:b/>
+        </w:rPr>
+        <w:t>prediction</w:t>
+      </w:r>
+      <w:r>
+        <w:rPr>
+          <w:b w:val="0"/>
+        </w:rPr>
+        <w:t xml:space="preserve"> before revealing its result; ask the learner to point to each intermediate fact.</w:t>
       </w:r>
     </w:p>
     <w:p>
-      <w:r>
-        <w:t>Provide an input/procedure/result/limit frame and a calculator when needed. Ask students to identify the first step before completing the whole trace. Extension: compare two concrete variants of this mechanism while holding unrelated conditions fixed; report both successful and unsuccessful outcomes.</w:t>
+      <w:pPr>
+        <w:spacing w:line="336" w:lineRule="auto" w:after="180"/>
+      </w:pPr>
+      <w:r>
+        <w:rPr>
+          <w:b w:val="0"/>
+        </w:rPr>
+        <w:t xml:space="preserve">Provide an </w:t>
+      </w:r>
+      <w:r>
+        <w:rPr>
+          <w:b/>
+        </w:rPr>
+        <w:t>input</w:t>
+      </w:r>
+      <w:r>
+        <w:rPr>
+          <w:b w:val="0"/>
+        </w:rPr>
+        <w:t>/procedure/result/limit frame and a calculator when needed. Ask students to identify the first step before completing the whole trace.</w:t>
       </w:r>
     </w:p>
     <w:p>
       <w:pPr>
-        <w:pStyle w:val="Heading3"/>
-      </w:pPr>
-      <w:r>
-        <w:t>Reduce help deliberately</w:t>
+        <w:spacing w:line="336" w:lineRule="auto" w:after="180"/>
+      </w:pPr>
+      <w:r>
+        <w:rPr>
+          <w:b w:val="0"/>
+        </w:rPr>
+        <w:t xml:space="preserve">Extension: compare two concrete variants of this </w:t>
+      </w:r>
+      <w:r>
+        <w:rPr>
+          <w:b/>
+        </w:rPr>
+        <w:t>mechanism</w:t>
+      </w:r>
+      <w:r>
+        <w:rPr>
+          <w:b w:val="0"/>
+        </w:rPr>
+        <w:t xml:space="preserve"> while holding unrelated conditions fixed; report both successful and unsuccessful outcomes.</w:t>
       </w:r>
     </w:p>
     <w:p>
-      <w:r>
-        <w:t>Completion task: Durations1, 2, 2, 15 seconds are all valid traces. Team deletes15 as an outlier without a rule. Show the intermediate steps and give the conclusion with its scope.</w:t>
+      <w:pPr>
+        <w:pStyle w:val="Heading3"/>
+      </w:pPr>
+      <w:r>
+        <w:t>Reduce help deliberately</w:t>
       </w:r>
     </w:p>
     <w:p>
-      <w:r>
-        <w:t>Teacher check: Teacher explanation: The slow valid case must remain in the declared primary analysis. Investigate mechanism separately; mean5 and median2 reveal different aspects.</w:t>
+      <w:pPr>
+        <w:pStyle w:val="Heading3"/>
+      </w:pPr>
+      <w:r>
+        <w:t>Completion practice</w:t>
       </w:r>
     </w:p>
     <w:p>
-      <w:r>
-        <w:t>Start by identifying the given inputs together. Leave the intermediate steps blank. If needed, model one step, then withdraw that help on the next step. Move to a full trace only when the partial trace is understood. For partners, alternate explainer and checker; collect a response from every learner before discussion.</w:t>
+      <w:pPr>
+        <w:spacing w:line="336" w:lineRule="auto" w:after="180"/>
+        <w:shd w:fill="F5F1FB"/>
+      </w:pPr>
+      <w:r>
+        <w:rPr>
+          <w:b w:val="0"/>
+        </w:rPr>
+        <w:t>Completion task: Durations1, 2, 2, 15 seconds are all valid traces. Team deletes15 as an outlier without a rule. Show the intermediate steps and give the conclusion with its scope.</w:t>
       </w:r>
     </w:p>
     <w:p>
@@ -1243,22 +2123,65 @@
         <w:pStyle w:val="Heading3"/>
       </w:pPr>
       <w:r>
-        <w:t>Individual reasoning check</w:t>
+        <w:t>Reasoning to listen for</w:t>
       </w:r>
     </w:p>
     <w:p>
-      <w:r>
-        <w:t>Use the worked case for Inspecting failures and anomalies. Proposed explanation: “The worked result establishes every future case”. Decide whether this explanation is supported. Point to the step or supplied fact that decides; explain your repair if needed.</w:t>
+      <w:pPr>
+        <w:spacing w:line="336" w:lineRule="auto" w:after="180"/>
+        <w:shd w:fill="F1F6FC"/>
+      </w:pPr>
+      <w:r>
+        <w:rPr>
+          <w:b w:val="0"/>
+        </w:rPr>
+        <w:t xml:space="preserve">Teacher check: Teacher explanation: The slow valid case must remain in the declared primary analysis. Investigate </w:t>
+      </w:r>
+      <w:r>
+        <w:rPr>
+          <w:b/>
+        </w:rPr>
+        <w:t>mechanism</w:t>
+      </w:r>
+      <w:r>
+        <w:rPr>
+          <w:b w:val="0"/>
+        </w:rPr>
+        <w:t xml:space="preserve"> separately; mean5 and median2 reveal different aspects.</w:t>
       </w:r>
     </w:p>
     <w:p>
-      <w:r>
-        <w:t>Expected correction: Post-hoc exclusion based on an unwanted outcome can distort the conclusion.</w:t>
+      <w:pPr>
+        <w:spacing w:line="336" w:lineRule="auto" w:after="180"/>
+      </w:pPr>
+      <w:r>
+        <w:rPr>
+          <w:b w:val="0"/>
+        </w:rPr>
+        <w:t xml:space="preserve">Start by identifying the given </w:t>
+      </w:r>
+      <w:r>
+        <w:rPr>
+          <w:b/>
+        </w:rPr>
+        <w:t>input</w:t>
+      </w:r>
+      <w:r>
+        <w:rPr>
+          <w:b w:val="0"/>
+        </w:rPr>
+        <w:t>s together. Leave the intermediate steps blank. If needed, model one step, then withdraw that help on the next step. Move to a full trace only when the partial trace is understood.</w:t>
       </w:r>
     </w:p>
     <w:p>
-      <w:r>
-        <w:t>Collect explanations, not only yes/no votes. If a misunderstanding is common, re-model the relevant step for the class. If it affects a few learners, give a short targeted group explanation while others solve a more demanding variation.</w:t>
+      <w:pPr>
+        <w:spacing w:line="336" w:lineRule="auto" w:after="180"/>
+      </w:pPr>
+      <w:r>
+        <w:rPr>
+          <w:b w:val="0"/>
+        </w:rPr>
+        <w:t>For partners, alternate explainer and checker; collect a response from every learner before discussion.</w:t>
       </w:r>
     </w:p>
     <w:p>
@@ -1266,63 +2189,296 @@
         <w:pStyle w:val="Heading3"/>
       </w:pPr>
       <w:r>
-        <w:t>Pictorial practice question</w:t>
+        <w:t>Individual reasoning check</w:t>
       </w:r>
     </w:p>
     <w:p>
-      <w:r>
-        <w:t>Calculate mean and median for 2,2,2,10. What does the timeout log establish, and why is deleting that inconvenient record incompatible with the stated plan?</w:t>
+      <w:pPr>
+        <w:spacing w:line="336" w:lineRule="auto" w:after="180"/>
+      </w:pPr>
+      <w:r>
+        <w:rPr>
+          <w:b w:val="0"/>
+        </w:rPr>
+        <w:t>Use the worked case for Inspecting failures and anomalies. Proposed explanation: “The worked result establishes every future case”. Decide whether this explanation is supported.</w:t>
       </w:r>
     </w:p>
     <w:p>
       <w:pPr>
-        <w:pStyle w:val="Heading3"/>
-      </w:pPr>
-      <w:r>
-        <w:t>Reasoned teacher answer</w:t>
+        <w:spacing w:line="336" w:lineRule="auto" w:after="180"/>
+      </w:pPr>
+      <w:r>
+        <w:rPr>
+          <w:b w:val="0"/>
+        </w:rPr>
+        <w:t>Point to the step or supplied fact that decides; explain your repair if needed.</w:t>
       </w:r>
     </w:p>
     <w:p>
-      <w:r>
-        <w:t>The fourth duration remains 10 seconds. Mean is 16/4=4 seconds; median is 2 seconds. Report the timeout evidence and distinguish it from an untested explanation. Changed case: The mean becomes 2 seconds but the selective report violates this plan. Observed inconvenient outcomes are not an approved exclusion reason.</w:t>
+      <w:pPr>
+        <w:pStyle w:val="Heading3"/>
+      </w:pPr>
+      <w:r>
+        <w:t>Expected repair</w:t>
       </w:r>
     </w:p>
     <w:p>
-      <w:r>
-        <w:t>Changed-case reasoning: The mean becomes 2 seconds but the selective report violates this plan. Observed inconvenient outcomes are not an approved exclusion reason.</w:t>
+      <w:pPr>
+        <w:spacing w:line="336" w:lineRule="auto" w:after="180"/>
+        <w:shd w:fill="F1F6FC"/>
+      </w:pPr>
+      <w:r>
+        <w:rPr>
+          <w:b w:val="0"/>
+        </w:rPr>
+        <w:t>Expected correction: Post-hoc exclusion based on an unwanted outcome can distort the conclusion.</w:t>
       </w:r>
     </w:p>
     <w:p>
-      <w:r>
-        <w:t>Collect each learner’s explanation before discussion. Use the first missing connection between input, deciding step and result to choose support. This question is worked-case practice, not fresh mastery evidence.</w:t>
+      <w:pPr>
+        <w:spacing w:line="336" w:lineRule="auto" w:after="180"/>
+      </w:pPr>
+      <w:r>
+        <w:rPr>
+          <w:b w:val="0"/>
+        </w:rPr>
+        <w:t>Collect explanations, not only yes/no votes. If a misunderstanding is common, re-model the relevant step for the class.</w:t>
       </w:r>
     </w:p>
     <w:p>
       <w:pPr>
-        <w:pStyle w:val="Heading1"/>
-      </w:pPr>
-      <w:r>
-        <w:t>04. Run the investigation and diagnose misconceptions</w:t>
+        <w:spacing w:line="336" w:lineRule="auto" w:after="180"/>
+      </w:pPr>
+      <w:r>
+        <w:rPr>
+          <w:b w:val="0"/>
+        </w:rPr>
+        <w:t>If it affects a few learners, give a short targeted group explanation while others solve a more demanding variation.</w:t>
       </w:r>
     </w:p>
     <w:p>
-      <w:r>
-        <w:t>The worked result establishes every future case: Post-hoc exclusion based on an unwanted outcome can distort the conclusion.</w:t>
+      <w:pPr>
+        <w:pStyle w:val="Heading3"/>
+      </w:pPr>
+      <w:r>
+        <w:t>Pictorial practice question</w:t>
       </w:r>
     </w:p>
     <w:p>
-      <w:r>
-        <w:t>A missing input may be replaced without recording the change: A replacement changes the evidence or contract. Record the change and its justification; do not silently turn unknown into a measured value.</w:t>
+      <w:pPr>
+        <w:spacing w:line="336" w:lineRule="auto" w:after="180"/>
+        <w:shd w:fill="F5F1FB"/>
+      </w:pPr>
+      <w:r>
+        <w:rPr>
+          <w:b w:val="0"/>
+        </w:rPr>
+        <w:t>Calculate mean and median for 2,2,2,10. What does the timeout log establish, and why is deleting that inconvenient record incompatible with the stated plan?</w:t>
       </w:r>
     </w:p>
     <w:p>
-      <w:r>
-        <w:t>Repeating an assessed case is new independent evidence: A replay checks consistency. An example used for feedback or revision cannot later be described as untouched final evaluation.</w:t>
+      <w:pPr>
+        <w:pStyle w:val="Heading3"/>
+      </w:pPr>
+      <w:r>
+        <w:t>Reasoned teacher answer</w:t>
       </w:r>
     </w:p>
     <w:p>
-      <w:r>
-        <w:t>Use Section 9 for the evidence ledger. Add a boundary or missing-input case and record the expected response before checking. More successful repeats of one case do not establish wider coverage.</w:t>
+      <w:pPr>
+        <w:spacing w:line="336" w:lineRule="auto" w:after="180"/>
+      </w:pPr>
+      <w:r>
+        <w:rPr>
+          <w:b w:val="0"/>
+        </w:rPr>
+        <w:t xml:space="preserve">The fourth duration remains 10 seconds. Mean is 16/4=4 seconds; median is 2 seconds. Report the timeout </w:t>
+      </w:r>
+      <w:r>
+        <w:rPr>
+          <w:b/>
+        </w:rPr>
+        <w:t>evidence</w:t>
+      </w:r>
+      <w:r>
+        <w:rPr>
+          <w:b w:val="0"/>
+        </w:rPr>
+        <w:t xml:space="preserve"> and distinguish it from an untested explanation.</w:t>
+      </w:r>
+    </w:p>
+    <w:p>
+      <w:pPr>
+        <w:spacing w:line="336" w:lineRule="auto" w:after="180"/>
+      </w:pPr>
+      <w:r>
+        <w:rPr>
+          <w:b w:val="0"/>
+        </w:rPr>
+        <w:t>Changed case: The mean becomes 2 seconds but the selective report violates this plan. Observed inconvenient outcomes are not an approved exclusion reason.</w:t>
+      </w:r>
+    </w:p>
+    <w:p>
+      <w:pPr>
+        <w:spacing w:line="336" w:lineRule="auto" w:after="180"/>
+      </w:pPr>
+      <w:r>
+        <w:rPr>
+          <w:b w:val="0"/>
+        </w:rPr>
+        <w:t>Changed-case reasoning: The mean becomes 2 seconds but the selective report violates this plan. Observed inconvenient outcomes are not an approved exclusion reason.</w:t>
+      </w:r>
+    </w:p>
+    <w:p>
+      <w:pPr>
+        <w:spacing w:line="336" w:lineRule="auto" w:after="180"/>
+      </w:pPr>
+      <w:r>
+        <w:rPr>
+          <w:b w:val="0"/>
+        </w:rPr>
+        <w:t xml:space="preserve">Collect each learner’s explanation before discussion. Use the first missing connection between </w:t>
+      </w:r>
+      <w:r>
+        <w:rPr>
+          <w:b/>
+        </w:rPr>
+        <w:t>input</w:t>
+      </w:r>
+      <w:r>
+        <w:rPr>
+          <w:b w:val="0"/>
+        </w:rPr>
+        <w:t xml:space="preserve">, deciding step and result to choose support. This question is worked-case practice, not fresh mastery </w:t>
+      </w:r>
+      <w:r>
+        <w:rPr>
+          <w:b/>
+        </w:rPr>
+        <w:t>evidence</w:t>
+      </w:r>
+      <w:r>
+        <w:rPr>
+          <w:b w:val="0"/>
+        </w:rPr>
+        <w:t>.</w:t>
+      </w:r>
+    </w:p>
+    <w:p>
+      <w:pPr>
+        <w:pStyle w:val="Heading1"/>
+      </w:pPr>
+      <w:r>
+        <w:t>04. Run the investigation and diagnose misconceptions</w:t>
+      </w:r>
+    </w:p>
+    <w:p>
+      <w:r>
+        <w:t>Run the Inspecting failures and anomalies investigation and use the first unsupported step to choose a teaching response.</w:t>
+      </w:r>
+    </w:p>
+    <w:p>
+      <w:pPr>
+        <w:spacing w:line="336" w:lineRule="auto" w:after="180"/>
+      </w:pPr>
+      <w:r>
+        <w:rPr>
+          <w:b w:val="0"/>
+        </w:rPr>
+        <w:t>The worked result establishes every future case: Post-hoc exclusion based on an unwanted outcome can distort the conclusion.</w:t>
+      </w:r>
+    </w:p>
+    <w:p>
+      <w:pPr>
+        <w:spacing w:line="336" w:lineRule="auto" w:after="180"/>
+      </w:pPr>
+      <w:r>
+        <w:rPr>
+          <w:b w:val="0"/>
+        </w:rPr>
+        <w:t xml:space="preserve">A missing </w:t>
+      </w:r>
+      <w:r>
+        <w:rPr>
+          <w:b/>
+        </w:rPr>
+        <w:t>input</w:t>
+      </w:r>
+      <w:r>
+        <w:rPr>
+          <w:b w:val="0"/>
+        </w:rPr>
+        <w:t xml:space="preserve"> may be replaced without recording the change: A replacement changes the </w:t>
+      </w:r>
+      <w:r>
+        <w:rPr>
+          <w:b/>
+        </w:rPr>
+        <w:t>evidence</w:t>
+      </w:r>
+      <w:r>
+        <w:rPr>
+          <w:b w:val="0"/>
+        </w:rPr>
+        <w:t xml:space="preserve"> or contract. Record the change and its justification; do not silently turn unknown into a measured value.</w:t>
+      </w:r>
+    </w:p>
+    <w:p>
+      <w:pPr>
+        <w:spacing w:line="336" w:lineRule="auto" w:after="180"/>
+      </w:pPr>
+      <w:r>
+        <w:rPr>
+          <w:b w:val="0"/>
+        </w:rPr>
+        <w:t xml:space="preserve">Repeating an assessed case is new independent </w:t>
+      </w:r>
+      <w:r>
+        <w:rPr>
+          <w:b/>
+        </w:rPr>
+        <w:t>evidence</w:t>
+      </w:r>
+      <w:r>
+        <w:rPr>
+          <w:b w:val="0"/>
+        </w:rPr>
+        <w:t>: A replay checks consistency. An example used for feedback or revision cannot later be described as untouched final evaluation.</w:t>
+      </w:r>
+    </w:p>
+    <w:p>
+      <w:pPr>
+        <w:spacing w:line="336" w:lineRule="auto" w:after="180"/>
+      </w:pPr>
+      <w:r>
+        <w:rPr>
+          <w:b w:val="0"/>
+        </w:rPr>
+        <w:t xml:space="preserve">Use Section 9 for the </w:t>
+      </w:r>
+      <w:r>
+        <w:rPr>
+          <w:b/>
+        </w:rPr>
+        <w:t>evidence</w:t>
+      </w:r>
+      <w:r>
+        <w:rPr>
+          <w:b w:val="0"/>
+        </w:rPr>
+        <w:t xml:space="preserve"> ledger. Add a boundary or missing-</w:t>
+      </w:r>
+      <w:r>
+        <w:rPr>
+          <w:b/>
+        </w:rPr>
+        <w:t>input</w:t>
+      </w:r>
+      <w:r>
+        <w:rPr>
+          <w:b w:val="0"/>
+        </w:rPr>
+        <w:t xml:space="preserve"> case and record the expected response before checking. More successful repeats of one case do not establish wider coverage.</w:t>
       </w:r>
     </w:p>
     <w:p>
@@ -1480,29 +2636,38 @@
       </w:tr>
     </w:tbl>
     <w:p>
-      <w:r>
-        <w:t>Offer an oral explanation, drawing, enlarged visual or fewer examples when that removes a reading/writing barrier. Keep the same reasoning goal. Stretch secure learners by changing a boundary or assumption and asking them to defend the effect, not simply by assigning more of the same questions.</w:t>
+      <w:pPr>
+        <w:spacing w:line="336" w:lineRule="auto" w:after="180"/>
+      </w:pPr>
+      <w:r>
+        <w:rPr>
+          <w:b w:val="0"/>
+        </w:rPr>
+        <w:t>Offer an oral explanation, drawing, enlarged visual or fewer examples when that removes a reading/writing barrier. Keep the same reasoning goal.</w:t>
       </w:r>
     </w:p>
     <w:p>
       <w:pPr>
-        <w:pStyle w:val="Heading1"/>
-      </w:pPr>
-      <w:r>
-        <w:t>05. Assess and explain the answers</w:t>
+        <w:spacing w:line="336" w:lineRule="auto" w:after="180"/>
+      </w:pPr>
+      <w:r>
+        <w:rPr>
+          <w:b w:val="0"/>
+        </w:rPr>
+        <w:t>Stretch secure learners by changing a boundary or assumption and asking them to defend the effect, not simply by assigning more of the same questions.</w:t>
       </w:r>
     </w:p>
     <w:p>
       <w:pPr>
-        <w:pStyle w:val="Heading3"/>
-      </w:pPr>
-      <w:r>
-        <w:t>Guided and exit questions</w:t>
+        <w:pStyle w:val="Heading1"/>
+      </w:pPr>
+      <w:r>
+        <w:t>05. Assess and explain the answers</w:t>
       </w:r>
     </w:p>
     <w:p>
       <w:r>
-        <w:t>Guided: The slow valid case must remain in the declared primary analysis. Investigate mechanism separately; mean5 and median2 reveal different aspects. Qualification: Post-hoc exclusion based on an unwanted outcome can distort the conclusion. Exit: accept a concrete variation with its predicted outcome and a stated condition that would challenge the mechanism; reject a claim resting on unmeasured evidence.</w:t>
+        <w:t>Use the Inspecting failures and anomalies questions, teacher keys and criteria after the relevant attempts. Previously discussed cases are practice; protect the separately selected independent task.</w:t>
       </w:r>
     </w:p>
     <w:p>
@@ -1510,89 +2675,268 @@
         <w:pStyle w:val="Heading3"/>
       </w:pPr>
       <w:r>
-        <w:t>W1 Explain the mechanism</w:t>
+        <w:t>Guided and exit questions</w:t>
       </w:r>
     </w:p>
     <w:p>
-      <w:r>
-        <w:t>Explain the weekly mechanism in your own words. Use the worked scenario to name its input, decision rule and output.</w:t>
+      <w:pPr>
+        <w:spacing w:line="336" w:lineRule="auto" w:after="180"/>
+      </w:pPr>
+      <w:r>
+        <w:rPr>
+          <w:b w:val="0"/>
+        </w:rPr>
+        <w:t xml:space="preserve">Guided: The slow valid case must remain in the declared primary analysis. Investigate </w:t>
+      </w:r>
+      <w:r>
+        <w:rPr>
+          <w:b/>
+        </w:rPr>
+        <w:t>mechanism</w:t>
+      </w:r>
+      <w:r>
+        <w:rPr>
+          <w:b w:val="0"/>
+        </w:rPr>
+        <w:t xml:space="preserve"> separately; mean5 and median2 reveal different aspects.</w:t>
       </w:r>
     </w:p>
     <w:p>
-      <w:r>
-        <w:t>Teacher explanation: Failure inspection generates explanations to test. An unusual result is not automatically a bad data point. Compare raw outputs, input validity and procedure traces. Correct demonstrable measurement errors with provenance; retain valid unusual observations. Label post-result investigations exploratory.</w:t>
+      <w:pPr>
+        <w:spacing w:line="336" w:lineRule="auto" w:after="180"/>
+      </w:pPr>
+      <w:r>
+        <w:rPr>
+          <w:b w:val="0"/>
+        </w:rPr>
+        <w:t>Qualification: Post-hoc exclusion based on an unwanted outcome can distort the conclusion.</w:t>
       </w:r>
     </w:p>
     <w:p>
       <w:pPr>
-        <w:pStyle w:val="Heading3"/>
-      </w:pPr>
-      <w:r>
-        <w:t>W2 Trace the worked case</w:t>
+        <w:spacing w:line="336" w:lineRule="auto" w:after="180"/>
+      </w:pPr>
+      <w:r>
+        <w:rPr>
+          <w:b w:val="0"/>
+        </w:rPr>
+        <w:t xml:space="preserve">Exit: accept a concrete variation with its predicted outcome and a stated condition that would challenge the </w:t>
+      </w:r>
+      <w:r>
+        <w:rPr>
+          <w:b/>
+        </w:rPr>
+        <w:t>mechanism</w:t>
+      </w:r>
+      <w:r>
+        <w:rPr>
+          <w:b w:val="0"/>
+        </w:rPr>
+        <w:t xml:space="preserve">; reject a claim resting on unmeasured </w:t>
+      </w:r>
+      <w:r>
+        <w:rPr>
+          <w:b/>
+        </w:rPr>
+        <w:t>evidence</w:t>
+      </w:r>
+      <w:r>
+        <w:rPr>
+          <w:b w:val="0"/>
+        </w:rPr>
+        <w:t>.</w:t>
       </w:r>
     </w:p>
     <w:p>
-      <w:r>
-        <w:t>Durations1, 2, 2, 15 seconds are all valid traces. Team deletes15 as an outlier without a rule. Show the intermediate steps and give the conclusion with its scope.</w:t>
+      <w:pPr>
+        <w:pStyle w:val="Heading3"/>
+      </w:pPr>
+      <w:r>
+        <w:t>W1 Explain the mechanism</w:t>
       </w:r>
     </w:p>
     <w:p>
-      <w:r>
-        <w:t>Teacher explanation: The slow valid case must remain in the declared primary analysis. Investigate mechanism separately; mean5 and median2 reveal different aspects.</w:t>
+      <w:pPr>
+        <w:pStyle w:val="Heading3"/>
+      </w:pPr>
+      <w:r>
+        <w:t>Workbook question · W1</w:t>
       </w:r>
     </w:p>
     <w:p>
       <w:pPr>
-        <w:pStyle w:val="Heading3"/>
-      </w:pPr>
-      <w:r>
-        <w:t>W3 Audit the limit</w:t>
+        <w:spacing w:line="336" w:lineRule="auto" w:after="180"/>
+        <w:shd w:fill="F5F1FB"/>
+      </w:pPr>
+      <w:r>
+        <w:rPr>
+          <w:b w:val="0"/>
+        </w:rPr>
+        <w:t xml:space="preserve">Explain the weekly </w:t>
+      </w:r>
+      <w:r>
+        <w:rPr>
+          <w:b/>
+        </w:rPr>
+        <w:t>mechanism</w:t>
+      </w:r>
+      <w:r>
+        <w:rPr>
+          <w:b w:val="0"/>
+        </w:rPr>
+        <w:t xml:space="preserve"> in your own words. Use the worked scenario to name its </w:t>
+      </w:r>
+      <w:r>
+        <w:rPr>
+          <w:b/>
+        </w:rPr>
+        <w:t>input</w:t>
+      </w:r>
+      <w:r>
+        <w:rPr>
+          <w:b w:val="0"/>
+        </w:rPr>
+        <w:t xml:space="preserve">, decision rule and </w:t>
+      </w:r>
+      <w:r>
+        <w:rPr>
+          <w:b/>
+        </w:rPr>
+        <w:t>output</w:t>
+      </w:r>
+      <w:r>
+        <w:rPr>
+          <w:b w:val="0"/>
+        </w:rPr>
+        <w:t>.</w:t>
       </w:r>
     </w:p>
     <w:p>
-      <w:r>
-        <w:t>A report omits this qualification: Post-hoc exclusion based on an unwanted outcome can distort the conclusion. Explain how omitting it could change a reader's interpretation, and write an accurate replacement.</w:t>
+      <w:pPr>
+        <w:pStyle w:val="Heading3"/>
+      </w:pPr>
+      <w:r>
+        <w:t>Teacher reasoning · W1</w:t>
       </w:r>
     </w:p>
     <w:p>
-      <w:r>
-        <w:t>Teacher explanation: Post-hoc exclusion based on an unwanted outcome can distort the conclusion. State the observed result separately from the unverified or out-of-scope claim; preserve the original evidence rather than inventing a missing fact.</w:t>
+      <w:pPr>
+        <w:spacing w:line="336" w:lineRule="auto" w:after="180"/>
+        <w:shd w:fill="F1F6FC"/>
+      </w:pPr>
+      <w:r>
+        <w:rPr>
+          <w:b w:val="0"/>
+        </w:rPr>
+        <w:t xml:space="preserve">Teacher explanation: Failure inspection generates explanations to test. An unusual result is not automatically a bad data point. Compare raw </w:t>
+      </w:r>
+      <w:r>
+        <w:rPr>
+          <w:b/>
+        </w:rPr>
+        <w:t>output</w:t>
+      </w:r>
+      <w:r>
+        <w:rPr>
+          <w:b w:val="0"/>
+        </w:rPr>
+        <w:t xml:space="preserve">s, </w:t>
+      </w:r>
+      <w:r>
+        <w:rPr>
+          <w:b/>
+        </w:rPr>
+        <w:t>input</w:t>
+      </w:r>
+      <w:r>
+        <w:rPr>
+          <w:b w:val="0"/>
+        </w:rPr>
+        <w:t xml:space="preserve"> validity and procedure traces.</w:t>
       </w:r>
     </w:p>
     <w:p>
       <w:pPr>
-        <w:pStyle w:val="Heading3"/>
-      </w:pPr>
-      <w:r>
-        <w:t>W4 Apply a new case independently</w:t>
+        <w:spacing w:line="336" w:lineRule="auto" w:after="180"/>
+        <w:shd w:fill="F1F6FC"/>
+      </w:pPr>
+      <w:r>
+        <w:rPr>
+          <w:b w:val="0"/>
+        </w:rPr>
+        <w:t xml:space="preserve">Correct demonstrable measurement errors with provenance; retain valid unusual </w:t>
+      </w:r>
+      <w:r>
+        <w:rPr>
+          <w:b/>
+        </w:rPr>
+        <w:t>observation</w:t>
+      </w:r>
+      <w:r>
+        <w:rPr>
+          <w:b w:val="0"/>
+        </w:rPr>
+        <w:t>s. Label post-result investigations exploratory.</w:t>
       </w:r>
     </w:p>
     <w:p>
-      <w:r>
-        <w:t>Values2, 3, 4, 20 are valid. Compute mean and median and propose an honest investigation.</w:t>
+      <w:pPr>
+        <w:pStyle w:val="Heading3"/>
+      </w:pPr>
+      <w:r>
+        <w:t>W2 Trace the worked case</w:t>
       </w:r>
     </w:p>
     <w:p>
-      <w:r>
-        <w:t>Teacher explanation: Mean7.25, median3.5. Keep20; inspect its case/trace for a mechanism rather than silently deleting it.</w:t>
+      <w:pPr>
+        <w:pStyle w:val="Heading3"/>
+      </w:pPr>
+      <w:r>
+        <w:t>Workbook question · W2</w:t>
       </w:r>
     </w:p>
     <w:p>
       <w:pPr>
-        <w:pStyle w:val="Heading3"/>
-      </w:pPr>
-      <w:r>
-        <w:t>W5 Design a revealing follow-up</w:t>
+        <w:spacing w:line="336" w:lineRule="auto" w:after="180"/>
+        <w:shd w:fill="F5F1FB"/>
+      </w:pPr>
+      <w:r>
+        <w:rPr>
+          <w:b w:val="0"/>
+        </w:rPr>
+        <w:t>Durations1, 2, 2, 15 seconds are all valid traces. Team deletes15 as an outlier without a rule. Show the intermediate steps and give the conclusion with its scope.</w:t>
       </w:r>
     </w:p>
     <w:p>
-      <w:r>
-        <w:t>For the worked scenario, propose one additional case that could reveal a failure, describe its expected outcome before running it, and explain what would need to remain fixed for a fair comparison. Do not reuse W4 as a new final test after receiving feedback.</w:t>
+      <w:pPr>
+        <w:pStyle w:val="Heading3"/>
+      </w:pPr>
+      <w:r>
+        <w:t>Teacher reasoning · W2</w:t>
       </w:r>
     </w:p>
     <w:p>
-      <w:r>
-        <w:t>Teacher explanation: Accept a concrete variant of the worked input or a missing/conflicting/boundary condition, with an expectation derived from the declared procedure. Require preserved settings, original outputs and data roles. Post-hoc exclusion based on an unwanted outcome can distort the conclusion. The new case should test this particular mechanism rather than merely restate the original result.</w:t>
+      <w:pPr>
+        <w:spacing w:line="336" w:lineRule="auto" w:after="180"/>
+        <w:shd w:fill="F1F6FC"/>
+      </w:pPr>
+      <w:r>
+        <w:rPr>
+          <w:b w:val="0"/>
+        </w:rPr>
+        <w:t xml:space="preserve">Teacher explanation: The slow valid case must remain in the declared primary analysis. Investigate </w:t>
+      </w:r>
+      <w:r>
+        <w:rPr>
+          <w:b/>
+        </w:rPr>
+        <w:t>mechanism</w:t>
+      </w:r>
+      <w:r>
+        <w:rPr>
+          <w:b w:val="0"/>
+        </w:rPr>
+        <w:t xml:space="preserve"> separately; mean5 and median2 reveal different aspects.</w:t>
       </w:r>
     </w:p>
     <w:p>
@@ -1600,38 +2944,383 @@
         <w:pStyle w:val="Heading3"/>
       </w:pPr>
       <w:r>
-        <w:t>Independent assessment and fresh retry</w:t>
+        <w:t>W3 Audit the limit</w:t>
       </w:r>
     </w:p>
     <w:p>
-      <w:r>
-        <w:t>W4: Mean7.25, median3.5. Keep20; inspect its case/trace for a mechanism rather than silently deleting it. Require intermediate reasoning and the stated scope. Fresh retry: One duration recorded2000ms among values in seconds. Expected reasoning: Convert documented2000ms to2 seconds with provenance; this is a unit correction, not rejection because it looks large. If students need support, record it and reassess with another new case rather than awarding independence to a copied answer.</w:t>
+      <w:pPr>
+        <w:pStyle w:val="Heading3"/>
+      </w:pPr>
+      <w:r>
+        <w:t>Workbook question · W3</w:t>
       </w:r>
     </w:p>
     <w:p>
       <w:pPr>
-        <w:pStyle w:val="Heading3"/>
-      </w:pPr>
-      <w:r>
-        <w:t>Assess independent transfer</w:t>
+        <w:spacing w:line="336" w:lineRule="auto" w:after="180"/>
+        <w:shd w:fill="F5F1FB"/>
+      </w:pPr>
+      <w:r>
+        <w:rPr>
+          <w:b w:val="0"/>
+        </w:rPr>
+        <w:t>A report omits this qualification: Post-hoc exclusion based on an unwanted outcome can distort the conclusion. Explain how omitting it could change a reader's interpretation, and write an accurate replacement.</w:t>
       </w:r>
     </w:p>
     <w:p>
-      <w:r>
-        <w:t>Selected case: Values2, 3, 4, 20 are valid. Compute mean and median and propose an honest investigation.</w:t>
+      <w:pPr>
+        <w:pStyle w:val="Heading3"/>
+      </w:pPr>
+      <w:r>
+        <w:t>Teacher reasoning · W3</w:t>
       </w:r>
     </w:p>
     <w:p>
       <w:pPr>
-        <w:pStyle w:val="Heading3"/>
-      </w:pPr>
-      <w:r>
-        <w:t>Selected case answer</w:t>
+        <w:spacing w:line="336" w:lineRule="auto" w:after="180"/>
+        <w:shd w:fill="F1F6FC"/>
+      </w:pPr>
+      <w:r>
+        <w:rPr>
+          <w:b w:val="0"/>
+        </w:rPr>
+        <w:t>Teacher explanation: Post-hoc exclusion based on an unwanted outcome can distort the conclusion.</w:t>
       </w:r>
     </w:p>
     <w:p>
-      <w:r>
-        <w:t>Teacher explanation: Mean7.25, median3.5. Keep20; inspect its case/trace for a mechanism rather than silently deleting it.</w:t>
+      <w:pPr>
+        <w:spacing w:line="336" w:lineRule="auto" w:after="180"/>
+        <w:shd w:fill="F1F6FC"/>
+      </w:pPr>
+      <w:r>
+        <w:rPr>
+          <w:b w:val="0"/>
+        </w:rPr>
+        <w:t xml:space="preserve">State the observed result separately from the unverified or out-of-scope claim; preserve the original </w:t>
+      </w:r>
+      <w:r>
+        <w:rPr>
+          <w:b/>
+        </w:rPr>
+        <w:t>evidence</w:t>
+      </w:r>
+      <w:r>
+        <w:rPr>
+          <w:b w:val="0"/>
+        </w:rPr>
+        <w:t xml:space="preserve"> rather than inventing a missing fact.</w:t>
+      </w:r>
+    </w:p>
+    <w:p>
+      <w:pPr>
+        <w:pStyle w:val="Heading3"/>
+      </w:pPr>
+      <w:r>
+        <w:t>W4 Apply a new case independently</w:t>
+      </w:r>
+    </w:p>
+    <w:p>
+      <w:pPr>
+        <w:pStyle w:val="Heading3"/>
+      </w:pPr>
+      <w:r>
+        <w:t>Workbook question · W4</w:t>
+      </w:r>
+    </w:p>
+    <w:p>
+      <w:pPr>
+        <w:spacing w:line="336" w:lineRule="auto" w:after="180"/>
+        <w:shd w:fill="F5F1FB"/>
+      </w:pPr>
+      <w:r>
+        <w:rPr>
+          <w:b w:val="0"/>
+        </w:rPr>
+        <w:t>Values2, 3, 4, 20 are valid. Compute mean and median and propose an honest investigation.</w:t>
+      </w:r>
+    </w:p>
+    <w:p>
+      <w:pPr>
+        <w:pStyle w:val="Heading3"/>
+      </w:pPr>
+      <w:r>
+        <w:t>Teacher reasoning · W4</w:t>
+      </w:r>
+    </w:p>
+    <w:p>
+      <w:pPr>
+        <w:spacing w:line="336" w:lineRule="auto" w:after="180"/>
+        <w:shd w:fill="F1F6FC"/>
+      </w:pPr>
+      <w:r>
+        <w:rPr>
+          <w:b w:val="0"/>
+        </w:rPr>
+        <w:t xml:space="preserve">Teacher explanation: Mean7.25, median3.5. Keep20; inspect its case/trace for a </w:t>
+      </w:r>
+      <w:r>
+        <w:rPr>
+          <w:b/>
+        </w:rPr>
+        <w:t>mechanism</w:t>
+      </w:r>
+      <w:r>
+        <w:rPr>
+          <w:b w:val="0"/>
+        </w:rPr>
+        <w:t xml:space="preserve"> rather than silently deleting it.</w:t>
+      </w:r>
+    </w:p>
+    <w:p>
+      <w:pPr>
+        <w:pStyle w:val="Heading3"/>
+      </w:pPr>
+      <w:r>
+        <w:t>W5 Design a revealing follow-up</w:t>
+      </w:r>
+    </w:p>
+    <w:p>
+      <w:pPr>
+        <w:pStyle w:val="Heading3"/>
+      </w:pPr>
+      <w:r>
+        <w:t>Workbook question · W5</w:t>
+      </w:r>
+    </w:p>
+    <w:p>
+      <w:pPr>
+        <w:spacing w:line="336" w:lineRule="auto" w:after="180"/>
+        <w:shd w:fill="F5F1FB"/>
+      </w:pPr>
+      <w:r>
+        <w:rPr>
+          <w:b w:val="0"/>
+        </w:rPr>
+        <w:t>For the worked scenario, propose one additional case that could reveal a failure, describe its expected outcome before running it, and explain what would need to remain fixed for a fair comparison.</w:t>
+      </w:r>
+    </w:p>
+    <w:p>
+      <w:pPr>
+        <w:spacing w:line="336" w:lineRule="auto" w:after="180"/>
+        <w:shd w:fill="F5F1FB"/>
+      </w:pPr>
+      <w:r>
+        <w:rPr>
+          <w:b w:val="0"/>
+        </w:rPr>
+        <w:t>Do not reuse W4 as a new final test after receiving feedback.</w:t>
+      </w:r>
+    </w:p>
+    <w:p>
+      <w:pPr>
+        <w:pStyle w:val="Heading3"/>
+      </w:pPr>
+      <w:r>
+        <w:t>Teacher reasoning · W5</w:t>
+      </w:r>
+    </w:p>
+    <w:p>
+      <w:pPr>
+        <w:spacing w:line="336" w:lineRule="auto" w:after="180"/>
+        <w:shd w:fill="F1F6FC"/>
+      </w:pPr>
+      <w:r>
+        <w:rPr>
+          <w:b w:val="0"/>
+        </w:rPr>
+        <w:t xml:space="preserve">Teacher explanation: Accept a concrete variant of the worked </w:t>
+      </w:r>
+      <w:r>
+        <w:rPr>
+          <w:b/>
+        </w:rPr>
+        <w:t>input</w:t>
+      </w:r>
+      <w:r>
+        <w:rPr>
+          <w:b w:val="0"/>
+        </w:rPr>
+        <w:t xml:space="preserve"> or a missing/conflicting/boundary condition, with an expectation derived from the declared procedure.</w:t>
+      </w:r>
+    </w:p>
+    <w:p>
+      <w:pPr>
+        <w:spacing w:line="336" w:lineRule="auto" w:after="180"/>
+        <w:shd w:fill="F1F6FC"/>
+      </w:pPr>
+      <w:r>
+        <w:rPr>
+          <w:b w:val="0"/>
+        </w:rPr>
+        <w:t xml:space="preserve">Require preserved settings, original </w:t>
+      </w:r>
+      <w:r>
+        <w:rPr>
+          <w:b/>
+        </w:rPr>
+        <w:t>output</w:t>
+      </w:r>
+      <w:r>
+        <w:rPr>
+          <w:b w:val="0"/>
+        </w:rPr>
+        <w:t>s and data roles. Post-hoc exclusion based on an unwanted outcome can distort the conclusion.</w:t>
+      </w:r>
+    </w:p>
+    <w:p>
+      <w:pPr>
+        <w:spacing w:line="336" w:lineRule="auto" w:after="180"/>
+        <w:shd w:fill="F1F6FC"/>
+      </w:pPr>
+      <w:r>
+        <w:rPr>
+          <w:b w:val="0"/>
+        </w:rPr>
+        <w:t xml:space="preserve">The new case should test this particular </w:t>
+      </w:r>
+      <w:r>
+        <w:rPr>
+          <w:b/>
+        </w:rPr>
+        <w:t>mechanism</w:t>
+      </w:r>
+      <w:r>
+        <w:rPr>
+          <w:b w:val="0"/>
+        </w:rPr>
+        <w:t xml:space="preserve"> rather than merely restate the original result.</w:t>
+      </w:r>
+    </w:p>
+    <w:p>
+      <w:pPr>
+        <w:pStyle w:val="Heading3"/>
+      </w:pPr>
+      <w:r>
+        <w:t>Independent assessment and fresh retry</w:t>
+      </w:r>
+    </w:p>
+    <w:p>
+      <w:pPr>
+        <w:pStyle w:val="Heading3"/>
+      </w:pPr>
+      <w:r>
+        <w:t>Teacher key · Independent assessment and fresh retry</w:t>
+      </w:r>
+    </w:p>
+    <w:p>
+      <w:pPr>
+        <w:spacing w:line="336" w:lineRule="auto" w:after="180"/>
+        <w:shd w:fill="F1F6FC"/>
+      </w:pPr>
+      <w:r>
+        <w:rPr>
+          <w:b w:val="0"/>
+        </w:rPr>
+        <w:t xml:space="preserve">W4: Mean7.25, median3.5. Keep20; inspect its case/trace for a </w:t>
+      </w:r>
+      <w:r>
+        <w:rPr>
+          <w:b/>
+        </w:rPr>
+        <w:t>mechanism</w:t>
+      </w:r>
+      <w:r>
+        <w:rPr>
+          <w:b w:val="0"/>
+        </w:rPr>
+        <w:t xml:space="preserve"> rather than silently deleting it. Require intermediate reasoning and the stated scope. Fresh retry: One duration recorded2000ms among values in seconds.</w:t>
+      </w:r>
+    </w:p>
+    <w:p>
+      <w:pPr>
+        <w:spacing w:line="336" w:lineRule="auto" w:after="180"/>
+        <w:shd w:fill="F1F6FC"/>
+      </w:pPr>
+      <w:r>
+        <w:rPr>
+          <w:b w:val="0"/>
+        </w:rPr>
+        <w:t>Expected reasoning: Convert documented2000ms to2 seconds with provenance; this is a unit correction, not rejection because it looks large.</w:t>
+      </w:r>
+    </w:p>
+    <w:p>
+      <w:pPr>
+        <w:spacing w:line="336" w:lineRule="auto" w:after="180"/>
+        <w:shd w:fill="F1F6FC"/>
+      </w:pPr>
+      <w:r>
+        <w:rPr>
+          <w:b w:val="0"/>
+        </w:rPr>
+        <w:t>If students need support, record it and reassess with another new case rather than awarding independence to a copied answer.</w:t>
+      </w:r>
+    </w:p>
+    <w:p>
+      <w:pPr>
+        <w:pStyle w:val="Heading3"/>
+      </w:pPr>
+      <w:r>
+        <w:t>Assess independent transfer</w:t>
+      </w:r>
+    </w:p>
+    <w:p>
+      <w:pPr>
+        <w:pStyle w:val="Heading3"/>
+      </w:pPr>
+      <w:r>
+        <w:t>Independent question · withhold the key</w:t>
+      </w:r>
+    </w:p>
+    <w:p>
+      <w:pPr>
+        <w:spacing w:line="336" w:lineRule="auto" w:after="180"/>
+        <w:shd w:fill="F5F1FB"/>
+      </w:pPr>
+      <w:r>
+        <w:rPr>
+          <w:b w:val="0"/>
+        </w:rPr>
+        <w:t>Selected case: Values2, 3, 4, 20 are valid. Compute mean and median and propose an honest investigation.</w:t>
+      </w:r>
+    </w:p>
+    <w:p>
+      <w:pPr>
+        <w:pStyle w:val="Heading3"/>
+      </w:pPr>
+      <w:r>
+        <w:t>Selected case answer</w:t>
+      </w:r>
+    </w:p>
+    <w:p>
+      <w:pPr>
+        <w:pStyle w:val="Heading3"/>
+      </w:pPr>
+      <w:r>
+        <w:t>Teacher key · Selected case answer</w:t>
+      </w:r>
+    </w:p>
+    <w:p>
+      <w:pPr>
+        <w:spacing w:line="336" w:lineRule="auto" w:after="180"/>
+        <w:shd w:fill="F1F6FC"/>
+      </w:pPr>
+      <w:r>
+        <w:rPr>
+          <w:b w:val="0"/>
+        </w:rPr>
+        <w:t xml:space="preserve">Teacher explanation: Mean7.25, median3.5. Keep20; inspect its case/trace for a </w:t>
+      </w:r>
+      <w:r>
+        <w:rPr>
+          <w:b/>
+        </w:rPr>
+        <w:t>mechanism</w:t>
+      </w:r>
+      <w:r>
+        <w:rPr>
+          <w:b w:val="0"/>
+        </w:rPr>
+        <w:t xml:space="preserve"> rather than silently deleting it.</w:t>
       </w:r>
     </w:p>
     <w:tbl>
@@ -1737,67 +3426,281 @@
       </w:tr>
     </w:tbl>
     <w:p>
-      <w:r>
-        <w:t>Record each dimension as not yet, with support, or independent. Accept a valid alternative procedure with a defensible trace. Do not penalise an honestly recorded model failure if the learner correctly explains its evidence and limits.</w:t>
+      <w:pPr>
+        <w:pStyle w:val="Heading3"/>
+      </w:pPr>
+      <w:r>
+        <w:t>Teacher key · Selected case answer</w:t>
       </w:r>
     </w:p>
     <w:p>
       <w:pPr>
-        <w:pStyle w:val="Heading3"/>
-      </w:pPr>
-      <w:r>
-        <w:t>Feedback that the learner uses</w:t>
+        <w:spacing w:line="336" w:lineRule="auto" w:after="180"/>
+        <w:shd w:fill="F1F6FC"/>
+      </w:pPr>
+      <w:r>
+        <w:rPr>
+          <w:b w:val="0"/>
+        </w:rPr>
+        <w:t>Record each dimension as not yet, with support, or independent. Accept a valid alternative procedure with a defensible trace.</w:t>
       </w:r>
     </w:p>
     <w:p>
-      <w:r>
-        <w:t>Name the earliest unsupported step and give one action to repair it. Have the learner make that repair now and explain why. Then assess the relevant skill on a fresh, fully specified case. Confirm it was not previously practised with feedback; solve and check the new case before assigning it. A follow-up design prompt is a starting brief, not automatically an equivalent test.</w:t>
+      <w:pPr>
+        <w:spacing w:line="336" w:lineRule="auto" w:after="180"/>
+        <w:shd w:fill="F1F6FC"/>
+      </w:pPr>
+      <w:r>
+        <w:rPr>
+          <w:b w:val="0"/>
+        </w:rPr>
+        <w:t xml:space="preserve">Do not penalise an honestly recorded model failure if the learner correctly explains its </w:t>
+      </w:r>
+      <w:r>
+        <w:rPr>
+          <w:b/>
+        </w:rPr>
+        <w:t>evidence</w:t>
+      </w:r>
+      <w:r>
+        <w:rPr>
+          <w:b w:val="0"/>
+        </w:rPr>
+        <w:t xml:space="preserve"> and limits.</w:t>
       </w:r>
     </w:p>
     <w:p>
       <w:pPr>
-        <w:pStyle w:val="Heading1"/>
-      </w:pPr>
-      <w:r>
-        <w:t>06. Connect the project, support and next lesson</w:t>
+        <w:pStyle w:val="Heading3"/>
+      </w:pPr>
+      <w:r>
+        <w:t>Feedback that the learner uses</w:t>
       </w:r>
     </w:p>
     <w:p>
-      <w:r>
-        <w:t>Add a labelled inspecting failures and anomalies evidence sheet to Reproducible AI Research Study. Show how you can explain the mechanism and terminology of inspecting failures and anomalies. Use the supplied fictional case and keep its inputs, intermediate steps, calculation or prediction, and limitation. Connect this record to last week’s record; a matching answer without a trace is insufficient.</w:t>
+      <w:pPr>
+        <w:spacing w:line="336" w:lineRule="auto" w:after="180"/>
+      </w:pPr>
+      <w:r>
+        <w:rPr>
+          <w:b w:val="0"/>
+        </w:rPr>
+        <w:t>Name the earliest unsupported step and give one action to repair it. Have the learner make that repair now and explain why. Then assess the relevant skill on a fresh, fully specified case.</w:t>
       </w:r>
     </w:p>
     <w:p>
-      <w:r>
-        <w:t>Provide an input/procedure/result/limit frame and a calculator when needed. Ask students to identify the first step before completing the whole trace. Extension: compare two concrete variants of this mechanism while holding unrelated conditions fixed; report both successful and unsuccessful outcomes.</w:t>
+      <w:pPr>
+        <w:spacing w:line="336" w:lineRule="auto" w:after="180"/>
+      </w:pPr>
+      <w:r>
+        <w:rPr>
+          <w:b w:val="0"/>
+        </w:rPr>
+        <w:t>Confirm it was not previously practised with feedback; solve and check the new case before assigning it. A follow-up design prompt is a starting brief, not automatically an equivalent test.</w:t>
       </w:r>
     </w:p>
     <w:p>
-      <w:r>
-        <w:t>Next connection: Robustness across conditions. Preserve the current case record and retrieve its evidence boundary before moving on.</w:t>
+      <w:pPr>
+        <w:pStyle w:val="Heading1"/>
+      </w:pPr>
+      <w:r>
+        <w:t>06. Connect the project, support and next lesson</w:t>
       </w:r>
     </w:p>
     <w:p>
       <w:r>
-        <w:t>Retain the project ledger and assess a changed case after support. Check the relevant prerequisite before carrying this component forward.</w:t>
+        <w:t>Connect Inspecting failures and anomalies to Reproducible AI Research Study, adapt support and plan a later changed-case check.</w:t>
       </w:r>
     </w:p>
     <w:p>
       <w:pPr>
-        <w:pStyle w:val="Heading3"/>
-      </w:pPr>
-      <w:r>
-        <w:t>Plan the delayed return</w:t>
+        <w:spacing w:line="336" w:lineRule="auto" w:after="180"/>
+      </w:pPr>
+      <w:r>
+        <w:rPr>
+          <w:b w:val="0"/>
+        </w:rPr>
+        <w:t xml:space="preserve">Add a labelled inspecting failures and anomalies </w:t>
+      </w:r>
+      <w:r>
+        <w:rPr>
+          <w:b/>
+        </w:rPr>
+        <w:t>evidence</w:t>
+      </w:r>
+      <w:r>
+        <w:rPr>
+          <w:b w:val="0"/>
+        </w:rPr>
+        <w:t xml:space="preserve"> sheet to Reproducible AI Research Study. Show how you can explain the </w:t>
+      </w:r>
+      <w:r>
+        <w:rPr>
+          <w:b/>
+        </w:rPr>
+        <w:t>mechanism</w:t>
+      </w:r>
+      <w:r>
+        <w:rPr>
+          <w:b w:val="0"/>
+        </w:rPr>
+        <w:t xml:space="preserve"> and terminology of inspecting failures and anomalies.</w:t>
       </w:r>
     </w:p>
     <w:p>
-      <w:r>
-        <w:t>Suggested return points in this level: ai-7/27, ai-7/29, ai-7/32. Use actual classroom dates, adjusting for holidays and gaps. One, three and six teaching weeks are scheduling choices, not a claimed optimal spacing.</w:t>
+      <w:pPr>
+        <w:spacing w:line="336" w:lineRule="auto" w:after="180"/>
+      </w:pPr>
+      <w:r>
+        <w:rPr>
+          <w:b w:val="0"/>
+        </w:rPr>
+        <w:t xml:space="preserve">Use the supplied fictional case and keep its </w:t>
+      </w:r>
+      <w:r>
+        <w:rPr>
+          <w:b/>
+        </w:rPr>
+        <w:t>input</w:t>
+      </w:r>
+      <w:r>
+        <w:rPr>
+          <w:b w:val="0"/>
+        </w:rPr>
+        <w:t xml:space="preserve">s, intermediate steps, calculation or </w:t>
+      </w:r>
+      <w:r>
+        <w:rPr>
+          <w:b/>
+        </w:rPr>
+        <w:t>prediction</w:t>
+      </w:r>
+      <w:r>
+        <w:rPr>
+          <w:b w:val="0"/>
+        </w:rPr>
+        <w:t>, and limitation. Connect this record to last week’s record; a matching answer without a trace is insufficient.</w:t>
       </w:r>
     </w:p>
     <w:p>
-      <w:r>
-        <w:t>At a delayed check, ask for the idea from memory and a changed application. Compare with the earlier independent response and record support used. For a new level, revisit the previous capstone before checking the new prerequisites.</w:t>
+      <w:pPr>
+        <w:spacing w:line="336" w:lineRule="auto" w:after="180"/>
+      </w:pPr>
+      <w:r>
+        <w:rPr>
+          <w:b w:val="0"/>
+        </w:rPr>
+        <w:t xml:space="preserve">Provide an </w:t>
+      </w:r>
+      <w:r>
+        <w:rPr>
+          <w:b/>
+        </w:rPr>
+        <w:t>input</w:t>
+      </w:r>
+      <w:r>
+        <w:rPr>
+          <w:b w:val="0"/>
+        </w:rPr>
+        <w:t>/procedure/result/limit frame and a calculator when needed. Ask students to identify the first step before completing the whole trace.</w:t>
+      </w:r>
+    </w:p>
+    <w:p>
+      <w:pPr>
+        <w:spacing w:line="336" w:lineRule="auto" w:after="180"/>
+      </w:pPr>
+      <w:r>
+        <w:rPr>
+          <w:b w:val="0"/>
+        </w:rPr>
+        <w:t xml:space="preserve">Extension: compare two concrete variants of this </w:t>
+      </w:r>
+      <w:r>
+        <w:rPr>
+          <w:b/>
+        </w:rPr>
+        <w:t>mechanism</w:t>
+      </w:r>
+      <w:r>
+        <w:rPr>
+          <w:b w:val="0"/>
+        </w:rPr>
+        <w:t xml:space="preserve"> while holding unrelated conditions fixed; report both successful and unsuccessful outcomes.</w:t>
+      </w:r>
+    </w:p>
+    <w:p>
+      <w:pPr>
+        <w:spacing w:line="336" w:lineRule="auto" w:after="180"/>
+      </w:pPr>
+      <w:r>
+        <w:rPr>
+          <w:b w:val="0"/>
+        </w:rPr>
+        <w:t xml:space="preserve">Next connection: Robustness across conditions. Preserve the current case record and retrieve its </w:t>
+      </w:r>
+      <w:r>
+        <w:rPr>
+          <w:b/>
+        </w:rPr>
+        <w:t>evidence</w:t>
+      </w:r>
+      <w:r>
+        <w:rPr>
+          <w:b w:val="0"/>
+        </w:rPr>
+        <w:t xml:space="preserve"> boundary before moving on.</w:t>
+      </w:r>
+    </w:p>
+    <w:p>
+      <w:pPr>
+        <w:spacing w:line="336" w:lineRule="auto" w:after="180"/>
+      </w:pPr>
+      <w:r>
+        <w:rPr>
+          <w:b w:val="0"/>
+        </w:rPr>
+        <w:t>Retain the project ledger and assess a changed case after support. Check the relevant prerequisite before carrying this component forward.</w:t>
+      </w:r>
+    </w:p>
+    <w:p>
+      <w:pPr>
+        <w:pStyle w:val="Heading3"/>
+      </w:pPr>
+      <w:r>
+        <w:t>Plan the delayed return</w:t>
+      </w:r>
+    </w:p>
+    <w:p>
+      <w:pPr>
+        <w:spacing w:line="336" w:lineRule="auto" w:after="180"/>
+      </w:pPr>
+      <w:r>
+        <w:rPr>
+          <w:b w:val="0"/>
+        </w:rPr>
+        <w:t>Suggested return points in this level: ai-7/27, ai-7/29, ai-7/32. Use actual classroom dates, adjusting for holidays and gaps. One, three and six teaching weeks are scheduling choices, not a claimed optimal spacing.</w:t>
+      </w:r>
+    </w:p>
+    <w:p>
+      <w:pPr>
+        <w:spacing w:line="336" w:lineRule="auto" w:after="180"/>
+      </w:pPr>
+      <w:r>
+        <w:rPr>
+          <w:b w:val="0"/>
+        </w:rPr>
+        <w:t>At a delayed check, ask for the idea from memory and a changed application. Compare with the earlier independent response and record support used.</w:t>
+      </w:r>
+    </w:p>
+    <w:p>
+      <w:pPr>
+        <w:spacing w:line="336" w:lineRule="auto" w:after="180"/>
+      </w:pPr>
+      <w:r>
+        <w:rPr>
+          <w:b w:val="0"/>
+        </w:rPr>
+        <w:t>For a new level, revisit the previous capstone before checking the new prerequisites.</w:t>
       </w:r>
     </w:p>
     <w:tbl>
@@ -1957,8 +3860,26 @@
       </w:tr>
     </w:tbl>
     <w:p>
-      <w:r>
-        <w:t>Use the evidence to choose reteaching or the next step. A completed page, confidence rating or attractive project does not by itself demonstrate understanding.</w:t>
+      <w:pPr>
+        <w:spacing w:line="336" w:lineRule="auto" w:after="180"/>
+      </w:pPr>
+      <w:r>
+        <w:rPr>
+          <w:b w:val="0"/>
+        </w:rPr>
+        <w:t xml:space="preserve">Use the </w:t>
+      </w:r>
+      <w:r>
+        <w:rPr>
+          <w:b/>
+        </w:rPr>
+        <w:t>evidence</w:t>
+      </w:r>
+      <w:r>
+        <w:rPr>
+          <w:b w:val="0"/>
+        </w:rPr>
+        <w:t xml:space="preserve"> to choose reteaching or the next step. A completed page, confidence rating or attractive project does not by itself demonstrate understanding.</w:t>
       </w:r>
     </w:p>
     <w:p>
@@ -1970,7 +3891,13 @@
       </w:r>
     </w:p>
     <w:p>
-      <w:r>
+      <w:pPr>
+        <w:spacing w:line="336" w:lineRule="auto" w:after="180"/>
+      </w:pPr>
+      <w:r>
+        <w:rPr>
+          <w:b w:val="0"/>
+        </w:rPr>
         <w:t>For the Reproducible AI Research Study, retain an annotated worked trace and the changed-case reasoning. Connect the claim to its records, units and assumptions so another investigator can challenge or reproduce it.</w:t>
       </w:r>
     </w:p>
@@ -1984,12 +3911,62 @@
     </w:p>
     <w:p>
       <w:r>
-        <w:t>Teaching target: Explain the mechanism and terminology of inspecting failures and anomalies</w:t>
+        <w:t>Use this preparation summary alongside the detailed Inspecting failures and anomalies lesson; it is a checklist rather than a replacement for the full sequence.</w:t>
       </w:r>
     </w:p>
     <w:p>
-      <w:r>
-        <w:t>Prepare the labelled worked-case picture, the matching workbook, fictional input cards and a place for individual responses. Check a local Python 3 environment before class; have a paper-trace version ready.</w:t>
+      <w:pPr>
+        <w:pStyle w:val="Heading3"/>
+      </w:pPr>
+      <w:r>
+        <w:t>Teaching target</w:t>
+      </w:r>
+    </w:p>
+    <w:p>
+      <w:pPr>
+        <w:spacing w:line="336" w:lineRule="auto" w:after="180"/>
+        <w:shd w:fill="EDF7F3"/>
+      </w:pPr>
+      <w:r>
+        <w:rPr>
+          <w:b w:val="0"/>
+        </w:rPr>
+        <w:t xml:space="preserve">Teaching target: Explain the </w:t>
+      </w:r>
+      <w:r>
+        <w:rPr>
+          <w:b/>
+        </w:rPr>
+        <w:t>mechanism</w:t>
+      </w:r>
+      <w:r>
+        <w:rPr>
+          <w:b w:val="0"/>
+        </w:rPr>
+        <w:t xml:space="preserve"> and terminology of inspecting failures and anomalies</w:t>
+      </w:r>
+    </w:p>
+    <w:p>
+      <w:pPr>
+        <w:spacing w:line="336" w:lineRule="auto" w:after="180"/>
+      </w:pPr>
+      <w:r>
+        <w:rPr>
+          <w:b w:val="0"/>
+        </w:rPr>
+        <w:t xml:space="preserve">Prepare the labelled worked-case picture, the matching workbook, fictional </w:t>
+      </w:r>
+      <w:r>
+        <w:rPr>
+          <w:b/>
+        </w:rPr>
+        <w:t>input</w:t>
+      </w:r>
+      <w:r>
+        <w:rPr>
+          <w:b w:val="0"/>
+        </w:rPr>
+        <w:t xml:space="preserve"> cards and a place for individual responses. Check a local Python 3 environment before class; have a paper-trace version ready.</w:t>
       </w:r>
     </w:p>
     <w:tbl>
@@ -2136,37 +4113,183 @@
       </w:tr>
     </w:tbl>
     <w:p>
-      <w:r>
+      <w:pPr>
+        <w:spacing w:line="336" w:lineRule="auto" w:after="180"/>
+      </w:pPr>
+      <w:r>
+        <w:rPr>
+          <w:b w:val="0"/>
+        </w:rPr>
         <w:t>Before class, solve the supported practice: Durations1, 2, 2, 15 seconds are all valid traces. Team deletes15 as an outlier without a rule. Show the intermediate steps and give the conclusion with its scope.</w:t>
       </w:r>
     </w:p>
     <w:p>
-      <w:r>
-        <w:t>Reasoned practice answer: Teacher explanation: The slow valid case must remain in the declared primary analysis. Investigate mechanism separately; mean5 and median2 reveal different aspects.</w:t>
+      <w:pPr>
+        <w:pStyle w:val="Heading3"/>
+      </w:pPr>
+      <w:r>
+        <w:t>Supported practice answer</w:t>
       </w:r>
     </w:p>
     <w:p>
-      <w:r>
-        <w:t>Check every learner before discussion: Use the worked case for Inspecting failures and anomalies. Proposed explanation: “The worked result establishes every future case”. Decide whether this explanation is supported. Point to the step or supplied fact that decides; explain your repair if needed.</w:t>
+      <w:pPr>
+        <w:spacing w:line="336" w:lineRule="auto" w:after="180"/>
+        <w:shd w:fill="F1F6FC"/>
+      </w:pPr>
+      <w:r>
+        <w:rPr>
+          <w:b w:val="0"/>
+        </w:rPr>
+        <w:t xml:space="preserve">Reasoned practice answer: Teacher explanation: The slow valid case must remain in the declared primary analysis. Investigate </w:t>
+      </w:r>
+      <w:r>
+        <w:rPr>
+          <w:b/>
+        </w:rPr>
+        <w:t>mechanism</w:t>
+      </w:r>
+      <w:r>
+        <w:rPr>
+          <w:b w:val="0"/>
+        </w:rPr>
+        <w:t xml:space="preserve"> separately; mean5 and median2 reveal different aspects.</w:t>
       </w:r>
     </w:p>
     <w:p>
-      <w:r>
-        <w:t>Misconception repair: Post-hoc exclusion based on an unwanted outcome can distort the conclusion.</w:t>
+      <w:pPr>
+        <w:spacing w:line="336" w:lineRule="auto" w:after="180"/>
+      </w:pPr>
+      <w:r>
+        <w:rPr>
+          <w:b w:val="0"/>
+        </w:rPr>
+        <w:t>Check every learner before discussion: Use the worked case for Inspecting failures and anomalies. Proposed explanation: “The worked result establishes every future case”. Decide whether this explanation is supported.</w:t>
       </w:r>
     </w:p>
     <w:p>
-      <w:r>
-        <w:t>Support: read the exact case aloud, enlarge the labelled picture, supply input cards and model only the first deciding step. Accept a spoken explanation or drawing; retain the reasoning goal.</w:t>
+      <w:pPr>
+        <w:spacing w:line="336" w:lineRule="auto" w:after="180"/>
+      </w:pPr>
+      <w:r>
+        <w:rPr>
+          <w:b w:val="0"/>
+        </w:rPr>
+        <w:t>Point to the step or supplied fact that decides; explain your repair if needed.</w:t>
       </w:r>
     </w:p>
     <w:p>
-      <w:r>
-        <w:t>Extension: Delete the 10-second record only because it looks bad. Require a prediction and a reason before comparing. Expected result: The mean becomes 2 seconds but the selective report violates this plan. Reason: Observed inconvenient outcomes are not an approved exclusion reason.</w:t>
+      <w:pPr>
+        <w:pStyle w:val="Heading3"/>
+      </w:pPr>
+      <w:r>
+        <w:t>Repair the misconception</w:t>
       </w:r>
     </w:p>
     <w:p>
-      <w:r>
+      <w:pPr>
+        <w:spacing w:line="336" w:lineRule="auto" w:after="180"/>
+        <w:shd w:fill="FFF5E6"/>
+      </w:pPr>
+      <w:r>
+        <w:rPr>
+          <w:b w:val="0"/>
+        </w:rPr>
+        <w:t>Misconception repair: Post-hoc exclusion based on an unwanted outcome can distort the conclusion.</w:t>
+      </w:r>
+    </w:p>
+    <w:p>
+      <w:pPr>
+        <w:pStyle w:val="Heading3"/>
+      </w:pPr>
+      <w:r>
+        <w:t>Support without giving away the answer</w:t>
+      </w:r>
+    </w:p>
+    <w:p>
+      <w:pPr>
+        <w:spacing w:line="336" w:lineRule="auto" w:after="180"/>
+        <w:shd w:fill="F1F6F8"/>
+      </w:pPr>
+      <w:r>
+        <w:rPr>
+          <w:b w:val="0"/>
+        </w:rPr>
+        <w:t xml:space="preserve">Support: read the exact case aloud, enlarge the labelled picture, supply </w:t>
+      </w:r>
+      <w:r>
+        <w:rPr>
+          <w:b/>
+        </w:rPr>
+        <w:t>input</w:t>
+      </w:r>
+      <w:r>
+        <w:rPr>
+          <w:b w:val="0"/>
+        </w:rPr>
+        <w:t xml:space="preserve"> cards and model only the first deciding step. Accept a spoken explanation or drawing; retain the reasoning goal.</w:t>
+      </w:r>
+    </w:p>
+    <w:p>
+      <w:pPr>
+        <w:pStyle w:val="Heading3"/>
+      </w:pPr>
+      <w:r>
+        <w:t>Extend the reasoning</w:t>
+      </w:r>
+    </w:p>
+    <w:p>
+      <w:pPr>
+        <w:spacing w:line="336" w:lineRule="auto" w:after="180"/>
+        <w:shd w:fill="F5F1FB"/>
+      </w:pPr>
+      <w:r>
+        <w:rPr>
+          <w:b w:val="0"/>
+        </w:rPr>
+        <w:t xml:space="preserve">Extension: Delete the 10-second record only because it looks bad. Require a </w:t>
+      </w:r>
+      <w:r>
+        <w:rPr>
+          <w:b/>
+        </w:rPr>
+        <w:t>prediction</w:t>
+      </w:r>
+      <w:r>
+        <w:rPr>
+          <w:b w:val="0"/>
+        </w:rPr>
+        <w:t xml:space="preserve"> and a reason before comparing. Expected result: The mean becomes 2 seconds but the selective report violates this plan.</w:t>
+      </w:r>
+    </w:p>
+    <w:p>
+      <w:pPr>
+        <w:spacing w:line="336" w:lineRule="auto" w:after="180"/>
+        <w:shd w:fill="F5F1FB"/>
+      </w:pPr>
+      <w:r>
+        <w:rPr>
+          <w:b w:val="0"/>
+        </w:rPr>
+        <w:t>Reason: Observed inconvenient outcomes are not an approved exclusion reason.</w:t>
+      </w:r>
+    </w:p>
+    <w:p>
+      <w:pPr>
+        <w:pStyle w:val="Heading3"/>
+      </w:pPr>
+      <w:r>
+        <w:t>Protect the independent attempt</w:t>
+      </w:r>
+    </w:p>
+    <w:p>
+      <w:pPr>
+        <w:spacing w:line="336" w:lineRule="auto" w:after="180"/>
+        <w:shd w:fill="FFF5E6"/>
+      </w:pPr>
+      <w:r>
+        <w:rPr>
+          <w:b w:val="0"/>
+        </w:rPr>
         <w:t>Independent assessment: withhold the reserved answer until the learner has attempted the new case. Record support separately from correctness.</w:t>
       </w:r>
     </w:p>
@@ -2355,46 +4478,958 @@
       </w:tr>
     </w:tbl>
     <w:p>
-      <w:r>
-        <w:t>Project checkpoint: Prepare the demonstration. Gather reproducible instructions, evidence, access checks and remaining limitations.</w:t>
+      <w:pPr>
+        <w:pStyle w:val="Heading3"/>
+      </w:pPr>
+      <w:r>
+        <w:t>Project checkpoint</w:t>
       </w:r>
     </w:p>
     <w:p>
-      <w:r>
-        <w:t>Use the weekly teacher answer for topic-specific reasoning. A saved progress tick is an activity record; judge mastery from the learner’s explanation and evidence.</w:t>
+      <w:pPr>
+        <w:spacing w:line="336" w:lineRule="auto" w:after="180"/>
+        <w:shd w:fill="EDF7F3"/>
+      </w:pPr>
+      <w:r>
+        <w:rPr>
+          <w:b w:val="0"/>
+        </w:rPr>
+        <w:t xml:space="preserve">Project checkpoint: Prepare the demonstration. Gather reproducible instructions, </w:t>
+      </w:r>
+      <w:r>
+        <w:rPr>
+          <w:b/>
+        </w:rPr>
+        <w:t>evidence</w:t>
+      </w:r>
+      <w:r>
+        <w:rPr>
+          <w:b w:val="0"/>
+        </w:rPr>
+        <w:t>, access checks and remaining limitations.</w:t>
       </w:r>
     </w:p>
     <w:p>
       <w:pPr>
-        <w:pStyle w:val="Heading1"/>
-      </w:pPr>
-      <w:r>
-        <w:t>08. Use feedback, labs and repair paths</w:t>
+        <w:spacing w:line="336" w:lineRule="auto" w:after="180"/>
+      </w:pPr>
+      <w:r>
+        <w:rPr>
+          <w:b w:val="0"/>
+        </w:rPr>
+        <w:t xml:space="preserve">Use the weekly teacher answer for topic-specific reasoning. A saved progress tick is an activity record; judge mastery from the learner’s explanation and </w:t>
+      </w:r>
+      <w:r>
+        <w:rPr>
+          <w:b/>
+        </w:rPr>
+        <w:t>evidence</w:t>
+      </w:r>
+      <w:r>
+        <w:rPr>
+          <w:b w:val="0"/>
+        </w:rPr>
+        <w:t>.</w:t>
       </w:r>
     </w:p>
     <w:p>
-      <w:r>
-        <w:t>Use the two formative questions as supported practice, not as independent mastery scores. Discuss the deciding evidence rather than accepting a guessed selection.</w:t>
+      <w:pPr>
+        <w:pStyle w:val="Heading1"/>
+      </w:pPr>
+      <w:r>
+        <w:t>08. Use feedback, labs and repair paths</w:t>
       </w:r>
     </w:p>
     <w:p>
       <w:r>
-        <w:t>The feedback comes from the reviewed public worked case. Do not reveal the separately reserved independent teacher answer until the learner has attempted that case.</w:t>
+        <w:t>Use feedback, earlier review and portfolios purposefully. Apply the coding routine only when this lesson has an executable lab.</w:t>
       </w:r>
     </w:p>
     <w:p>
-      <w:r>
-        <w:t>Ask students to predict before running code. Preserve errors and actual outputs; collect a changed test and an explanation. The branch-boundary and indexing lessons deliberately include failure cases.</w:t>
+      <w:pPr>
+        <w:spacing w:line="336" w:lineRule="auto" w:after="180"/>
+      </w:pPr>
+      <w:r>
+        <w:rPr>
+          <w:b w:val="0"/>
+        </w:rPr>
+        <w:t xml:space="preserve">Use the two formative questions as supported practice, not as independent mastery scores. Discuss the deciding </w:t>
+      </w:r>
+      <w:r>
+        <w:rPr>
+          <w:b/>
+        </w:rPr>
+        <w:t>evidence</w:t>
+      </w:r>
+      <w:r>
+        <w:rPr>
+          <w:b w:val="0"/>
+        </w:rPr>
+        <w:t xml:space="preserve"> rather than accepting a guessed selection.</w:t>
       </w:r>
     </w:p>
     <w:p>
-      <w:r>
-        <w:t>Use the earlier worked-explanation links to address a specific missing building block, then return to the current question. Adapt this suggestion after observing the learner; it is not an automatic diagnosis.</w:t>
+      <w:pPr>
+        <w:spacing w:line="336" w:lineRule="auto" w:after="180"/>
+      </w:pPr>
+      <w:r>
+        <w:rPr>
+          <w:b w:val="0"/>
+        </w:rPr>
+        <w:t>The feedback comes from the reviewed public worked case. Do not reveal the separately reserved independent teacher answer until the learner has attempted that case.</w:t>
       </w:r>
     </w:p>
     <w:p>
-      <w:r>
-        <w:t>Collect the completed-work portfolio as evidence. Record support separately from correctness, and assess explanation, trace/test and limitations. Progress ticks and quiz selections alone do not establish mastery.</w:t>
+      <w:pPr>
+        <w:pStyle w:val="Heading3"/>
+      </w:pPr>
+      <w:r>
+        <w:t>For later coding lessons</w:t>
+      </w:r>
+    </w:p>
+    <w:p>
+      <w:r>
+        <w:t>This week has no code block. Use this routine when a later lesson includes an executable lab.</w:t>
+      </w:r>
+    </w:p>
+    <w:p>
+      <w:pPr>
+        <w:spacing w:line="336" w:lineRule="auto" w:after="180"/>
+        <w:shd w:fill="F1F6F8"/>
+      </w:pPr>
+      <w:r>
+        <w:rPr>
+          <w:b w:val="0"/>
+        </w:rPr>
+        <w:t xml:space="preserve">Ask students to predict before running code. Preserve errors and actual </w:t>
+      </w:r>
+      <w:r>
+        <w:rPr>
+          <w:b/>
+        </w:rPr>
+        <w:t>output</w:t>
+      </w:r>
+      <w:r>
+        <w:rPr>
+          <w:b w:val="0"/>
+        </w:rPr>
+        <w:t>s; collect a changed test and an explanation. The branch-boundary and indexing lessons deliberately include failure cases.</w:t>
+      </w:r>
+    </w:p>
+    <w:p>
+      <w:pPr>
+        <w:spacing w:line="336" w:lineRule="auto" w:after="180"/>
+      </w:pPr>
+      <w:r>
+        <w:rPr>
+          <w:b w:val="0"/>
+        </w:rPr>
+        <w:t>Use the earlier worked-explanation links to address a specific missing building block, then return to the current question. Adapt this suggestion after observing the learner; it is not an automatic diagnosis.</w:t>
+      </w:r>
+    </w:p>
+    <w:p>
+      <w:pPr>
+        <w:spacing w:line="336" w:lineRule="auto" w:after="180"/>
+      </w:pPr>
+      <w:r>
+        <w:rPr>
+          <w:b w:val="0"/>
+        </w:rPr>
+        <w:t xml:space="preserve">Collect the completed-work portfolio as </w:t>
+      </w:r>
+      <w:r>
+        <w:rPr>
+          <w:b/>
+        </w:rPr>
+        <w:t>evidence</w:t>
+      </w:r>
+      <w:r>
+        <w:rPr>
+          <w:b w:val="0"/>
+        </w:rPr>
+        <w:t>. Record support separately from correctness, and assess explanation, trace/test and limitations. Progress ticks and quiz selections alone do not establish mastery.</w:t>
+      </w:r>
+    </w:p>
+    <w:p>
+      <w:pPr>
+        <w:pStyle w:val="Heading1"/>
+      </w:pPr>
+      <w:r>
+        <w:t>09. Visual concept journey</w:t>
+      </w:r>
+    </w:p>
+    <w:p>
+      <w:r>
+        <w:t>Show one Inspecting failures and anomalies graphic at a time, request a prediction and discuss its trace before the independent assessment.</w:t>
+      </w:r>
+    </w:p>
+    <w:p>
+      <w:pPr>
+        <w:spacing w:line="336" w:lineRule="auto" w:after="180"/>
+      </w:pPr>
+      <w:r>
+        <w:rPr>
+          <w:b w:val="0"/>
+        </w:rPr>
+        <w:t xml:space="preserve">Use one picture at a time. Hide a worked result before asking for a </w:t>
+      </w:r>
+      <w:r>
+        <w:rPr>
+          <w:b/>
+        </w:rPr>
+        <w:t>prediction</w:t>
+      </w:r>
+      <w:r>
+        <w:rPr>
+          <w:b w:val="0"/>
+        </w:rPr>
+        <w:t>, then reveal it for feedback. These are supported teaching cases; retain the separate independent assessment for a fresh first attempt.</w:t>
+      </w:r>
+    </w:p>
+    <w:p>
+      <w:pPr>
+        <w:pStyle w:val="Heading3"/>
+      </w:pPr>
+      <w:r>
+        <w:t>01. Inspecting failures and anomalies: the case</w:t>
+      </w:r>
+    </w:p>
+    <w:p>
+      <w:r>
+        <w:drawing>
+          <wp:inline xmlns:a="http://schemas.openxmlformats.org/drawingml/2006/main" xmlns:pic="http://schemas.openxmlformats.org/drawingml/2006/picture">
+            <wp:extent cx="5486400" cy="2834640"/>
+            <wp:docPr id="3" name="Picture 3" descr="Inspect an anomaly without erasing it. A timing study records four runs and notices one unusually long duration. Supplied facts: Durations are 2,2,2,10 seconds. Logs show a source timeout on the fourth run. The plan includes timeouts in reporting."/>
+            <wp:cNvGraphicFramePr>
+              <a:graphicFrameLocks noChangeAspect="1"/>
+            </wp:cNvGraphicFramePr>
+            <a:graphic>
+              <a:graphicData uri="http://schemas.openxmlformats.org/drawingml/2006/picture">
+                <pic:pic>
+                  <pic:nvPicPr>
+                    <pic:cNvPr id="0" name="academy-story-ai-7-26-01.png"/>
+                    <pic:cNvPicPr/>
+                  </pic:nvPicPr>
+                  <pic:blipFill>
+                    <a:blip r:embed="rId11"/>
+                    <a:stretch>
+                      <a:fillRect/>
+                    </a:stretch>
+                  </pic:blipFill>
+                  <pic:spPr>
+                    <a:xfrm>
+                      <a:off x="0" y="0"/>
+                      <a:ext cx="5486400" cy="2834640"/>
+                    </a:xfrm>
+                    <a:prstGeom prst="rect"/>
+                  </pic:spPr>
+                </pic:pic>
+              </a:graphicData>
+            </a:graphic>
+          </wp:inline>
+        </w:drawing>
+      </w:r>
+    </w:p>
+    <w:p>
+      <w:pPr>
+        <w:spacing w:line="336" w:lineRule="auto" w:after="180"/>
+      </w:pPr>
+      <w:r>
+        <w:rPr>
+          <w:b w:val="0"/>
+        </w:rPr>
+        <w:t xml:space="preserve">Inspect an </w:t>
+      </w:r>
+      <w:r>
+        <w:rPr>
+          <w:b/>
+        </w:rPr>
+        <w:t>anomaly</w:t>
+      </w:r>
+      <w:r>
+        <w:rPr>
+          <w:b w:val="0"/>
+        </w:rPr>
+        <w:t xml:space="preserve"> without erasing it. A timing study records four runs and notices one unusually long duration. Supplied facts: Durations are 2,2,2,10 seconds. Logs show a source timeout on the fourth run.</w:t>
+      </w:r>
+    </w:p>
+    <w:p>
+      <w:pPr>
+        <w:spacing w:line="336" w:lineRule="auto" w:after="180"/>
+      </w:pPr>
+      <w:r>
+        <w:rPr>
+          <w:b w:val="0"/>
+        </w:rPr>
+        <w:t>The plan includes timeouts in reporting.</w:t>
+      </w:r>
+    </w:p>
+    <w:p>
+      <w:pPr>
+        <w:spacing w:line="336" w:lineRule="auto" w:after="180"/>
+        <w:shd w:fill="F5F1FB"/>
+      </w:pPr>
+      <w:r>
+        <w:rPr>
+          <w:b w:val="0"/>
+        </w:rPr>
+        <w:t>Point to the given fact that matters most. Explain why it matters.</w:t>
+      </w:r>
+    </w:p>
+    <w:p>
+      <w:pPr>
+        <w:pStyle w:val="Heading3"/>
+      </w:pPr>
+      <w:r>
+        <w:t>Discuss while showing the picture</w:t>
+      </w:r>
+    </w:p>
+    <w:p>
+      <w:pPr>
+        <w:spacing w:line="336" w:lineRule="auto" w:after="180"/>
+        <w:shd w:fill="F1F6F8"/>
+      </w:pPr>
+      <w:r>
+        <w:rPr>
+          <w:b w:val="0"/>
+        </w:rPr>
+        <w:t>Teacher prompt: Point to the given fact that matters most. Explain why it matters. Ask learners to describe one label or arrow in ordinary words. Use the adjacent transcript if the image is difficult to see.</w:t>
+      </w:r>
+    </w:p>
+    <w:p>
+      <w:pPr>
+        <w:pStyle w:val="Heading3"/>
+      </w:pPr>
+      <w:r>
+        <w:t>02. Follow the deciding steps</w:t>
+      </w:r>
+    </w:p>
+    <w:p>
+      <w:r>
+        <w:drawing>
+          <wp:inline xmlns:a="http://schemas.openxmlformats.org/drawingml/2006/main" xmlns:pic="http://schemas.openxmlformats.org/drawingml/2006/picture">
+            <wp:extent cx="5486400" cy="3182112"/>
+            <wp:docPr id="4" name="Picture 4" descr="Keep the raw record: The fourth duration remains 10 seconds. → Compute summaries: Mean is 16/4=4 seconds; median is 2 seconds. → Investigate the event: Report the timeout evidence and distinguish it from an untested explanation."/>
+            <wp:cNvGraphicFramePr>
+              <a:graphicFrameLocks noChangeAspect="1"/>
+            </wp:cNvGraphicFramePr>
+            <a:graphic>
+              <a:graphicData uri="http://schemas.openxmlformats.org/drawingml/2006/picture">
+                <pic:pic>
+                  <pic:nvPicPr>
+                    <pic:cNvPr id="0" name="academy-story-ai-7-26-02.png"/>
+                    <pic:cNvPicPr/>
+                  </pic:nvPicPr>
+                  <pic:blipFill>
+                    <a:blip r:embed="rId12"/>
+                    <a:stretch>
+                      <a:fillRect/>
+                    </a:stretch>
+                  </pic:blipFill>
+                  <pic:spPr>
+                    <a:xfrm>
+                      <a:off x="0" y="0"/>
+                      <a:ext cx="5486400" cy="3182112"/>
+                    </a:xfrm>
+                    <a:prstGeom prst="rect"/>
+                  </pic:spPr>
+                </pic:pic>
+              </a:graphicData>
+            </a:graphic>
+          </wp:inline>
+        </w:drawing>
+      </w:r>
+    </w:p>
+    <w:p>
+      <w:pPr>
+        <w:spacing w:line="336" w:lineRule="auto" w:after="180"/>
+      </w:pPr>
+      <w:r>
+        <w:rPr>
+          <w:b w:val="0"/>
+        </w:rPr>
+        <w:t xml:space="preserve">Keep the raw record: The fourth duration remains 10 seconds. → Compute summaries: Mean is 16/4=4 seconds; median is 2 seconds. → Investigate the event: Report the timeout </w:t>
+      </w:r>
+      <w:r>
+        <w:rPr>
+          <w:b/>
+        </w:rPr>
+        <w:t>evidence</w:t>
+      </w:r>
+      <w:r>
+        <w:rPr>
+          <w:b w:val="0"/>
+        </w:rPr>
+        <w:t xml:space="preserve"> and distinguish it from an untested explanation.</w:t>
+      </w:r>
+    </w:p>
+    <w:p>
+      <w:pPr>
+        <w:spacing w:line="336" w:lineRule="auto" w:after="180"/>
+        <w:shd w:fill="F5F1FB"/>
+      </w:pPr>
+      <w:r>
+        <w:rPr>
+          <w:b w:val="0"/>
+        </w:rPr>
+        <w:t xml:space="preserve">Point to each numbered stage and explain which recorded </w:t>
+      </w:r>
+      <w:r>
+        <w:rPr>
+          <w:b/>
+        </w:rPr>
+        <w:t>input</w:t>
+      </w:r>
+      <w:r>
+        <w:rPr>
+          <w:b w:val="0"/>
+        </w:rPr>
+        <w:t xml:space="preserve"> it uses.</w:t>
+      </w:r>
+    </w:p>
+    <w:p>
+      <w:pPr>
+        <w:pStyle w:val="Heading3"/>
+      </w:pPr>
+      <w:r>
+        <w:t>Discuss while showing the picture</w:t>
+      </w:r>
+    </w:p>
+    <w:p>
+      <w:pPr>
+        <w:spacing w:line="336" w:lineRule="auto" w:after="180"/>
+        <w:shd w:fill="F1F6F8"/>
+      </w:pPr>
+      <w:r>
+        <w:rPr>
+          <w:b w:val="0"/>
+        </w:rPr>
+        <w:t xml:space="preserve">Teacher prompt: Point to each numbered stage and explain which recorded </w:t>
+      </w:r>
+      <w:r>
+        <w:rPr>
+          <w:b/>
+        </w:rPr>
+        <w:t>input</w:t>
+      </w:r>
+      <w:r>
+        <w:rPr>
+          <w:b w:val="0"/>
+        </w:rPr>
+        <w:t xml:space="preserve"> it uses. Ask learners to describe one label or arrow in ordinary words. Use the adjacent transcript if the image is difficult to see.</w:t>
+      </w:r>
+    </w:p>
+    <w:p>
+      <w:pPr>
+        <w:pStyle w:val="Heading3"/>
+      </w:pPr>
+      <w:r>
+        <w:t>03. All four recorded durations</w:t>
+      </w:r>
+    </w:p>
+    <w:p>
+      <w:r>
+        <w:drawing>
+          <wp:inline xmlns:a="http://schemas.openxmlformats.org/drawingml/2006/main" xmlns:pic="http://schemas.openxmlformats.org/drawingml/2006/picture">
+            <wp:extent cx="5486400" cy="3584448"/>
+            <wp:docPr id="5" name="Picture 5" descr="All four recorded durations. Units: seconds; run 4 includes timeout. Run 1: 2. Run 2: 2. Run 3: 2. Run 4: 10."/>
+            <wp:cNvGraphicFramePr>
+              <a:graphicFrameLocks noChangeAspect="1"/>
+            </wp:cNvGraphicFramePr>
+            <a:graphic>
+              <a:graphicData uri="http://schemas.openxmlformats.org/drawingml/2006/picture">
+                <pic:pic>
+                  <pic:nvPicPr>
+                    <pic:cNvPr id="0" name="academy-story-ai-7-26-03.png"/>
+                    <pic:cNvPicPr/>
+                  </pic:nvPicPr>
+                  <pic:blipFill>
+                    <a:blip r:embed="rId13"/>
+                    <a:stretch>
+                      <a:fillRect/>
+                    </a:stretch>
+                  </pic:blipFill>
+                  <pic:spPr>
+                    <a:xfrm>
+                      <a:off x="0" y="0"/>
+                      <a:ext cx="5486400" cy="3584448"/>
+                    </a:xfrm>
+                    <a:prstGeom prst="rect"/>
+                  </pic:spPr>
+                </pic:pic>
+              </a:graphicData>
+            </a:graphic>
+          </wp:inline>
+        </w:drawing>
+      </w:r>
+    </w:p>
+    <w:p>
+      <w:pPr>
+        <w:spacing w:line="336" w:lineRule="auto" w:after="180"/>
+      </w:pPr>
+      <w:r>
+        <w:rPr>
+          <w:b w:val="0"/>
+        </w:rPr>
+        <w:t>All four recorded durations. Units: seconds; run 4 includes timeout. Run 1: 2. Run 2: 2. Run 3: 2. Run 4: 10.</w:t>
+      </w:r>
+    </w:p>
+    <w:p>
+      <w:pPr>
+        <w:spacing w:line="336" w:lineRule="auto" w:after="180"/>
+        <w:shd w:fill="F5F1FB"/>
+      </w:pPr>
+      <w:r>
+        <w:rPr>
+          <w:b w:val="0"/>
+        </w:rPr>
+        <w:t>Read the labels and values. Explain the relationship the model shows.</w:t>
+      </w:r>
+    </w:p>
+    <w:p>
+      <w:pPr>
+        <w:pStyle w:val="Heading3"/>
+      </w:pPr>
+      <w:r>
+        <w:t>Discuss while showing the picture</w:t>
+      </w:r>
+    </w:p>
+    <w:p>
+      <w:pPr>
+        <w:spacing w:line="336" w:lineRule="auto" w:after="180"/>
+        <w:shd w:fill="F1F6F8"/>
+      </w:pPr>
+      <w:r>
+        <w:rPr>
+          <w:b w:val="0"/>
+        </w:rPr>
+        <w:t>Teacher prompt: Read the labels and values. Explain the relationship the model shows. Ask learners to describe one label or arrow in ordinary words. Use the adjacent transcript if the image is difficult to see.</w:t>
+      </w:r>
+    </w:p>
+    <w:p>
+      <w:pPr>
+        <w:spacing w:line="336" w:lineRule="auto" w:after="180"/>
+        <w:shd w:fill="F1F6F8"/>
+      </w:pPr>
+      <w:r>
+        <w:rPr>
+          <w:b w:val="0"/>
+        </w:rPr>
+        <w:t>Check row/column meanings, units and denominators before discussing a difference. Supplied toy values are not real class or model results.</w:t>
+      </w:r>
+    </w:p>
+    <w:p>
+      <w:pPr>
+        <w:pStyle w:val="Heading3"/>
+      </w:pPr>
+      <w:r>
+        <w:t>04. Change one thing. Trace what follows.</w:t>
+      </w:r>
+    </w:p>
+    <w:p>
+      <w:r>
+        <w:drawing>
+          <wp:inline xmlns:a="http://schemas.openxmlformats.org/drawingml/2006/main" xmlns:pic="http://schemas.openxmlformats.org/drawingml/2006/picture">
+            <wp:extent cx="5486400" cy="3026664"/>
+            <wp:docPr id="6" name="Picture 6" descr="Original case: Report the timeout evidence and distinguish it from an untested explanation. Changed condition: Delete the 10-second record only because it looks bad. Expected result: The mean becomes 2 seconds but the selective report violates this plan. Reason: Observed inconvenient outcomes are not an approved exclusion reason."/>
+            <wp:cNvGraphicFramePr>
+              <a:graphicFrameLocks noChangeAspect="1"/>
+            </wp:cNvGraphicFramePr>
+            <a:graphic>
+              <a:graphicData uri="http://schemas.openxmlformats.org/drawingml/2006/picture">
+                <pic:pic>
+                  <pic:nvPicPr>
+                    <pic:cNvPr id="0" name="academy-story-ai-7-26-04.png"/>
+                    <pic:cNvPicPr/>
+                  </pic:nvPicPr>
+                  <pic:blipFill>
+                    <a:blip r:embed="rId14"/>
+                    <a:stretch>
+                      <a:fillRect/>
+                    </a:stretch>
+                  </pic:blipFill>
+                  <pic:spPr>
+                    <a:xfrm>
+                      <a:off x="0" y="0"/>
+                      <a:ext cx="5486400" cy="3026664"/>
+                    </a:xfrm>
+                    <a:prstGeom prst="rect"/>
+                  </pic:spPr>
+                </pic:pic>
+              </a:graphicData>
+            </a:graphic>
+          </wp:inline>
+        </w:drawing>
+      </w:r>
+    </w:p>
+    <w:p>
+      <w:pPr>
+        <w:spacing w:line="336" w:lineRule="auto" w:after="180"/>
+      </w:pPr>
+      <w:r>
+        <w:rPr>
+          <w:b w:val="0"/>
+        </w:rPr>
+        <w:t xml:space="preserve">Original case: Report the timeout </w:t>
+      </w:r>
+      <w:r>
+        <w:rPr>
+          <w:b/>
+        </w:rPr>
+        <w:t>evidence</w:t>
+      </w:r>
+      <w:r>
+        <w:rPr>
+          <w:b w:val="0"/>
+        </w:rPr>
+        <w:t xml:space="preserve"> and distinguish it from an untested explanation. Changed condition: Delete the 10-second record only because it looks bad.</w:t>
+      </w:r>
+    </w:p>
+    <w:p>
+      <w:pPr>
+        <w:spacing w:line="336" w:lineRule="auto" w:after="180"/>
+      </w:pPr>
+      <w:r>
+        <w:rPr>
+          <w:b w:val="0"/>
+        </w:rPr>
+        <w:t>Expected result: The mean becomes 2 seconds but the selective report violates this plan. Reason: Observed inconvenient outcomes are not an approved exclusion reason.</w:t>
+      </w:r>
+    </w:p>
+    <w:p>
+      <w:pPr>
+        <w:spacing w:line="336" w:lineRule="auto" w:after="180"/>
+        <w:shd w:fill="F5F1FB"/>
+      </w:pPr>
+      <w:r>
+        <w:rPr>
+          <w:b w:val="0"/>
+        </w:rPr>
+        <w:t>Predict before checking the worked changed-case result. Name what changed and what the supplied facts allow you to conclude.</w:t>
+      </w:r>
+    </w:p>
+    <w:p>
+      <w:pPr>
+        <w:pStyle w:val="Heading3"/>
+      </w:pPr>
+      <w:r>
+        <w:t>Discuss while showing the picture</w:t>
+      </w:r>
+    </w:p>
+    <w:p>
+      <w:pPr>
+        <w:spacing w:line="336" w:lineRule="auto" w:after="180"/>
+        <w:shd w:fill="F1F6F8"/>
+      </w:pPr>
+      <w:r>
+        <w:rPr>
+          <w:b w:val="0"/>
+        </w:rPr>
+        <w:t>Teacher prompt: Predict before checking the worked changed-case result. Name what changed and what the supplied facts allow you to conclude. Ask learners to describe one label or arrow in ordinary words.</w:t>
+      </w:r>
+    </w:p>
+    <w:p>
+      <w:pPr>
+        <w:spacing w:line="336" w:lineRule="auto" w:after="180"/>
+        <w:shd w:fill="F1F6F8"/>
+      </w:pPr>
+      <w:r>
+        <w:rPr>
+          <w:b w:val="0"/>
+        </w:rPr>
+        <w:t>Use the adjacent transcript if the image is difficult to see. Changed-case reasoning: Observed inconvenient outcomes are not an approved exclusion reason.</w:t>
+      </w:r>
+    </w:p>
+    <w:p>
+      <w:pPr>
+        <w:pStyle w:val="Heading3"/>
+      </w:pPr>
+      <w:r>
+        <w:t>05. Connect the explanation to its limit</w:t>
+      </w:r>
+    </w:p>
+    <w:p>
+      <w:r>
+        <w:drawing>
+          <wp:inline xmlns:a="http://schemas.openxmlformats.org/drawingml/2006/main" xmlns:pic="http://schemas.openxmlformats.org/drawingml/2006/picture">
+            <wp:extent cx="5486400" cy="2834640"/>
+            <wp:docPr id="7" name="Picture 7" descr="An anomaly invites investigation, not automatic deletion. A slow failure may be part of real service behaviour; the predefined rule determines inclusion. Limit: A logged timeout does not identify every underlying cause; report conditions and test explanations."/>
+            <wp:cNvGraphicFramePr>
+              <a:graphicFrameLocks noChangeAspect="1"/>
+            </wp:cNvGraphicFramePr>
+            <a:graphic>
+              <a:graphicData uri="http://schemas.openxmlformats.org/drawingml/2006/picture">
+                <pic:pic>
+                  <pic:nvPicPr>
+                    <pic:cNvPr id="0" name="academy-story-ai-7-26-05.png"/>
+                    <pic:cNvPicPr/>
+                  </pic:nvPicPr>
+                  <pic:blipFill>
+                    <a:blip r:embed="rId15"/>
+                    <a:stretch>
+                      <a:fillRect/>
+                    </a:stretch>
+                  </pic:blipFill>
+                  <pic:spPr>
+                    <a:xfrm>
+                      <a:off x="0" y="0"/>
+                      <a:ext cx="5486400" cy="2834640"/>
+                    </a:xfrm>
+                    <a:prstGeom prst="rect"/>
+                  </pic:spPr>
+                </pic:pic>
+              </a:graphicData>
+            </a:graphic>
+          </wp:inline>
+        </w:drawing>
+      </w:r>
+    </w:p>
+    <w:p>
+      <w:pPr>
+        <w:spacing w:line="336" w:lineRule="auto" w:after="180"/>
+      </w:pPr>
+      <w:r>
+        <w:rPr>
+          <w:b w:val="0"/>
+        </w:rPr>
+        <w:t xml:space="preserve">An </w:t>
+      </w:r>
+      <w:r>
+        <w:rPr>
+          <w:b/>
+        </w:rPr>
+        <w:t>anomaly</w:t>
+      </w:r>
+      <w:r>
+        <w:rPr>
+          <w:b w:val="0"/>
+        </w:rPr>
+        <w:t xml:space="preserve"> invites investigation, not automatic deletion. A slow failure may be part of real service behaviour; the predefined rule determines inclusion.</w:t>
+      </w:r>
+    </w:p>
+    <w:p>
+      <w:pPr>
+        <w:spacing w:line="336" w:lineRule="auto" w:after="180"/>
+      </w:pPr>
+      <w:r>
+        <w:rPr>
+          <w:b w:val="0"/>
+        </w:rPr>
+        <w:t>Limit: A logged timeout does not identify every underlying cause; report conditions and test explanations.</w:t>
+      </w:r>
+    </w:p>
+    <w:p>
+      <w:pPr>
+        <w:spacing w:line="336" w:lineRule="auto" w:after="180"/>
+        <w:shd w:fill="F5F1FB"/>
+      </w:pPr>
+      <w:r>
+        <w:rPr>
+          <w:b w:val="0"/>
+        </w:rPr>
+        <w:t>Explain the case, then point to a limit on the claim.</w:t>
+      </w:r>
+    </w:p>
+    <w:p>
+      <w:pPr>
+        <w:pStyle w:val="Heading3"/>
+      </w:pPr>
+      <w:r>
+        <w:t>Discuss while showing the picture</w:t>
+      </w:r>
+    </w:p>
+    <w:p>
+      <w:pPr>
+        <w:spacing w:line="336" w:lineRule="auto" w:after="180"/>
+        <w:shd w:fill="F1F6F8"/>
+      </w:pPr>
+      <w:r>
+        <w:rPr>
+          <w:b w:val="0"/>
+        </w:rPr>
+        <w:t>Teacher prompt: Explain the case, then point to a limit on the claim. Ask learners to describe one label or arrow in ordinary words. Use the adjacent transcript if the image is difficult to see.</w:t>
+      </w:r>
+    </w:p>
+    <w:p>
+      <w:pPr>
+        <w:spacing w:line="336" w:lineRule="auto" w:after="180"/>
+        <w:shd w:fill="F1F6F8"/>
+      </w:pPr>
+      <w:r>
+        <w:rPr>
+          <w:b w:val="0"/>
+        </w:rPr>
+        <w:t>Keep the stated scope: A logged timeout does not identify every underlying cause; report conditions and test explanations.</w:t>
+      </w:r>
+    </w:p>
+    <w:p>
+      <w:pPr>
+        <w:pStyle w:val="Heading3"/>
+      </w:pPr>
+      <w:r>
+        <w:t>06. Make the idea visible in your project</w:t>
+      </w:r>
+    </w:p>
+    <w:p>
+      <w:r>
+        <w:drawing>
+          <wp:inline xmlns:a="http://schemas.openxmlformats.org/drawingml/2006/main" xmlns:pic="http://schemas.openxmlformats.org/drawingml/2006/picture">
+            <wp:extent cx="5486400" cy="3681984"/>
+            <wp:docPr id="8" name="Picture 8" descr="For the Reproducible AI Research Study, retain an annotated worked trace and the changed-case reasoning. Connect the claim to its records, units and assumptions so another investigator can challenge or reproduce it. Draw your input, deciding step, result and limit. Supported question: Calculate mean and median for 2,2,2,10. What does the timeout log establish, and why is deleting that inconvenient record incompatible with the stated plan?"/>
+            <wp:cNvGraphicFramePr>
+              <a:graphicFrameLocks noChangeAspect="1"/>
+            </wp:cNvGraphicFramePr>
+            <a:graphic>
+              <a:graphicData uri="http://schemas.openxmlformats.org/drawingml/2006/picture">
+                <pic:pic>
+                  <pic:nvPicPr>
+                    <pic:cNvPr id="0" name="academy-story-ai-7-26-06.png"/>
+                    <pic:cNvPicPr/>
+                  </pic:nvPicPr>
+                  <pic:blipFill>
+                    <a:blip r:embed="rId16"/>
+                    <a:stretch>
+                      <a:fillRect/>
+                    </a:stretch>
+                  </pic:blipFill>
+                  <pic:spPr>
+                    <a:xfrm>
+                      <a:off x="0" y="0"/>
+                      <a:ext cx="5486400" cy="3681984"/>
+                    </a:xfrm>
+                    <a:prstGeom prst="rect"/>
+                  </pic:spPr>
+                </pic:pic>
+              </a:graphicData>
+            </a:graphic>
+          </wp:inline>
+        </w:drawing>
+      </w:r>
+    </w:p>
+    <w:p>
+      <w:pPr>
+        <w:spacing w:line="336" w:lineRule="auto" w:after="180"/>
+      </w:pPr>
+      <w:r>
+        <w:rPr>
+          <w:b w:val="0"/>
+        </w:rPr>
+        <w:t>For the Reproducible AI Research Study, retain an annotated worked trace and the changed-case reasoning. Connect the claim to its records, units and assumptions so another investigator can challenge or reproduce it.</w:t>
+      </w:r>
+    </w:p>
+    <w:p>
+      <w:pPr>
+        <w:spacing w:line="336" w:lineRule="auto" w:after="180"/>
+      </w:pPr>
+      <w:r>
+        <w:rPr>
+          <w:b w:val="0"/>
+        </w:rPr>
+        <w:t xml:space="preserve">Draw your </w:t>
+      </w:r>
+      <w:r>
+        <w:rPr>
+          <w:b/>
+        </w:rPr>
+        <w:t>input</w:t>
+      </w:r>
+      <w:r>
+        <w:rPr>
+          <w:b w:val="0"/>
+        </w:rPr>
+        <w:t>, deciding step, result and limit. Supported question: Calculate mean and median for 2,2,2,10. What does the timeout log establish, and why is deleting that inconvenient record incompatible with the stated plan?</w:t>
+      </w:r>
+    </w:p>
+    <w:p>
+      <w:pPr>
+        <w:spacing w:line="336" w:lineRule="auto" w:after="180"/>
+        <w:shd w:fill="F5F1FB"/>
+      </w:pPr>
+      <w:r>
+        <w:rPr>
+          <w:b w:val="0"/>
+        </w:rPr>
+        <w:t xml:space="preserve">Draw your project trace and justify the deciding step using </w:t>
+      </w:r>
+      <w:r>
+        <w:rPr>
+          <w:b/>
+        </w:rPr>
+        <w:t>evidence</w:t>
+      </w:r>
+      <w:r>
+        <w:rPr>
+          <w:b w:val="0"/>
+        </w:rPr>
+        <w:t>.</w:t>
+      </w:r>
+    </w:p>
+    <w:p>
+      <w:pPr>
+        <w:pStyle w:val="Heading3"/>
+      </w:pPr>
+      <w:r>
+        <w:t>Discuss while showing the picture</w:t>
+      </w:r>
+    </w:p>
+    <w:p>
+      <w:pPr>
+        <w:spacing w:line="336" w:lineRule="auto" w:after="180"/>
+        <w:shd w:fill="F1F6F8"/>
+      </w:pPr>
+      <w:r>
+        <w:rPr>
+          <w:b w:val="0"/>
+        </w:rPr>
+        <w:t xml:space="preserve">Teacher prompt: Draw your project trace and justify the deciding step using </w:t>
+      </w:r>
+      <w:r>
+        <w:rPr>
+          <w:b/>
+        </w:rPr>
+        <w:t>evidence</w:t>
+      </w:r>
+      <w:r>
+        <w:rPr>
+          <w:b w:val="0"/>
+        </w:rPr>
+        <w:t>. Ask learners to describe one label or arrow in ordinary words. Use the adjacent transcript if the image is difficult to see.</w:t>
+      </w:r>
+    </w:p>
+    <w:p>
+      <w:pPr>
+        <w:spacing w:line="336" w:lineRule="auto" w:after="180"/>
+        <w:shd w:fill="F1F6F8"/>
+      </w:pPr>
+      <w:r>
+        <w:rPr>
+          <w:b w:val="0"/>
+        </w:rPr>
+        <w:t xml:space="preserve">Supported practice key: The fourth duration remains 10 seconds. Mean is 16/4=4 seconds; median is 2 seconds. Report the timeout </w:t>
+      </w:r>
+      <w:r>
+        <w:rPr>
+          <w:b/>
+        </w:rPr>
+        <w:t>evidence</w:t>
+      </w:r>
+      <w:r>
+        <w:rPr>
+          <w:b w:val="0"/>
+        </w:rPr>
+        <w:t xml:space="preserve"> and distinguish it from an untested explanation.</w:t>
+      </w:r>
+    </w:p>
+    <w:p>
+      <w:pPr>
+        <w:spacing w:line="336" w:lineRule="auto" w:after="180"/>
+        <w:shd w:fill="F1F6F8"/>
+      </w:pPr>
+      <w:r>
+        <w:rPr>
+          <w:b w:val="0"/>
+        </w:rPr>
+        <w:t>Changed case: The mean becomes 2 seconds but the selective report violates this plan. Observed inconvenient outcomes are not an approved exclusion reason.</w:t>
       </w:r>
     </w:p>
     <w:sectPr>

--- a/downloads/teacher/ai-7-week-26.docx
+++ b/downloads/teacher/ai-7-week-26.docx
@@ -137,7 +137,7 @@
           </w:tcPr>
           <w:p>
             <w:r>
-              <w:t>Sections 1–6; record the brief recall in the workbook.</w:t>
+              <w:t>Use Your mission, Notice the evidence, See how it works, Words that unlock the idea and Follow a worked example; record the brief recall in the workbook.</w:t>
             </w:r>
           </w:p>
         </w:tc>
@@ -169,7 +169,7 @@
           </w:tcPr>
           <w:p>
             <w:r>
-              <w:t>Sections 7–10; use the matching workbook W2 and misconception check.</w:t>
+              <w:t>Use Find and repair a mistake, Practise together and Run the investigation, with workbook W2 and Individual reasoning check.</w:t>
             </w:r>
           </w:p>
         </w:tc>
@@ -201,7 +201,7 @@
           </w:tcPr>
           <w:p>
             <w:r>
-              <w:t>Sections 9 and 11–14. Give extra time to finish the full task set; use Section 15 when the week includes a coding lab.</w:t>
+              <w:t>Use Run the investigation, Build your understanding, Connect your project and Show what you know. Reserve further time for the full task set. Use a code example only where one is actually supplied.</w:t>
             </w:r>
           </w:p>
         </w:tc>
@@ -449,7 +449,7 @@
         <w:rPr>
           <w:b w:val="0"/>
         </w:rPr>
-        <w:t xml:space="preserve">Two 45-minute sessions. Failure inspection generates explanations to test. An unusual result is not automatically a bad data point. Use the supplied constructed scenarios to make the </w:t>
+        <w:t xml:space="preserve">Compact alternative: two 45-minute sessions for the core explanation and W1–W5 only. The main plan uses three sessions; schedule further time for the complete investigation, project, visual journey and any code examples. Failure inspection generates explanations to test. An unusual result is not automatically a bad data point. Use the supplied constructed scenarios to make the </w:t>
       </w:r>
       <w:r>
         <w:rPr>
@@ -1883,7 +1883,7 @@
           </w:tcPr>
           <w:p>
             <w:r>
-              <w:t>Explain section 1 and vocabulary. Complete W1 with a mechanism-based explanation.</w:t>
+              <w:t>Explain See how it works and Words that unlock the idea. Complete W1 with a mechanism-based explanation.</w:t>
             </w:r>
           </w:p>
         </w:tc>
@@ -4042,7 +4042,7 @@
           </w:tcPr>
           <w:p>
             <w:r>
-              <w:t>Sections 1–6; record the brief recall in the workbook.</w:t>
+              <w:t>Use Your mission, Notice the evidence, See how it works, Words that unlock the idea and Follow a worked example; record the brief recall in the workbook.</w:t>
             </w:r>
           </w:p>
         </w:tc>
@@ -4074,7 +4074,7 @@
           </w:tcPr>
           <w:p>
             <w:r>
-              <w:t>Sections 7–10; use the matching workbook W2 and misconception check.</w:t>
+              <w:t>Use Find and repair a mistake, Practise together and Run the investigation, with workbook W2 and Individual reasoning check.</w:t>
             </w:r>
           </w:p>
         </w:tc>
@@ -4106,7 +4106,7 @@
           </w:tcPr>
           <w:p>
             <w:r>
-              <w:t>Sections 9 and 11–14. Give extra time to finish the full task set; use Section 15 when the week includes a coding lab.</w:t>
+              <w:t>Use Run the investigation, Build your understanding, Connect your project and Show what you know. Reserve further time for the full task set. Use a code example only where one is actually supplied.</w:t>
             </w:r>
           </w:p>
         </w:tc>

--- a/downloads/teacher/ai-7-week-26.docx
+++ b/downloads/teacher/ai-7-week-26.docx
@@ -25,20 +25,38 @@
         <w:pStyle w:val="Heading1"/>
       </w:pPr>
       <w:r>
-        <w:t>01. Prepare the purpose, prerequisites and materials</w:t>
+        <w:t>Teach the evidence-to-conclusion chain for Inspecting failures and anomalies</w:t>
       </w:r>
     </w:p>
     <w:p>
       <w:r>
-        <w:t>Prepare Inspecting failures and anomalies: check the target, prerequisites, resources and adaptable teaching schedule.</w:t>
+        <w:t>Separate valid slow behavior, demonstrated measurement errors and untested explanations.</w:t>
       </w:r>
     </w:p>
     <w:p>
-      <w:pPr>
-        <w:pStyle w:val="Heading3"/>
-      </w:pPr>
-      <w:r>
-        <w:t>Teach the learning cycle</w:t>
+      <w:r>
+        <w:t>Model the main case → reveal the picture gradually → probe limits → assess independent reasoning → plan a changed-case return.</w:t>
+      </w:r>
+    </w:p>
+    <w:p>
+      <w:pPr>
+        <w:pStyle w:val="Heading1"/>
+      </w:pPr>
+      <w:r>
+        <w:t>01. Prepare the connected research investigation</w:t>
+      </w:r>
+    </w:p>
+    <w:p>
+      <w:r>
+        <w:t>Keep modelling, shared practice and independent evidence distinct.</w:t>
+      </w:r>
+    </w:p>
+    <w:p>
+      <w:pPr>
+        <w:pStyle w:val="Heading2"/>
+      </w:pPr>
+      <w:r>
+        <w:t>Target and main teaching plan</w:t>
       </w:r>
     </w:p>
     <w:p>
@@ -243,18 +261,21 @@
     </w:p>
     <w:p>
       <w:pPr>
-        <w:pStyle w:val="Heading3"/>
-      </w:pPr>
-      <w:r>
-        <w:t>Retrieval answer guidance</w:t>
+        <w:pStyle w:val="Heading2"/>
+      </w:pPr>
+      <w:r>
+        <w:t>Preparation and prerequisite</w:t>
       </w:r>
     </w:p>
     <w:p>
       <w:pPr>
-        <w:pStyle w:val="Heading3"/>
-      </w:pPr>
-      <w:r>
-        <w:t>Running the primary experiment</w:t>
+        <w:spacing w:line="336" w:lineRule="auto" w:after="180"/>
+      </w:pPr>
+      <w:r>
+        <w:rPr>
+          <w:b w:val="0"/>
+        </w:rPr>
+        <w:t>Lesson and workbook; paper and pencil</w:t>
       </w:r>
     </w:p>
     <w:p>
@@ -265,7 +286,7 @@
         <w:rPr>
           <w:b w:val="0"/>
         </w:rPr>
-        <w:t>Without opening the old lesson, explain one key idea from Running the primary experiment. Give an example and a mistake that the idea helps you avoid.</w:t>
+        <w:t>Calculator and optional local Python 3 for arithmetic; no live API or private data</w:t>
       </w:r>
     </w:p>
     <w:p>
@@ -276,19 +297,7 @@
         <w:rPr>
           <w:b w:val="0"/>
         </w:rPr>
-        <w:t xml:space="preserve">Look for: Explain the </w:t>
-      </w:r>
-      <w:r>
-        <w:rPr>
-          <w:b/>
-        </w:rPr>
-        <w:t>mechanism</w:t>
-      </w:r>
-      <w:r>
-        <w:rPr>
-          <w:b w:val="0"/>
-        </w:rPr>
-        <w:t xml:space="preserve"> and terminology of running the primary experiment</w:t>
+        <w:t>Prepare the fresh retry separately and withhold its solution until after collection</w:t>
       </w:r>
     </w:p>
     <w:p>
@@ -299,7 +308,31 @@
         <w:rPr>
           <w:b w:val="0"/>
         </w:rPr>
-        <w:t>Reference example, not the only acceptable wording: Teacher explanation: The primary experiment follows the frozen plan and captures every eligible outcome. Unexpected failures are recorded rather than silently retried away.</w:t>
+        <w:t xml:space="preserve">A result depends on the </w:t>
+      </w:r>
+      <w:r>
+        <w:rPr>
+          <w:b/>
+        </w:rPr>
+        <w:t>input</w:t>
+      </w:r>
+      <w:r>
+        <w:rPr>
+          <w:b w:val="0"/>
+        </w:rPr>
+        <w:t xml:space="preserve">s, procedure and conditions that produced it. Preserve data roles and distinguish observed outcomes from </w:t>
+      </w:r>
+      <w:r>
+        <w:rPr>
+          <w:b/>
+        </w:rPr>
+        <w:t>prediction</w:t>
+      </w:r>
+      <w:r>
+        <w:rPr>
+          <w:b w:val="0"/>
+        </w:rPr>
+        <w:t>s or unmeasured conditions.</w:t>
       </w:r>
     </w:p>
     <w:p>
@@ -310,15 +343,15 @@
         <w:rPr>
           <w:b w:val="0"/>
         </w:rPr>
-        <w:t>Run declared cases, store raw paired results and deviations, and keep primary analysis separate from exploratory repairs. Stop or escalate only according to the stated rule.</w:t>
+        <w:t>If the prior concept cannot be explained, use a short retrieval activity before this chapter.</w:t>
       </w:r>
     </w:p>
     <w:p>
       <w:pPr>
-        <w:pStyle w:val="Heading3"/>
-      </w:pPr>
-      <w:r>
-        <w:t>Power and resource tradeoffs</w:t>
+        <w:pStyle w:val="Heading2"/>
+      </w:pPr>
+      <w:r>
+        <w:t>Opening retrieval</w:t>
       </w:r>
     </w:p>
     <w:p>
@@ -329,7 +362,7 @@
         <w:rPr>
           <w:b w:val="0"/>
         </w:rPr>
-        <w:t>Without opening the old lesson, explain one key idea from Power and resource tradeoffs. Give an example and a mistake that the idea helps you avoid.</w:t>
+        <w:t>Without opening the old lesson, explain one key idea from Running the primary experiment. Give an example and a mistake that the idea helps you avoid.</w:t>
       </w:r>
     </w:p>
     <w:p>
@@ -352,7 +385,7 @@
         <w:rPr>
           <w:b w:val="0"/>
         </w:rPr>
-        <w:t xml:space="preserve"> and terminology of power and resource tradeoffs</w:t>
+        <w:t xml:space="preserve"> and terminology of running the primary experiment</w:t>
       </w:r>
     </w:p>
     <w:p>
@@ -363,7 +396,7 @@
         <w:rPr>
           <w:b w:val="0"/>
         </w:rPr>
-        <w:t>Reference example, not the only acceptable wording: Teacher explanation: Power concerns detecting a declared effect under a specified model and test. Planning depends on effect size, variability, unit independence and budget.</w:t>
+        <w:t>Reference example, not the only acceptable wording: Teacher explanation: The primary experiment follows the frozen plan and captures every eligible outcome. Unexpected failures are recorded rather than silently retried away.</w:t>
       </w:r>
     </w:p>
     <w:p>
@@ -374,15 +407,18 @@
         <w:rPr>
           <w:b w:val="0"/>
         </w:rPr>
-        <w:t>Use supplied simulation results rather than an unsupported universal sample-size rule. Estimated detection frequency is detections/simulated alternative trials; false positives require null trials separately.</w:t>
+        <w:t>Run declared cases, store raw paired results and deviations, and keep primary analysis separate from exploratory repairs. Stop or escalate only according to the stated rule.</w:t>
       </w:r>
     </w:p>
     <w:p>
       <w:pPr>
-        <w:pStyle w:val="Heading3"/>
-      </w:pPr>
-      <w:r>
-        <w:t>Privacy and data governance</w:t>
+        <w:spacing w:line="336" w:lineRule="auto" w:after="180"/>
+      </w:pPr>
+      <w:r>
+        <w:rPr>
+          <w:b w:val="0"/>
+        </w:rPr>
+        <w:t>Without opening the old lesson, explain one key idea from Power and resource tradeoffs. Give an example and a mistake that the idea helps you avoid.</w:t>
       </w:r>
     </w:p>
     <w:p>
@@ -393,7 +429,19 @@
         <w:rPr>
           <w:b w:val="0"/>
         </w:rPr>
-        <w:t>Without opening the old lesson, explain one key idea from Privacy and data governance. Give an example and a mistake that the idea helps you avoid.</w:t>
+        <w:t xml:space="preserve">Look for: Explain the </w:t>
+      </w:r>
+      <w:r>
+        <w:rPr>
+          <w:b/>
+        </w:rPr>
+        <w:t>mechanism</w:t>
+      </w:r>
+      <w:r>
+        <w:rPr>
+          <w:b w:val="0"/>
+        </w:rPr>
+        <w:t xml:space="preserve"> and terminology of power and resource tradeoffs</w:t>
       </w:r>
     </w:p>
     <w:p>
@@ -404,19 +452,7 @@
         <w:rPr>
           <w:b w:val="0"/>
         </w:rPr>
-        <w:t xml:space="preserve">Look for: Explain the </w:t>
-      </w:r>
-      <w:r>
-        <w:rPr>
-          <w:b/>
-        </w:rPr>
-        <w:t>mechanism</w:t>
-      </w:r>
-      <w:r>
-        <w:rPr>
-          <w:b w:val="0"/>
-        </w:rPr>
-        <w:t xml:space="preserve"> and terminology of privacy and data governance</w:t>
+        <w:t>Reference example, not the only acceptable wording: Teacher explanation: Power concerns detecting a declared effect under a specified model and test. Planning depends on effect size, variability, unit independence and budget.</w:t>
       </w:r>
     </w:p>
     <w:p>
@@ -427,7 +463,7 @@
         <w:rPr>
           <w:b w:val="0"/>
         </w:rPr>
-        <w:t>Reference example, not the only acceptable wording: Teacher explanation: Data governance specifies who may use which records, for what purpose and for how long. Coded data can still be reidentifiable.</w:t>
+        <w:t>Use supplied simulation results rather than an unsupported universal sample-size rule. Estimated detection frequency is detections/simulated alternative trials; false positives require null trials separately.</w:t>
       </w:r>
     </w:p>
     <w:p>
@@ -438,7 +474,7 @@
         <w:rPr>
           <w:b w:val="0"/>
         </w:rPr>
-        <w:t>For fictional records separate participant-code table from analysis values; limit access and retention. Remove unnecessary fields and small-group details before a permitted aggregate export.</w:t>
+        <w:t>Without opening the old lesson, explain one key idea from Privacy and data governance. Give an example and a mistake that the idea helps you avoid.</w:t>
       </w:r>
     </w:p>
     <w:p>
@@ -449,7 +485,7 @@
         <w:rPr>
           <w:b w:val="0"/>
         </w:rPr>
-        <w:t xml:space="preserve">Compact alternative: two 45-minute sessions for the core explanation and W1–W5 only. The main plan uses three sessions; schedule further time for the complete investigation, project, visual journey and any code examples. Failure inspection generates explanations to test. An unusual result is not automatically a bad data point. Use the supplied constructed scenarios to make the </w:t>
+        <w:t xml:space="preserve">Look for: Explain the </w:t>
       </w:r>
       <w:r>
         <w:rPr>
@@ -461,7 +497,7 @@
         <w:rPr>
           <w:b w:val="0"/>
         </w:rPr>
-        <w:t xml:space="preserve"> inspectable.</w:t>
+        <w:t xml:space="preserve"> and terminology of privacy and data governance</w:t>
       </w:r>
     </w:p>
     <w:p>
@@ -472,50 +508,26 @@
         <w:rPr>
           <w:b w:val="0"/>
         </w:rPr>
-        <w:t xml:space="preserve">Collect W4 before sharing solutions. Students should name intermediate </w:t>
-      </w:r>
-      <w:r>
-        <w:rPr>
-          <w:b/>
-        </w:rPr>
-        <w:t>evidence</w:t>
-      </w:r>
-      <w:r>
-        <w:rPr>
-          <w:b w:val="0"/>
-        </w:rPr>
-        <w:t xml:space="preserve"> and limitations; classroom pacing and learning effectiveness remain unvalidated.</w:t>
+        <w:t>Reference example, not the only acceptable wording: Teacher explanation: Data governance specifies who may use which records, for what purpose and for how long. Coded data can still be reidentifiable.</w:t>
       </w:r>
     </w:p>
     <w:p>
       <w:pPr>
-        <w:pStyle w:val="Heading3"/>
-      </w:pPr>
-      <w:r>
-        <w:t>Outcomes</w:t>
+        <w:spacing w:line="336" w:lineRule="auto" w:after="180"/>
+      </w:pPr>
+      <w:r>
+        <w:rPr>
+          <w:b w:val="0"/>
+        </w:rPr>
+        <w:t>For fictional records separate participant-code table from analysis values; limit access and retention. Remove unnecessary fields and small-group details before a permitted aggregate export.</w:t>
       </w:r>
     </w:p>
     <w:p>
       <w:pPr>
-        <w:spacing w:line="336" w:lineRule="auto" w:after="180"/>
-      </w:pPr>
-      <w:r>
-        <w:rPr>
-          <w:b w:val="0"/>
-        </w:rPr>
-        <w:t xml:space="preserve">Explain the </w:t>
-      </w:r>
-      <w:r>
-        <w:rPr>
-          <w:b/>
-        </w:rPr>
-        <w:t>mechanism</w:t>
-      </w:r>
-      <w:r>
-        <w:rPr>
-          <w:b w:val="0"/>
-        </w:rPr>
-        <w:t xml:space="preserve"> and terminology of inspecting failures and anomalies</w:t>
+        <w:pStyle w:val="Heading2"/>
+      </w:pPr>
+      <w:r>
+        <w:t>Pictured end goal</w:t>
       </w:r>
     </w:p>
     <w:p>
@@ -526,18 +538,15 @@
         <w:rPr>
           <w:b w:val="0"/>
         </w:rPr>
-        <w:t>Apply the stated procedure to a new case with a traceable result</w:t>
+        <w:t>Explain inspecting failures and anomalies using the records and boundaries of this fictional investigation.</w:t>
       </w:r>
     </w:p>
     <w:p>
       <w:pPr>
-        <w:spacing w:line="336" w:lineRule="auto" w:after="180"/>
-      </w:pPr>
-      <w:r>
-        <w:rPr>
-          <w:b w:val="0"/>
-        </w:rPr>
-        <w:t>Identify an assumption or limitation and design a revealing follow-up</w:t>
+        <w:pStyle w:val="Heading2"/>
+      </w:pPr>
+      <w:r>
+        <w:t>Earlier wording, alternatives and picture transcripts · reference / check after trying</w:t>
       </w:r>
     </w:p>
     <w:p>
@@ -545,40 +554,31 @@
         <w:pStyle w:val="Heading3"/>
       </w:pPr>
       <w:r>
-        <w:t>Preparation</w:t>
+        <w:t>Teach the learning cycle</w:t>
       </w:r>
     </w:p>
     <w:p>
       <w:pPr>
-        <w:spacing w:line="336" w:lineRule="auto" w:after="180"/>
-      </w:pPr>
-      <w:r>
-        <w:rPr>
-          <w:b w:val="0"/>
-        </w:rPr>
-        <w:t>Lesson and workbook; paper and pencil</w:t>
+        <w:pStyle w:val="Heading3"/>
+      </w:pPr>
+      <w:r>
+        <w:t>Retrieval answer guidance</w:t>
       </w:r>
     </w:p>
     <w:p>
       <w:pPr>
-        <w:spacing w:line="336" w:lineRule="auto" w:after="180"/>
-      </w:pPr>
-      <w:r>
-        <w:rPr>
-          <w:b w:val="0"/>
-        </w:rPr>
-        <w:t>Calculator and optional local Python 3 for arithmetic; no live API or private data</w:t>
+        <w:pStyle w:val="Heading3"/>
+      </w:pPr>
+      <w:r>
+        <w:t>Running the primary experiment</w:t>
       </w:r>
     </w:p>
     <w:p>
       <w:pPr>
-        <w:spacing w:line="336" w:lineRule="auto" w:after="180"/>
-      </w:pPr>
-      <w:r>
-        <w:rPr>
-          <w:b w:val="0"/>
-        </w:rPr>
-        <w:t>Prepare the fresh retry separately and withhold its solution until after collection</w:t>
+        <w:pStyle w:val="Heading3"/>
+      </w:pPr>
+      <w:r>
+        <w:t>Power and resource tradeoffs</w:t>
       </w:r>
     </w:p>
     <w:p>
@@ -586,7 +586,7 @@
         <w:pStyle w:val="Heading3"/>
       </w:pPr>
       <w:r>
-        <w:t>Prerequisite answer</w:t>
+        <w:t>Privacy and data governance</w:t>
       </w:r>
     </w:p>
     <w:p>
@@ -597,31 +597,19 @@
         <w:rPr>
           <w:b w:val="0"/>
         </w:rPr>
-        <w:t xml:space="preserve">A result depends on the </w:t>
+        <w:t xml:space="preserve">Compact alternative: two 45-minute sessions for the core explanation and W1–W5 only. The main plan uses three sessions; schedule further time for the complete investigation, project, visual journey and any code examples. Failure inspection generates explanations to test. An unusual result is not automatically a bad data point. Use the supplied constructed scenarios to make the </w:t>
       </w:r>
       <w:r>
         <w:rPr>
           <w:b/>
         </w:rPr>
-        <w:t>input</w:t>
+        <w:t>mechanism</w:t>
       </w:r>
       <w:r>
         <w:rPr>
           <w:b w:val="0"/>
         </w:rPr>
-        <w:t xml:space="preserve">s, procedure and conditions that produced it. Preserve data roles and distinguish observed outcomes from </w:t>
-      </w:r>
-      <w:r>
-        <w:rPr>
-          <w:b/>
-        </w:rPr>
-        <w:t>prediction</w:t>
-      </w:r>
-      <w:r>
-        <w:rPr>
-          <w:b w:val="0"/>
-        </w:rPr>
-        <w:t>s or unmeasured conditions.</w:t>
+        <w:t xml:space="preserve"> inspectable.</w:t>
       </w:r>
     </w:p>
     <w:p>
@@ -632,7 +620,19 @@
         <w:rPr>
           <w:b w:val="0"/>
         </w:rPr>
-        <w:t>If the prior concept cannot be explained, use a short retrieval activity before this chapter.</w:t>
+        <w:t xml:space="preserve">Collect W4 before sharing solutions. Students should name intermediate </w:t>
+      </w:r>
+      <w:r>
+        <w:rPr>
+          <w:b/>
+        </w:rPr>
+        <w:t>evidence</w:t>
+      </w:r>
+      <w:r>
+        <w:rPr>
+          <w:b w:val="0"/>
+        </w:rPr>
+        <w:t xml:space="preserve"> and limitations; classroom pacing and learning effectiveness remain unvalidated.</w:t>
       </w:r>
     </w:p>
     <w:p>
@@ -640,7 +640,7 @@
         <w:pStyle w:val="Heading3"/>
       </w:pPr>
       <w:r>
-        <w:t>End goal for the pictorial case</w:t>
+        <w:t>Outcomes</w:t>
       </w:r>
     </w:p>
     <w:p>
@@ -651,7 +651,19 @@
         <w:rPr>
           <w:b w:val="0"/>
         </w:rPr>
-        <w:t>Explain inspecting failures and anomalies using the records and boundaries of this fictional investigation.</w:t>
+        <w:t xml:space="preserve">Explain the </w:t>
+      </w:r>
+      <w:r>
+        <w:rPr>
+          <w:b/>
+        </w:rPr>
+        <w:t>mechanism</w:t>
+      </w:r>
+      <w:r>
+        <w:rPr>
+          <w:b w:val="0"/>
+        </w:rPr>
+        <w:t xml:space="preserve"> and terminology of inspecting failures and anomalies</w:t>
       </w:r>
     </w:p>
     <w:p>
@@ -662,31 +674,34 @@
         <w:rPr>
           <w:b w:val="0"/>
         </w:rPr>
-        <w:t>This added worked case illustrates the week’s main idea. Retain all original and connected topics; schedule its practice within the teaching cycle.</w:t>
+        <w:t>Apply the stated procedure to a new case with a traceable result</w:t>
       </w:r>
     </w:p>
     <w:p>
       <w:pPr>
-        <w:pStyle w:val="Heading1"/>
-      </w:pPr>
-      <w:r>
-        <w:t>02. Explain and model the mechanism</w:t>
+        <w:spacing w:line="336" w:lineRule="auto" w:after="180"/>
+      </w:pPr>
+      <w:r>
+        <w:rPr>
+          <w:b w:val="0"/>
+        </w:rPr>
+        <w:t>Identify an assumption or limitation and design a revealing follow-up</w:t>
       </w:r>
     </w:p>
     <w:p>
-      <w:r>
-        <w:t>Model Inspecting failures and anomalies using the supplied case, labelled mechanism and reasoning. Make the scope of each conclusion explicit.</w:t>
+      <w:pPr>
+        <w:pStyle w:val="Heading3"/>
+      </w:pPr>
+      <w:r>
+        <w:t>Preparation</w:t>
       </w:r>
     </w:p>
     <w:p>
       <w:pPr>
-        <w:spacing w:line="336" w:lineRule="auto" w:after="180"/>
-      </w:pPr>
-      <w:r>
-        <w:rPr>
-          <w:b w:val="0"/>
-        </w:rPr>
-        <w:t>Failure inspection generates explanations to test. An unusual result is not automatically a bad data point.</w:t>
+        <w:pStyle w:val="Heading3"/>
+      </w:pPr>
+      <w:r>
+        <w:t>Prerequisite answer</w:t>
       </w:r>
     </w:p>
     <w:p>
@@ -694,7 +709,7 @@
         <w:pStyle w:val="Heading3"/>
       </w:pPr>
       <w:r>
-        <w:t>Explain Inspecting failures and anomalies · 1</w:t>
+        <w:t>End goal for the pictorial case</w:t>
       </w:r>
     </w:p>
     <w:p>
@@ -705,73 +720,1570 @@
         <w:rPr>
           <w:b w:val="0"/>
         </w:rPr>
-        <w:t>Begin by writing the question the procedure is intended to answer. Identify the information already supplied, the information it will produce and the information still missing.</w:t>
+        <w:t>This added worked case illustrates the week’s main idea. Retain all original and connected topics; schedule its practice within the teaching cycle.</w:t>
       </w:r>
     </w:p>
     <w:p>
       <w:pPr>
-        <w:spacing w:line="336" w:lineRule="auto" w:after="180"/>
-      </w:pPr>
-      <w:r>
-        <w:rPr>
-          <w:b w:val="0"/>
-        </w:rPr>
-        <w:t>These are constructed classroom examples; they do not require live accounts, private records or an external service. Do not treat a plausible explanation as a measured outcome.</w:t>
+        <w:pStyle w:val="Heading1"/>
+      </w:pPr>
+      <w:r>
+        <w:t>02. Model the whole case and check each inference</w:t>
       </w:r>
     </w:p>
     <w:p>
-      <w:pPr>
-        <w:spacing w:line="336" w:lineRule="auto" w:after="180"/>
-      </w:pPr>
-      <w:r>
-        <w:rPr>
-          <w:b w:val="0"/>
-        </w:rPr>
-        <w:t xml:space="preserve">Compare raw </w:t>
-      </w:r>
-      <w:r>
-        <w:rPr>
-          <w:b/>
-        </w:rPr>
-        <w:t>output</w:t>
-      </w:r>
-      <w:r>
-        <w:rPr>
-          <w:b w:val="0"/>
-        </w:rPr>
-        <w:t xml:space="preserve">s, </w:t>
-      </w:r>
-      <w:r>
-        <w:rPr>
-          <w:b/>
-        </w:rPr>
-        <w:t>input</w:t>
-      </w:r>
-      <w:r>
-        <w:rPr>
-          <w:b w:val="0"/>
-        </w:rPr>
-        <w:t xml:space="preserve"> validity and procedure traces. Correct demonstrable measurement errors with provenance; retain valid unusual </w:t>
-      </w:r>
-      <w:r>
-        <w:rPr>
-          <w:b/>
-        </w:rPr>
-        <w:t>observation</w:t>
-      </w:r>
-      <w:r>
-        <w:rPr>
-          <w:b w:val="0"/>
-        </w:rPr>
-        <w:t>s. Label post-result investigations exploratory.</w:t>
+      <w:r>
+        <w:t>Keep the independent answer private until after the first attempt.</w:t>
       </w:r>
     </w:p>
     <w:p>
       <w:pPr>
+        <w:pStyle w:val="Heading2"/>
+      </w:pPr>
+      <w:r>
+        <w:t>Definitions and complete contract</w:t>
+      </w:r>
+    </w:p>
+    <w:p>
+      <w:pPr>
+        <w:spacing w:line="336" w:lineRule="auto" w:after="180"/>
+      </w:pPr>
+      <w:r>
+        <w:rPr>
+          <w:b w:val="0"/>
+        </w:rPr>
+        <w:t>Failure inspection generates explanations to test. An unusual result is not automatically a bad data point.</w:t>
+      </w:r>
+    </w:p>
+    <w:p>
+      <w:pPr>
+        <w:spacing w:line="336" w:lineRule="auto" w:after="180"/>
+      </w:pPr>
+      <w:r>
+        <w:rPr>
+          <w:b w:val="0"/>
+        </w:rPr>
+        <w:t xml:space="preserve">Compare raw </w:t>
+      </w:r>
+      <w:r>
+        <w:rPr>
+          <w:b/>
+        </w:rPr>
+        <w:t>output</w:t>
+      </w:r>
+      <w:r>
+        <w:rPr>
+          <w:b w:val="0"/>
+        </w:rPr>
+        <w:t xml:space="preserve">s, </w:t>
+      </w:r>
+      <w:r>
+        <w:rPr>
+          <w:b/>
+        </w:rPr>
+        <w:t>input</w:t>
+      </w:r>
+      <w:r>
+        <w:rPr>
+          <w:b w:val="0"/>
+        </w:rPr>
+        <w:t xml:space="preserve"> validity and procedure traces. Correct demonstrable measurement errors with provenance; retain valid unusual </w:t>
+      </w:r>
+      <w:r>
+        <w:rPr>
+          <w:b/>
+        </w:rPr>
+        <w:t>observation</w:t>
+      </w:r>
+      <w:r>
+        <w:rPr>
+          <w:b w:val="0"/>
+        </w:rPr>
+        <w:t>s. Label post-result investigations exploratory.</w:t>
+      </w:r>
+    </w:p>
+    <w:tbl>
+      <w:tblPr>
+        <w:tblStyle w:val="LightShading-Accent1"/>
+        <w:tblW w:type="auto" w:w="0"/>
+        <w:tblLook w:firstColumn="1" w:firstRow="1" w:lastColumn="0" w:lastRow="0" w:noHBand="0" w:noVBand="1" w:val="04A0"/>
+      </w:tblPr>
+      <w:tblGrid>
+        <w:gridCol w:w="5112"/>
+        <w:gridCol w:w="5112"/>
+      </w:tblGrid>
+      <w:tr>
+        <w:trPr>
+          <w:tblHeader/>
+        </w:trPr>
+        <w:tc>
+          <w:tcPr>
+            <w:tcW w:type="dxa" w:w="5112"/>
+          </w:tcPr>
+          <w:p>
+            <w:r>
+              <w:t>Anomaly item</w:t>
+            </w:r>
+          </w:p>
+        </w:tc>
+        <w:tc>
+          <w:tcPr>
+            <w:tcW w:type="dxa" w:w="5112"/>
+          </w:tcPr>
+          <w:p>
+            <w:r>
+              <w:t>Complete supplied contract</w:t>
+            </w:r>
+          </w:p>
+        </w:tc>
+      </w:tr>
+      <w:tr>
+        <w:tc>
+          <w:tcPr>
+            <w:tcW w:type="dxa" w:w="5112"/>
+          </w:tcPr>
+          <w:p>
+            <w:r>
+              <w:t>Main valid durations</w:t>
+            </w:r>
+          </w:p>
+        </w:tc>
+        <w:tc>
+          <w:tcPr>
+            <w:tcW w:type="dxa" w:w="5112"/>
+          </w:tcPr>
+          <w:p>
+            <w:r>
+              <w:t>1, 2, 2, 15 seconds; all stipulated valid traces</w:t>
+            </w:r>
+          </w:p>
+        </w:tc>
+      </w:tr>
+      <w:tr>
+        <w:tc>
+          <w:tcPr>
+            <w:tcW w:type="dxa" w:w="5112"/>
+          </w:tcPr>
+          <w:p>
+            <w:r>
+              <w:t>Proposed main deletion</w:t>
+            </w:r>
+          </w:p>
+        </w:tc>
+        <w:tc>
+          <w:tcPr>
+            <w:tcW w:type="dxa" w:w="5112"/>
+          </w:tcPr>
+          <w:p>
+            <w:r>
+              <w:t>Remove fifteen seconds without a rule</w:t>
+            </w:r>
+          </w:p>
+        </w:tc>
+      </w:tr>
+      <w:tr>
+        <w:tc>
+          <w:tcPr>
+            <w:tcW w:type="dxa" w:w="5112"/>
+          </w:tcPr>
+          <w:p>
+            <w:r>
+              <w:t>Main analysis</w:t>
+            </w:r>
+          </w:p>
+        </w:tc>
+        <w:tc>
+          <w:tcPr>
+            <w:tcW w:type="dxa" w:w="5112"/>
+          </w:tcPr>
+          <w:p>
+            <w:r>
+              <w:t>Retain all four in the declared primary summary</w:t>
+            </w:r>
+          </w:p>
+        </w:tc>
+      </w:tr>
+      <w:tr>
+        <w:tc>
+          <w:tcPr>
+            <w:tcW w:type="dxa" w:w="5112"/>
+          </w:tcPr>
+          <w:p>
+            <w:r>
+              <w:t>Separate picture durations</w:t>
+            </w:r>
+          </w:p>
+        </w:tc>
+        <w:tc>
+          <w:tcPr>
+            <w:tcW w:type="dxa" w:w="5112"/>
+          </w:tcPr>
+          <w:p>
+            <w:r>
+              <w:t>2, 2, 2, 10 seconds</w:t>
+            </w:r>
+          </w:p>
+        </w:tc>
+      </w:tr>
+      <w:tr>
+        <w:tc>
+          <w:tcPr>
+            <w:tcW w:type="dxa" w:w="5112"/>
+          </w:tcPr>
+          <w:p>
+            <w:r>
+              <w:t>Picture log</w:t>
+            </w:r>
+          </w:p>
+        </w:tc>
+        <w:tc>
+          <w:tcPr>
+            <w:tcW w:type="dxa" w:w="5112"/>
+          </w:tcPr>
+          <w:p>
+            <w:r>
+              <w:t>Fourth run records a source timeout; plan includes timeouts</w:t>
+            </w:r>
+          </w:p>
+        </w:tc>
+      </w:tr>
+      <w:tr>
+        <w:tc>
+          <w:tcPr>
+            <w:tcW w:type="dxa" w:w="5112"/>
+          </w:tcPr>
+          <w:p>
+            <w:r>
+              <w:t>Correction requirement</w:t>
+            </w:r>
+          </w:p>
+        </w:tc>
+        <w:tc>
+          <w:tcPr>
+            <w:tcW w:type="dxa" w:w="5112"/>
+          </w:tcPr>
+          <w:p>
+            <w:r>
+              <w:t>Evidence of a measurement error and preserved provenance, not dislike of an outcome</w:t>
+            </w:r>
+          </w:p>
+        </w:tc>
+      </w:tr>
+      <w:tr>
+        <w:tc>
+          <w:tcPr>
+            <w:tcW w:type="dxa" w:w="5112"/>
+          </w:tcPr>
+          <w:p>
+            <w:r>
+              <w:t>Scope</w:t>
+            </w:r>
+          </w:p>
+        </w:tc>
+        <w:tc>
+          <w:tcPr>
+            <w:tcW w:type="dxa" w:w="5112"/>
+          </w:tcPr>
+          <w:p>
+            <w:r>
+              <w:t>Supplied timing traces; no actual timing, timeout generation or root-cause experiment</w:t>
+            </w:r>
+          </w:p>
+        </w:tc>
+      </w:tr>
+    </w:tbl>
+    <w:p>
+      <w:pPr>
+        <w:pStyle w:val="Heading2"/>
+      </w:pPr>
+      <w:r>
+        <w:t>Main evidence ledger and checked key</w:t>
+      </w:r>
+    </w:p>
+    <w:tbl>
+      <w:tblPr>
+        <w:tblStyle w:val="LightShading-Accent1"/>
+        <w:tblW w:type="auto" w:w="0"/>
+        <w:tblLook w:firstColumn="1" w:firstRow="1" w:lastColumn="0" w:lastRow="0" w:noHBand="0" w:noVBand="1" w:val="04A0"/>
+      </w:tblPr>
+      <w:tblGrid>
+        <w:gridCol w:w="3408"/>
+        <w:gridCol w:w="3408"/>
+        <w:gridCol w:w="3408"/>
+      </w:tblGrid>
+      <w:tr>
+        <w:trPr>
+          <w:tblHeader/>
+        </w:trPr>
+        <w:tc>
+          <w:tcPr>
+            <w:tcW w:type="dxa" w:w="3408"/>
+          </w:tcPr>
+          <w:p>
+            <w:r>
+              <w:t>Main calculation</w:t>
+            </w:r>
+          </w:p>
+        </w:tc>
+        <w:tc>
+          <w:tcPr>
+            <w:tcW w:type="dxa" w:w="3408"/>
+          </w:tcPr>
+          <w:p>
+            <w:r>
+              <w:t>Complete arithmetic</w:t>
+            </w:r>
+          </w:p>
+        </w:tc>
+        <w:tc>
+          <w:tcPr>
+            <w:tcW w:type="dxa" w:w="3408"/>
+          </w:tcPr>
+          <w:p>
+            <w:r>
+              <w:t>Interpretation</w:t>
+            </w:r>
+          </w:p>
+        </w:tc>
+      </w:tr>
+      <w:tr>
+        <w:tc>
+          <w:tcPr>
+            <w:tcW w:type="dxa" w:w="3408"/>
+          </w:tcPr>
+          <w:p>
+            <w:r>
+              <w:t>Retained durations</w:t>
+            </w:r>
+          </w:p>
+        </w:tc>
+        <w:tc>
+          <w:tcPr>
+            <w:tcW w:type="dxa" w:w="3408"/>
+          </w:tcPr>
+          <w:p>
+            <w:r>
+              <w:t>1, 2, 2, 15 seconds</w:t>
+            </w:r>
+          </w:p>
+        </w:tc>
+        <w:tc>
+          <w:tcPr>
+            <w:tcW w:type="dxa" w:w="3408"/>
+          </w:tcPr>
+          <w:p>
+            <w:r>
+              <w:t>All valid under supplied contract</w:t>
+            </w:r>
+          </w:p>
+        </w:tc>
+      </w:tr>
+      <w:tr>
+        <w:tc>
+          <w:tcPr>
+            <w:tcW w:type="dxa" w:w="3408"/>
+          </w:tcPr>
+          <w:p>
+            <w:r>
+              <w:t>Sum / count</w:t>
+            </w:r>
+          </w:p>
+        </w:tc>
+        <w:tc>
+          <w:tcPr>
+            <w:tcW w:type="dxa" w:w="3408"/>
+          </w:tcPr>
+          <w:p>
+            <w:r>
+              <w:t>20 seconds / 4</w:t>
+            </w:r>
+          </w:p>
+        </w:tc>
+        <w:tc>
+          <w:tcPr>
+            <w:tcW w:type="dxa" w:w="3408"/>
+          </w:tcPr>
+          <w:p>
+            <w:r>
+              <w:t>No undeclared exclusion</w:t>
+            </w:r>
+          </w:p>
+        </w:tc>
+      </w:tr>
+      <w:tr>
+        <w:tc>
+          <w:tcPr>
+            <w:tcW w:type="dxa" w:w="3408"/>
+          </w:tcPr>
+          <w:p>
+            <w:r>
+              <w:t>Mean</w:t>
+            </w:r>
+          </w:p>
+        </w:tc>
+        <w:tc>
+          <w:tcPr>
+            <w:tcW w:type="dxa" w:w="3408"/>
+          </w:tcPr>
+          <w:p>
+            <w:r>
+              <w:t>20/4 = 5 seconds</w:t>
+            </w:r>
+          </w:p>
+        </w:tc>
+        <w:tc>
+          <w:tcPr>
+            <w:tcW w:type="dxa" w:w="3408"/>
+          </w:tcPr>
+          <w:p>
+            <w:r>
+              <w:t>Sensitive to the long valid duration</w:t>
+            </w:r>
+          </w:p>
+        </w:tc>
+      </w:tr>
+      <w:tr>
+        <w:tc>
+          <w:tcPr>
+            <w:tcW w:type="dxa" w:w="3408"/>
+          </w:tcPr>
+          <w:p>
+            <w:r>
+              <w:t>Median</w:t>
+            </w:r>
+          </w:p>
+        </w:tc>
+        <w:tc>
+          <w:tcPr>
+            <w:tcW w:type="dxa" w:w="3408"/>
+          </w:tcPr>
+          <w:p>
+            <w:r>
+              <w:t>Middle values 2 and 2; average 2 seconds</w:t>
+            </w:r>
+          </w:p>
+        </w:tc>
+        <w:tc>
+          <w:tcPr>
+            <w:tcW w:type="dxa" w:w="3408"/>
+          </w:tcPr>
+          <w:p>
+            <w:r>
+              <w:t>Different descriptive aspect</w:t>
+            </w:r>
+          </w:p>
+        </w:tc>
+      </w:tr>
+      <w:tr>
+        <w:tc>
+          <w:tcPr>
+            <w:tcW w:type="dxa" w:w="3408"/>
+          </w:tcPr>
+          <w:p>
+            <w:r>
+              <w:t>Wrong-deletion illustration</w:t>
+            </w:r>
+          </w:p>
+        </w:tc>
+        <w:tc>
+          <w:tcPr>
+            <w:tcW w:type="dxa" w:w="3408"/>
+          </w:tcPr>
+          <w:p>
+            <w:r>
+              <w:t>(1+2+2)/3 = 5/3 seconds</w:t>
+            </w:r>
+          </w:p>
+        </w:tc>
+        <w:tc>
+          <w:tcPr>
+            <w:tcW w:type="dxa" w:w="3408"/>
+          </w:tcPr>
+          <w:p>
+            <w:r>
+              <w:t>Shows distortion; not a replacement primary result</w:t>
+            </w:r>
+          </w:p>
+        </w:tc>
+      </w:tr>
+      <w:tr>
+        <w:tc>
+          <w:tcPr>
+            <w:tcW w:type="dxa" w:w="3408"/>
+          </w:tcPr>
+          <w:p>
+            <w:r>
+              <w:t>Cause of fifteen-second duration</w:t>
+            </w:r>
+          </w:p>
+        </w:tc>
+        <w:tc>
+          <w:tcPr>
+            <w:tcW w:type="dxa" w:w="3408"/>
+          </w:tcPr>
+          <w:p>
+            <w:r>
+              <w:t>Not supplied</w:t>
+            </w:r>
+          </w:p>
+        </w:tc>
+        <w:tc>
+          <w:tcPr>
+            <w:tcW w:type="dxa" w:w="3408"/>
+          </w:tcPr>
+          <w:p>
+            <w:r>
+              <w:t>Propose an investigation without inventing its outcome</w:t>
+            </w:r>
+          </w:p>
+        </w:tc>
+      </w:tr>
+    </w:tbl>
+    <w:p>
+      <w:pPr>
+        <w:spacing w:line="336" w:lineRule="auto" w:after="180"/>
+      </w:pPr>
+      <w:r>
+        <w:rPr>
+          <w:b w:val="0"/>
+        </w:rPr>
+        <w:t>Main 1, 2, 2, 15 gives sum twenty, mean five and median two seconds. All traces are valid; undeclared deletion of fifteen is not justified. Separate picture 2, 2, 2, 10 gives mean four and median two, with timeout included by the plan. Deleting ten just for appearance would conceal relevant behavior. The timeout event does not prove every root cause.</w:t>
+      </w:r>
+    </w:p>
+    <w:p>
+      <w:pPr>
+        <w:spacing w:line="336" w:lineRule="auto" w:after="180"/>
+      </w:pPr>
+      <w:r>
+        <w:rPr>
+          <w:b w:val="0"/>
+        </w:rPr>
+        <w:t>Independent 2, 3, 4, 20 gives mean 29/4 = 7.25 and median (3+4)/2 = 3.5 seconds. Retain twenty and propose an honestly labelled exploratory trace investigation. Genuine measurement corrections need evidence/provenance; no actual timings or causal test occur in this calculation.</w:t>
+      </w:r>
+    </w:p>
+    <w:p>
+      <w:pPr>
         <w:pStyle w:val="Heading3"/>
       </w:pPr>
       <w:r>
-        <w:t>Explain Inspecting failures and anomalies · 2</w:t>
+        <w:t>Inspecting failures and anomalies — evidence trace</w:t>
+      </w:r>
+    </w:p>
+    <w:tbl>
+      <w:tblPr>
+        <w:tblStyle w:val="LightShading-Accent1"/>
+        <w:tblW w:type="auto" w:w="0"/>
+        <w:tblLook w:firstColumn="1" w:firstRow="1" w:lastColumn="0" w:lastRow="0" w:noHBand="0" w:noVBand="1" w:val="04A0"/>
+      </w:tblPr>
+      <w:tblGrid>
+        <w:gridCol w:w="3408"/>
+        <w:gridCol w:w="3408"/>
+        <w:gridCol w:w="3408"/>
+      </w:tblGrid>
+      <w:tr>
+        <w:trPr>
+          <w:tblHeader/>
+        </w:trPr>
+        <w:tc>
+          <w:tcPr>
+            <w:tcW w:type="dxa" w:w="3408"/>
+          </w:tcPr>
+          <w:p>
+            <w:r>
+              <w:t>Input and scope</w:t>
+            </w:r>
+          </w:p>
+        </w:tc>
+        <w:tc>
+          <w:tcPr>
+            <w:tcW w:type="dxa" w:w="3408"/>
+          </w:tcPr>
+          <w:p>
+            <w:r>
+              <w:t>Check or calculation</w:t>
+            </w:r>
+          </w:p>
+        </w:tc>
+        <w:tc>
+          <w:tcPr>
+            <w:tcW w:type="dxa" w:w="3408"/>
+          </w:tcPr>
+          <w:p>
+            <w:r>
+              <w:t>Conclusion and limit</w:t>
+            </w:r>
+          </w:p>
+        </w:tc>
+      </w:tr>
+      <w:tr>
+        <w:tc>
+          <w:tcPr>
+            <w:tcW w:type="dxa" w:w="3408"/>
+          </w:tcPr>
+          <w:p>
+            <w:r>
+              <w:t>Durations 1, 2, 2, 15 seconds are all valid traces. Team deletes 15 as an outlier without a rule.</w:t>
+            </w:r>
+          </w:p>
+        </w:tc>
+        <w:tc>
+          <w:tcPr>
+            <w:tcW w:type="dxa" w:w="3408"/>
+          </w:tcPr>
+          <w:p>
+            <w:r>
+              <w:t>Compare raw outputs, input validity and procedure traces. Correct demonstrable measurement errors with provenance; retain valid unusual observations.</w:t>
+            </w:r>
+          </w:p>
+        </w:tc>
+        <w:tc>
+          <w:tcPr>
+            <w:tcW w:type="dxa" w:w="3408"/>
+          </w:tcPr>
+          <w:p>
+            <w:r>
+              <w:t>The slow valid case must remain in the declared primary analysis. Investigate mechanism separately; mean 5 and median 2 reveal different aspects.</w:t>
+            </w:r>
+          </w:p>
+        </w:tc>
+      </w:tr>
+    </w:tbl>
+    <w:p>
+      <w:r>
+        <w:t>The figure connects this chapter's worked input, declared procedure and result. Read the complete worked reasoning for qualifiers and intermediate steps; the abbreviated labels do not replace that reasoning.</w:t>
+      </w:r>
+    </w:p>
+    <w:p>
+      <w:pPr>
+        <w:spacing w:line="336" w:lineRule="auto" w:after="180"/>
+      </w:pPr>
+      <w:r>
+        <w:rPr>
+          <w:b w:val="0"/>
+        </w:rPr>
+        <w:t xml:space="preserve">Guided: The slow valid case must remain in the declared primary analysis. Investigate </w:t>
+      </w:r>
+      <w:r>
+        <w:rPr>
+          <w:b/>
+        </w:rPr>
+        <w:t>mechanism</w:t>
+      </w:r>
+      <w:r>
+        <w:rPr>
+          <w:b w:val="0"/>
+        </w:rPr>
+        <w:t xml:space="preserve"> separately; mean 5 and median 2 reveal different aspects. Qualification: Post-hoc exclusion based on an unwanted outcome can distort the conclusion. Exit: accept a concrete variation with its predicted outcome and a stated condition that would challenge the </w:t>
+      </w:r>
+      <w:r>
+        <w:rPr>
+          <w:b/>
+        </w:rPr>
+        <w:t>mechanism</w:t>
+      </w:r>
+      <w:r>
+        <w:rPr>
+          <w:b w:val="0"/>
+        </w:rPr>
+        <w:t xml:space="preserve">; reject a claim resting on unmeasured </w:t>
+      </w:r>
+      <w:r>
+        <w:rPr>
+          <w:b/>
+        </w:rPr>
+        <w:t>evidence</w:t>
+      </w:r>
+      <w:r>
+        <w:rPr>
+          <w:b w:val="0"/>
+        </w:rPr>
+        <w:t>.</w:t>
+      </w:r>
+    </w:p>
+    <w:p>
+      <w:pPr>
+        <w:spacing w:line="336" w:lineRule="auto" w:after="180"/>
+      </w:pPr>
+      <w:r>
+        <w:rPr>
+          <w:b w:val="0"/>
+        </w:rPr>
+        <w:t>Durations 1, 2, 2, 15 seconds are all valid traces. Team deletes 15 as an outlier without a rule.</w:t>
+      </w:r>
+    </w:p>
+    <w:p>
+      <w:pPr>
+        <w:spacing w:line="336" w:lineRule="auto" w:after="180"/>
+      </w:pPr>
+      <w:r>
+        <w:rPr>
+          <w:b w:val="0"/>
+        </w:rPr>
+        <w:t xml:space="preserve">The slow valid case must remain in the declared primary analysis. Investigate </w:t>
+      </w:r>
+      <w:r>
+        <w:rPr>
+          <w:b/>
+        </w:rPr>
+        <w:t>mechanism</w:t>
+      </w:r>
+      <w:r>
+        <w:rPr>
+          <w:b w:val="0"/>
+        </w:rPr>
+        <w:t xml:space="preserve"> separately; mean 5 and median 2 reveal different aspects.</w:t>
+      </w:r>
+    </w:p>
+    <w:p>
+      <w:pPr>
+        <w:spacing w:line="336" w:lineRule="auto" w:after="180"/>
+      </w:pPr>
+      <w:r>
+        <w:rPr>
+          <w:b w:val="0"/>
+        </w:rPr>
+        <w:t xml:space="preserve">Compare the intermediate </w:t>
+      </w:r>
+      <w:r>
+        <w:rPr>
+          <w:b/>
+        </w:rPr>
+        <w:t>evidence</w:t>
+      </w:r>
+      <w:r>
+        <w:rPr>
+          <w:b w:val="0"/>
+        </w:rPr>
+        <w:t xml:space="preserve"> with the final statement. Explain why each number or decision follows from the stated </w:t>
+      </w:r>
+      <w:r>
+        <w:rPr>
+          <w:b/>
+        </w:rPr>
+        <w:t>input</w:t>
+      </w:r>
+      <w:r>
+        <w:rPr>
+          <w:b w:val="0"/>
+        </w:rPr>
+        <w:t>s.</w:t>
+      </w:r>
+    </w:p>
+    <w:p>
+      <w:pPr>
+        <w:spacing w:line="336" w:lineRule="auto" w:after="180"/>
+      </w:pPr>
+      <w:r>
+        <w:rPr>
+          <w:b w:val="0"/>
+        </w:rPr>
+        <w:t xml:space="preserve">The conclusion belongs to this scenario and procedure; changing the </w:t>
+      </w:r>
+      <w:r>
+        <w:rPr>
+          <w:b/>
+        </w:rPr>
+        <w:t>input</w:t>
+      </w:r>
+      <w:r>
+        <w:rPr>
+          <w:b w:val="0"/>
+        </w:rPr>
+        <w:t>s, evaluation population or authority can change what it establishes. Retain the raw record so a later revision can be compared honestly.</w:t>
+      </w:r>
+    </w:p>
+    <w:p>
+      <w:pPr>
+        <w:pStyle w:val="Heading2"/>
+      </w:pPr>
+      <w:r>
+        <w:t>Boundary and misconception probes</w:t>
+      </w:r>
+    </w:p>
+    <w:tbl>
+      <w:tblPr>
+        <w:tblStyle w:val="LightShading-Accent1"/>
+        <w:tblW w:type="auto" w:w="0"/>
+        <w:tblLook w:firstColumn="1" w:firstRow="1" w:lastColumn="0" w:lastRow="0" w:noHBand="0" w:noVBand="1" w:val="04A0"/>
+      </w:tblPr>
+      <w:tblGrid>
+        <w:gridCol w:w="5112"/>
+        <w:gridCol w:w="5112"/>
+      </w:tblGrid>
+      <w:tr>
+        <w:trPr>
+          <w:tblHeader/>
+        </w:trPr>
+        <w:tc>
+          <w:tcPr>
+            <w:tcW w:type="dxa" w:w="5112"/>
+          </w:tcPr>
+          <w:p>
+            <w:r>
+              <w:t>Anomaly audit</w:t>
+            </w:r>
+          </w:p>
+        </w:tc>
+        <w:tc>
+          <w:tcPr>
+            <w:tcW w:type="dxa" w:w="5112"/>
+          </w:tcPr>
+          <w:p>
+            <w:r>
+              <w:t>Checked interpretation</w:t>
+            </w:r>
+          </w:p>
+        </w:tc>
+      </w:tr>
+      <w:tr>
+        <w:tc>
+          <w:tcPr>
+            <w:tcW w:type="dxa" w:w="5112"/>
+          </w:tcPr>
+          <w:p>
+            <w:r>
+              <w:t>Value unusually large</w:t>
+            </w:r>
+          </w:p>
+        </w:tc>
+        <w:tc>
+          <w:tcPr>
+            <w:tcW w:type="dxa" w:w="5112"/>
+          </w:tcPr>
+          <w:p>
+            <w:r>
+              <w:t>Not automatically invalid data</w:t>
+            </w:r>
+          </w:p>
+        </w:tc>
+      </w:tr>
+      <w:tr>
+        <w:tc>
+          <w:tcPr>
+            <w:tcW w:type="dxa" w:w="5112"/>
+          </w:tcPr>
+          <w:p>
+            <w:r>
+              <w:t>All traces stipulated valid</w:t>
+            </w:r>
+          </w:p>
+        </w:tc>
+        <w:tc>
+          <w:tcPr>
+            <w:tcW w:type="dxa" w:w="5112"/>
+          </w:tcPr>
+          <w:p>
+            <w:r>
+              <w:t>Keep them under the declared inclusion rule</w:t>
+            </w:r>
+          </w:p>
+        </w:tc>
+      </w:tr>
+      <w:tr>
+        <w:tc>
+          <w:tcPr>
+            <w:tcW w:type="dxa" w:w="5112"/>
+          </w:tcPr>
+          <w:p>
+            <w:r>
+              <w:t>Mean differs from median</w:t>
+            </w:r>
+          </w:p>
+        </w:tc>
+        <w:tc>
+          <w:tcPr>
+            <w:tcW w:type="dxa" w:w="5112"/>
+          </w:tcPr>
+          <w:p>
+            <w:r>
+              <w:t>Different summaries; neither licenses deleting the tail</w:t>
+            </w:r>
+          </w:p>
+        </w:tc>
+      </w:tr>
+      <w:tr>
+        <w:tc>
+          <w:tcPr>
+            <w:tcW w:type="dxa" w:w="5112"/>
+          </w:tcPr>
+          <w:p>
+            <w:r>
+              <w:t>Log shows timeout</w:t>
+            </w:r>
+          </w:p>
+        </w:tc>
+        <w:tc>
+          <w:tcPr>
+            <w:tcW w:type="dxa" w:w="5112"/>
+          </w:tcPr>
+          <w:p>
+            <w:r>
+              <w:t>Event evidence, not a complete causal explanation</w:t>
+            </w:r>
+          </w:p>
+        </w:tc>
+      </w:tr>
+      <w:tr>
+        <w:tc>
+          <w:tcPr>
+            <w:tcW w:type="dxa" w:w="5112"/>
+          </w:tcPr>
+          <w:p>
+            <w:r>
+              <w:t>Known unit conversion error demonstrated</w:t>
+            </w:r>
+          </w:p>
+        </w:tc>
+        <w:tc>
+          <w:tcPr>
+            <w:tcW w:type="dxa" w:w="5112"/>
+          </w:tcPr>
+          <w:p>
+            <w:r>
+              <w:t>Correct transparently with original record and evidence</w:t>
+            </w:r>
+          </w:p>
+        </w:tc>
+      </w:tr>
+      <w:tr>
+        <w:tc>
+          <w:tcPr>
+            <w:tcW w:type="dxa" w:w="5112"/>
+          </w:tcPr>
+          <w:p>
+            <w:r>
+              <w:t>No evidence of capture error</w:t>
+            </w:r>
+          </w:p>
+        </w:tc>
+        <w:tc>
+          <w:tcPr>
+            <w:tcW w:type="dxa" w:w="5112"/>
+          </w:tcPr>
+          <w:p>
+            <w:r>
+              <w:t>Do not invent one to improve results</w:t>
+            </w:r>
+          </w:p>
+        </w:tc>
+      </w:tr>
+      <w:tr>
+        <w:tc>
+          <w:tcPr>
+            <w:tcW w:type="dxa" w:w="5112"/>
+          </w:tcPr>
+          <w:p>
+            <w:r>
+              <w:t>Follow-up inspired by outcomes</w:t>
+            </w:r>
+          </w:p>
+        </w:tc>
+        <w:tc>
+          <w:tcPr>
+            <w:tcW w:type="dxa" w:w="5112"/>
+          </w:tcPr>
+          <w:p>
+            <w:r>
+              <w:t>Label exploratory and preserve original analysis</w:t>
+            </w:r>
+          </w:p>
+        </w:tc>
+      </w:tr>
+      <w:tr>
+        <w:tc>
+          <w:tcPr>
+            <w:tcW w:type="dxa" w:w="5112"/>
+          </w:tcPr>
+          <w:p>
+            <w:r>
+              <w:t>Wrong-deletion calculation shown</w:t>
+            </w:r>
+          </w:p>
+        </w:tc>
+        <w:tc>
+          <w:tcPr>
+            <w:tcW w:type="dxa" w:w="5112"/>
+          </w:tcPr>
+          <w:p>
+            <w:r>
+              <w:t>Illustration of distortion, not a new approved result</w:t>
+            </w:r>
+          </w:p>
+        </w:tc>
+      </w:tr>
+    </w:tbl>
+    <w:p>
+      <w:pPr>
+        <w:pStyle w:val="Heading2"/>
+      </w:pPr>
+      <w:r>
+        <w:t>Separate pictured facts and full reasoning</w:t>
+      </w:r>
+    </w:p>
+    <w:p>
+      <w:pPr>
+        <w:spacing w:line="336" w:lineRule="auto" w:after="180"/>
+      </w:pPr>
+      <w:r>
+        <w:rPr>
+          <w:b w:val="0"/>
+        </w:rPr>
+        <w:t xml:space="preserve">Inspect an </w:t>
+      </w:r>
+      <w:r>
+        <w:rPr>
+          <w:b/>
+        </w:rPr>
+        <w:t>anomaly</w:t>
+      </w:r>
+      <w:r>
+        <w:rPr>
+          <w:b w:val="0"/>
+        </w:rPr>
+        <w:t xml:space="preserve"> without erasing it. A timing study records four runs and notices one unusually long duration.</w:t>
+      </w:r>
+    </w:p>
+    <w:p>
+      <w:pPr>
+        <w:spacing w:line="336" w:lineRule="auto" w:after="180"/>
+      </w:pPr>
+      <w:r>
+        <w:rPr>
+          <w:b w:val="0"/>
+        </w:rPr>
+        <w:t>Durations are 2,2,2,10 seconds. Logs show a source timeout on the fourth run. The plan includes timeouts in reporting.</w:t>
+      </w:r>
+    </w:p>
+    <w:p>
+      <w:pPr>
+        <w:spacing w:line="336" w:lineRule="auto" w:after="180"/>
+      </w:pPr>
+      <w:r>
+        <w:rPr>
+          <w:b w:val="0"/>
+        </w:rPr>
+        <w:t>The separate picture records 2, 2, 2 and 10 seconds. The sum is sixteen, mean four and median two seconds. The fourth log records a source timeout, and the predefined reporting plan includes timeouts. That record remains in the primary summary. Deleting it merely because it looks bad would produce a two-second mean and conceal the stipulated slow case. A timeout event does not identify every underlying cause.</w:t>
+      </w:r>
+    </w:p>
+    <w:p>
+      <w:pPr>
+        <w:spacing w:line="336" w:lineRule="auto" w:after="180"/>
+      </w:pPr>
+      <w:r>
+        <w:rPr>
+          <w:b w:val="0"/>
+        </w:rPr>
+        <w:t>Inspect trace boundaries, source behavior and known conditions, then design a controlled follow-up; label proposed explanations and follow-ups as untested until evidence exists.</w:t>
+      </w:r>
+    </w:p>
+    <w:tbl>
+      <w:tblPr>
+        <w:tblStyle w:val="LightShading-Accent1"/>
+        <w:tblW w:type="auto" w:w="0"/>
+        <w:tblLook w:firstColumn="1" w:firstRow="1" w:lastColumn="0" w:lastRow="0" w:noHBand="0" w:noVBand="1" w:val="04A0"/>
+      </w:tblPr>
+      <w:tblGrid>
+        <w:gridCol w:w="5112"/>
+        <w:gridCol w:w="5112"/>
+      </w:tblGrid>
+      <w:tr>
+        <w:trPr>
+          <w:tblHeader/>
+        </w:trPr>
+        <w:tc>
+          <w:tcPr>
+            <w:tcW w:type="dxa" w:w="5112"/>
+          </w:tcPr>
+          <w:p>
+            <w:r>
+              <w:t>Separate picture quantity</w:t>
+            </w:r>
+          </w:p>
+        </w:tc>
+        <w:tc>
+          <w:tcPr>
+            <w:tcW w:type="dxa" w:w="5112"/>
+          </w:tcPr>
+          <w:p>
+            <w:r>
+              <w:t>Supported record</w:t>
+            </w:r>
+          </w:p>
+        </w:tc>
+      </w:tr>
+      <w:tr>
+        <w:tc>
+          <w:tcPr>
+            <w:tcW w:type="dxa" w:w="5112"/>
+          </w:tcPr>
+          <w:p>
+            <w:r>
+              <w:t>Durations</w:t>
+            </w:r>
+          </w:p>
+        </w:tc>
+        <w:tc>
+          <w:tcPr>
+            <w:tcW w:type="dxa" w:w="5112"/>
+          </w:tcPr>
+          <w:p>
+            <w:r>
+              <w:t>2, 2, 2, 10 seconds</w:t>
+            </w:r>
+          </w:p>
+        </w:tc>
+      </w:tr>
+      <w:tr>
+        <w:tc>
+          <w:tcPr>
+            <w:tcW w:type="dxa" w:w="5112"/>
+          </w:tcPr>
+          <w:p>
+            <w:r>
+              <w:t>Mean</w:t>
+            </w:r>
+          </w:p>
+        </w:tc>
+        <w:tc>
+          <w:tcPr>
+            <w:tcW w:type="dxa" w:w="5112"/>
+          </w:tcPr>
+          <w:p>
+            <w:r>
+              <w:t>16/4 = 4 seconds</w:t>
+            </w:r>
+          </w:p>
+        </w:tc>
+      </w:tr>
+      <w:tr>
+        <w:tc>
+          <w:tcPr>
+            <w:tcW w:type="dxa" w:w="5112"/>
+          </w:tcPr>
+          <w:p>
+            <w:r>
+              <w:t>Median</w:t>
+            </w:r>
+          </w:p>
+        </w:tc>
+        <w:tc>
+          <w:tcPr>
+            <w:tcW w:type="dxa" w:w="5112"/>
+          </w:tcPr>
+          <w:p>
+            <w:r>
+              <w:t>(2+2)/2 = 2 seconds</w:t>
+            </w:r>
+          </w:p>
+        </w:tc>
+      </w:tr>
+      <w:tr>
+        <w:tc>
+          <w:tcPr>
+            <w:tcW w:type="dxa" w:w="5112"/>
+          </w:tcPr>
+          <w:p>
+            <w:r>
+              <w:t>Fourth log</w:t>
+            </w:r>
+          </w:p>
+        </w:tc>
+        <w:tc>
+          <w:tcPr>
+            <w:tcW w:type="dxa" w:w="5112"/>
+          </w:tcPr>
+          <w:p>
+            <w:r>
+              <w:t>Source timeout recorded</w:t>
+            </w:r>
+          </w:p>
+        </w:tc>
+      </w:tr>
+      <w:tr>
+        <w:tc>
+          <w:tcPr>
+            <w:tcW w:type="dxa" w:w="5112"/>
+          </w:tcPr>
+          <w:p>
+            <w:r>
+              <w:t>Plan</w:t>
+            </w:r>
+          </w:p>
+        </w:tc>
+        <w:tc>
+          <w:tcPr>
+            <w:tcW w:type="dxa" w:w="5112"/>
+          </w:tcPr>
+          <w:p>
+            <w:r>
+              <w:t>Includes timeouts in reporting</w:t>
+            </w:r>
+          </w:p>
+        </w:tc>
+      </w:tr>
+      <w:tr>
+        <w:tc>
+          <w:tcPr>
+            <w:tcW w:type="dxa" w:w="5112"/>
+          </w:tcPr>
+          <w:p>
+            <w:r>
+              <w:t>Delete ten because it looks bad</w:t>
+            </w:r>
+          </w:p>
+        </w:tc>
+        <w:tc>
+          <w:tcPr>
+            <w:tcW w:type="dxa" w:w="5112"/>
+          </w:tcPr>
+          <w:p>
+            <w:r>
+              <w:t>Violates plan; hypothetical mean falls to two</w:t>
+            </w:r>
+          </w:p>
+        </w:tc>
+      </w:tr>
+      <w:tr>
+        <w:tc>
+          <w:tcPr>
+            <w:tcW w:type="dxa" w:w="5112"/>
+          </w:tcPr>
+          <w:p>
+            <w:r>
+              <w:t>Root cause</w:t>
+            </w:r>
+          </w:p>
+        </w:tc>
+        <w:tc>
+          <w:tcPr>
+            <w:tcW w:type="dxa" w:w="5112"/>
+          </w:tcPr>
+          <w:p>
+            <w:r>
+              <w:t>Not fully identified by timeout event</w:t>
+            </w:r>
+          </w:p>
+        </w:tc>
+      </w:tr>
+      <w:tr>
+        <w:tc>
+          <w:tcPr>
+            <w:tcW w:type="dxa" w:w="5112"/>
+          </w:tcPr>
+          <w:p>
+            <w:r>
+              <w:t>Follow-up status</w:t>
+            </w:r>
+          </w:p>
+        </w:tc>
+        <w:tc>
+          <w:tcPr>
+            <w:tcW w:type="dxa" w:w="5112"/>
+          </w:tcPr>
+          <w:p>
+            <w:r>
+              <w:t>Proposed exploratory investigation, not a completed test</w:t>
+            </w:r>
+          </w:p>
+        </w:tc>
+      </w:tr>
+    </w:tbl>
+    <w:p>
+      <w:r>
+        <w:drawing>
+          <wp:inline xmlns:a="http://schemas.openxmlformats.org/drawingml/2006/main" xmlns:pic="http://schemas.openxmlformats.org/drawingml/2006/picture">
+            <wp:extent cx="5486400" cy="2992582"/>
+            <wp:docPr id="1" name="Picture 1" descr="Main valid durations one, two, two and fifteen seconds have mean five and median two. Separate picture two, two, two and ten has mean four and median two, with a source timeout logged for the fourth run. All observations are retained. Vertical offsets only separate overlapping dots."/>
+            <wp:cNvGraphicFramePr>
+              <a:graphicFrameLocks noChangeAspect="1"/>
+            </wp:cNvGraphicFramePr>
+            <a:graphic>
+              <a:graphicData uri="http://schemas.openxmlformats.org/drawingml/2006/picture">
+                <pic:pic>
+                  <pic:nvPicPr>
+                    <pic:cNvPr id="0" name="ai-7-26-retained-durations.png"/>
+                    <pic:cNvPicPr/>
+                  </pic:nvPicPr>
+                  <pic:blipFill>
+                    <a:blip r:embed="rId9"/>
+                    <a:stretch>
+                      <a:fillRect/>
+                    </a:stretch>
+                  </pic:blipFill>
+                  <pic:spPr>
+                    <a:xfrm>
+                      <a:off x="0" y="0"/>
+                      <a:ext cx="5486400" cy="2992582"/>
+                    </a:xfrm>
+                    <a:prstGeom prst="rect"/>
+                  </pic:spPr>
+                </pic:pic>
+              </a:graphicData>
+            </a:graphic>
+          </wp:inline>
+        </w:drawing>
+      </w:r>
+    </w:p>
+    <w:p>
+      <w:pPr>
+        <w:pStyle w:val="Heading2"/>
+      </w:pPr>
+      <w:r>
+        <w:t>Picture trace and changed-condition key</w:t>
+      </w:r>
+    </w:p>
+    <w:p>
+      <w:r>
+        <w:drawing>
+          <wp:inline xmlns:a="http://schemas.openxmlformats.org/drawingml/2006/main" xmlns:pic="http://schemas.openxmlformats.org/drawingml/2006/picture">
+            <wp:extent cx="5486400" cy="3182112"/>
+            <wp:docPr id="2" name="Picture 2" descr="Keep the raw record: The fourth duration remains 10 seconds. → Compute summaries: Mean is 16/4=4 seconds; median is 2 seconds. → Investigate the event: Report the timeout evidence and distinguish it from an untested explanation."/>
+            <wp:cNvGraphicFramePr>
+              <a:graphicFrameLocks noChangeAspect="1"/>
+            </wp:cNvGraphicFramePr>
+            <a:graphic>
+              <a:graphicData uri="http://schemas.openxmlformats.org/drawingml/2006/picture">
+                <pic:pic>
+                  <pic:nvPicPr>
+                    <pic:cNvPr id="0" name="academy-story-ai-7-26-02.png"/>
+                    <pic:cNvPicPr/>
+                  </pic:nvPicPr>
+                  <pic:blipFill>
+                    <a:blip r:embed="rId10"/>
+                    <a:stretch>
+                      <a:fillRect/>
+                    </a:stretch>
+                  </pic:blipFill>
+                  <pic:spPr>
+                    <a:xfrm>
+                      <a:off x="0" y="0"/>
+                      <a:ext cx="5486400" cy="3182112"/>
+                    </a:xfrm>
+                    <a:prstGeom prst="rect"/>
+                  </pic:spPr>
+                </pic:pic>
+              </a:graphicData>
+            </a:graphic>
+          </wp:inline>
+        </w:drawing>
+      </w:r>
+    </w:p>
+    <w:p>
+      <w:pPr>
+        <w:pStyle w:val="Heading3"/>
+      </w:pPr>
+      <w:r>
+        <w:t>Read the picture one step at a time</w:t>
+      </w:r>
+    </w:p>
+    <w:tbl>
+      <w:tblPr>
+        <w:tblStyle w:val="LightShading-Accent1"/>
+        <w:tblW w:type="auto" w:w="0"/>
+        <w:tblLook w:firstColumn="1" w:firstRow="1" w:lastColumn="0" w:lastRow="0" w:noHBand="0" w:noVBand="1" w:val="04A0"/>
+      </w:tblPr>
+      <w:tblGrid>
+        <w:gridCol w:w="5112"/>
+        <w:gridCol w:w="5112"/>
+      </w:tblGrid>
+      <w:tr>
+        <w:trPr>
+          <w:tblHeader/>
+        </w:trPr>
+        <w:tc>
+          <w:tcPr>
+            <w:tcW w:type="dxa" w:w="5112"/>
+          </w:tcPr>
+          <w:p>
+            <w:r>
+              <w:t>Step</w:t>
+            </w:r>
+          </w:p>
+        </w:tc>
+        <w:tc>
+          <w:tcPr>
+            <w:tcW w:type="dxa" w:w="5112"/>
+          </w:tcPr>
+          <w:p>
+            <w:r>
+              <w:t>What happens and why</w:t>
+            </w:r>
+          </w:p>
+        </w:tc>
+      </w:tr>
+      <w:tr>
+        <w:tc>
+          <w:tcPr>
+            <w:tcW w:type="dxa" w:w="5112"/>
+          </w:tcPr>
+          <w:p>
+            <w:r>
+              <w:t>1. Keep the raw record</w:t>
+            </w:r>
+          </w:p>
+        </w:tc>
+        <w:tc>
+          <w:tcPr>
+            <w:tcW w:type="dxa" w:w="5112"/>
+          </w:tcPr>
+          <w:p>
+            <w:r>
+              <w:t>The fourth duration remains 10 seconds.</w:t>
+            </w:r>
+          </w:p>
+        </w:tc>
+      </w:tr>
+      <w:tr>
+        <w:tc>
+          <w:tcPr>
+            <w:tcW w:type="dxa" w:w="5112"/>
+          </w:tcPr>
+          <w:p>
+            <w:r>
+              <w:t>2. Compute summaries</w:t>
+            </w:r>
+          </w:p>
+        </w:tc>
+        <w:tc>
+          <w:tcPr>
+            <w:tcW w:type="dxa" w:w="5112"/>
+          </w:tcPr>
+          <w:p>
+            <w:r>
+              <w:t>Mean is 16/4=4 seconds; median is 2 seconds.</w:t>
+            </w:r>
+          </w:p>
+        </w:tc>
+      </w:tr>
+      <w:tr>
+        <w:tc>
+          <w:tcPr>
+            <w:tcW w:type="dxa" w:w="5112"/>
+          </w:tcPr>
+          <w:p>
+            <w:r>
+              <w:t>3. Investigate the event</w:t>
+            </w:r>
+          </w:p>
+        </w:tc>
+        <w:tc>
+          <w:tcPr>
+            <w:tcW w:type="dxa" w:w="5112"/>
+          </w:tcPr>
+          <w:p>
+            <w:r>
+              <w:t>Report the timeout evidence and distinguish it from an untested explanation.</w:t>
+            </w:r>
+          </w:p>
+        </w:tc>
+      </w:tr>
+    </w:tbl>
+    <w:p>
+      <w:r>
+        <w:t>Match each pictured step to the supplied facts. This is a worked teaching case, not an independent assessment.</w:t>
+      </w:r>
+    </w:p>
+    <w:p>
+      <w:pPr>
+        <w:spacing w:line="336" w:lineRule="auto" w:after="180"/>
+      </w:pPr>
+      <w:r>
+        <w:rPr>
+          <w:b w:val="0"/>
+        </w:rPr>
+        <w:t xml:space="preserve">An </w:t>
+      </w:r>
+      <w:r>
+        <w:rPr>
+          <w:b/>
+        </w:rPr>
+        <w:t>anomaly</w:t>
+      </w:r>
+      <w:r>
+        <w:rPr>
+          <w:b w:val="0"/>
+        </w:rPr>
+        <w:t xml:space="preserve"> invites investigation, not automatic deletion. A slow failure may be part of real service behaviour; the predefined rule determines inclusion.</w:t>
+      </w:r>
+    </w:p>
+    <w:p>
+      <w:pPr>
+        <w:spacing w:line="336" w:lineRule="auto" w:after="180"/>
+      </w:pPr>
+      <w:r>
+        <w:rPr>
+          <w:b w:val="0"/>
+        </w:rPr>
+        <w:t>A logged timeout does not identify every underlying cause; report conditions and test explanations.</w:t>
+      </w:r>
+    </w:p>
+    <w:p>
+      <w:pPr>
+        <w:spacing w:line="336" w:lineRule="auto" w:after="180"/>
+      </w:pPr>
+      <w:r>
+        <w:rPr>
+          <w:b w:val="0"/>
+        </w:rPr>
+        <w:t>Change: Delete the 10-second record only because it looks bad.</w:t>
+      </w:r>
+    </w:p>
+    <w:p>
+      <w:pPr>
+        <w:spacing w:line="336" w:lineRule="auto" w:after="180"/>
+      </w:pPr>
+      <w:r>
+        <w:rPr>
+          <w:b/>
+        </w:rPr>
+        <w:t>Prediction</w:t>
+      </w:r>
+      <w:r>
+        <w:rPr>
+          <w:b w:val="0"/>
+        </w:rPr>
+        <w:t>: The mean becomes 2 seconds but the selective report violates this plan.</w:t>
+      </w:r>
+    </w:p>
+    <w:p>
+      <w:pPr>
+        <w:spacing w:line="336" w:lineRule="auto" w:after="180"/>
+      </w:pPr>
+      <w:r>
+        <w:rPr>
+          <w:b w:val="0"/>
+        </w:rPr>
+        <w:t>Reason: Observed inconvenient outcomes are not an approved exclusion reason.</w:t>
+      </w:r>
+    </w:p>
+    <w:p>
+      <w:pPr>
+        <w:pStyle w:val="Heading2"/>
+      </w:pPr>
+      <w:r>
+        <w:t>Earlier wording, alternatives and picture transcripts · reference / check after trying</w:t>
+      </w:r>
+    </w:p>
+    <w:p>
+      <w:pPr>
+        <w:spacing w:line="336" w:lineRule="auto" w:after="180"/>
+      </w:pPr>
+      <w:r>
+        <w:rPr>
+          <w:b w:val="0"/>
+        </w:rPr>
+        <w:t>Begin by writing the question the procedure is intended to answer. Identify the information already supplied, the information it will produce and the information still missing.</w:t>
+      </w:r>
+    </w:p>
+    <w:p>
+      <w:pPr>
+        <w:spacing w:line="336" w:lineRule="auto" w:after="180"/>
+      </w:pPr>
+      <w:r>
+        <w:rPr>
+          <w:b w:val="0"/>
+        </w:rPr>
+        <w:t>These are constructed classroom examples; they do not require live accounts, private records or an external service. Do not treat a plausible explanation as a measured outcome.</w:t>
       </w:r>
     </w:p>
     <w:p>
@@ -927,99 +2439,30 @@
         <w:pStyle w:val="Heading3"/>
       </w:pPr>
       <w:r>
-        <w:t>Inspecting failures and anomalies — evidence trace</w:t>
-      </w:r>
-    </w:p>
-    <w:tbl>
-      <w:tblPr>
-        <w:tblStyle w:val="LightShading-Accent1"/>
-        <w:tblW w:type="auto" w:w="0"/>
-        <w:tblLook w:firstColumn="1" w:firstRow="1" w:lastColumn="0" w:lastRow="0" w:noHBand="0" w:noVBand="1" w:val="04A0"/>
-      </w:tblPr>
-      <w:tblGrid>
-        <w:gridCol w:w="3408"/>
-        <w:gridCol w:w="3408"/>
-        <w:gridCol w:w="3408"/>
-      </w:tblGrid>
-      <w:tr>
-        <w:trPr>
-          <w:tblHeader/>
-        </w:trPr>
-        <w:tc>
-          <w:tcPr>
-            <w:tcW w:type="dxa" w:w="3408"/>
-          </w:tcPr>
-          <w:p>
-            <w:r>
-              <w:t>Input and scope</w:t>
-            </w:r>
-          </w:p>
-        </w:tc>
-        <w:tc>
-          <w:tcPr>
-            <w:tcW w:type="dxa" w:w="3408"/>
-          </w:tcPr>
-          <w:p>
-            <w:r>
-              <w:t>Check or calculation</w:t>
-            </w:r>
-          </w:p>
-        </w:tc>
-        <w:tc>
-          <w:tcPr>
-            <w:tcW w:type="dxa" w:w="3408"/>
-          </w:tcPr>
-          <w:p>
-            <w:r>
-              <w:t>Conclusion and limit</w:t>
-            </w:r>
-          </w:p>
-        </w:tc>
-      </w:tr>
-      <w:tr>
-        <w:tc>
-          <w:tcPr>
-            <w:tcW w:type="dxa" w:w="3408"/>
-          </w:tcPr>
-          <w:p>
-            <w:r>
-              <w:t>Durations1, 2, 2, 15 seconds are all valid traces. Team deletes15 as an outlier without a rule.</w:t>
-            </w:r>
-          </w:p>
-        </w:tc>
-        <w:tc>
-          <w:tcPr>
-            <w:tcW w:type="dxa" w:w="3408"/>
-          </w:tcPr>
-          <w:p>
-            <w:r>
-              <w:t>Compare raw outputs, input validity and procedure traces. Correct demonstrable measurement errors with provenance; retain valid unusual observations.</w:t>
-            </w:r>
-          </w:p>
-        </w:tc>
-        <w:tc>
-          <w:tcPr>
-            <w:tcW w:type="dxa" w:w="3408"/>
-          </w:tcPr>
-          <w:p>
-            <w:r>
-              <w:t>The slow valid case must remain in the declared primary analysis. Investigate mechanism separately; mean5 and median2 reveal different aspects.</w:t>
-            </w:r>
-          </w:p>
-        </w:tc>
-      </w:tr>
-    </w:tbl>
-    <w:p>
-      <w:r>
-        <w:t>The figure connects this chapter's worked input, declared procedure and result. Read the complete worked reasoning for qualifiers and intermediate steps; the abbreviated labels do not replace that reasoning.</w:t>
+        <w:t>Model the reasoning aloud</w:t>
       </w:r>
     </w:p>
     <w:p>
       <w:pPr>
-        <w:pStyle w:val="Heading3"/>
-      </w:pPr>
-      <w:r>
-        <w:t>Explain Inspecting failures and anomalies · 3</w:t>
+        <w:spacing w:line="336" w:lineRule="auto" w:after="180"/>
+      </w:pPr>
+      <w:r>
+        <w:rPr>
+          <w:b w:val="0"/>
+        </w:rPr>
+        <w:t xml:space="preserve">Use the complete worked example below before asking learners to complete W2. Reveal a small part, invite a </w:t>
+      </w:r>
+      <w:r>
+        <w:rPr>
+          <w:b/>
+        </w:rPr>
+        <w:t>prediction</w:t>
+      </w:r>
+      <w:r>
+        <w:rPr>
+          <w:b w:val="0"/>
+        </w:rPr>
+        <w:t>, then explain the deciding step.</w:t>
       </w:r>
     </w:p>
     <w:p>
@@ -1030,207 +2473,7 @@
         <w:rPr>
           <w:b w:val="0"/>
         </w:rPr>
-        <w:t xml:space="preserve">Guided: The slow valid case must remain in the declared primary analysis. Investigate </w:t>
-      </w:r>
-      <w:r>
-        <w:rPr>
-          <w:b/>
-        </w:rPr>
-        <w:t>mechanism</w:t>
-      </w:r>
-      <w:r>
-        <w:rPr>
-          <w:b w:val="0"/>
-        </w:rPr>
-        <w:t xml:space="preserve"> separately; mean5 and median2 reveal different aspects.</w:t>
-      </w:r>
-    </w:p>
-    <w:p>
-      <w:pPr>
-        <w:spacing w:line="336" w:lineRule="auto" w:after="180"/>
-      </w:pPr>
-      <w:r>
-        <w:rPr>
-          <w:b w:val="0"/>
-        </w:rPr>
-        <w:t>Qualification: Post-hoc exclusion based on an unwanted outcome can distort the conclusion.</w:t>
-      </w:r>
-    </w:p>
-    <w:p>
-      <w:pPr>
-        <w:spacing w:line="336" w:lineRule="auto" w:after="180"/>
-      </w:pPr>
-      <w:r>
-        <w:rPr>
-          <w:b w:val="0"/>
-        </w:rPr>
-        <w:t xml:space="preserve">Exit: accept a concrete variation with its predicted outcome and a stated condition that would challenge the </w:t>
-      </w:r>
-      <w:r>
-        <w:rPr>
-          <w:b/>
-        </w:rPr>
-        <w:t>mechanism</w:t>
-      </w:r>
-      <w:r>
-        <w:rPr>
-          <w:b w:val="0"/>
-        </w:rPr>
-        <w:t xml:space="preserve">; reject a claim resting on unmeasured </w:t>
-      </w:r>
-      <w:r>
-        <w:rPr>
-          <w:b/>
-        </w:rPr>
-        <w:t>evidence</w:t>
-      </w:r>
-      <w:r>
-        <w:rPr>
-          <w:b w:val="0"/>
-        </w:rPr>
-        <w:t>.</w:t>
-      </w:r>
-    </w:p>
-    <w:p>
-      <w:pPr>
-        <w:pStyle w:val="Heading3"/>
-      </w:pPr>
-      <w:r>
-        <w:t>Model the reasoning aloud</w:t>
-      </w:r>
-    </w:p>
-    <w:p>
-      <w:pPr>
-        <w:spacing w:line="336" w:lineRule="auto" w:after="180"/>
-      </w:pPr>
-      <w:r>
-        <w:rPr>
-          <w:b w:val="0"/>
-        </w:rPr>
-        <w:t xml:space="preserve">Use the complete worked example below before asking learners to complete W2. Reveal a small part, invite a </w:t>
-      </w:r>
-      <w:r>
-        <w:rPr>
-          <w:b/>
-        </w:rPr>
-        <w:t>prediction</w:t>
-      </w:r>
-      <w:r>
-        <w:rPr>
-          <w:b w:val="0"/>
-        </w:rPr>
-        <w:t>, then explain the deciding step.</w:t>
-      </w:r>
-    </w:p>
-    <w:p>
-      <w:pPr>
-        <w:spacing w:line="336" w:lineRule="auto" w:after="180"/>
-      </w:pPr>
-      <w:r>
-        <w:rPr>
-          <w:b w:val="0"/>
-        </w:rPr>
         <w:t>These teacher notes contain solutions; do not reveal the independent case answer during modelling.</w:t>
-      </w:r>
-    </w:p>
-    <w:p>
-      <w:pPr>
-        <w:spacing w:line="336" w:lineRule="auto" w:after="180"/>
-      </w:pPr>
-      <w:r>
-        <w:rPr>
-          <w:b w:val="0"/>
-        </w:rPr>
-        <w:t>Durations1, 2, 2, 15 seconds are all valid traces. Team deletes15 as an outlier without a rule.</w:t>
-      </w:r>
-    </w:p>
-    <w:p>
-      <w:pPr>
-        <w:spacing w:line="336" w:lineRule="auto" w:after="180"/>
-      </w:pPr>
-      <w:r>
-        <w:rPr>
-          <w:b w:val="0"/>
-        </w:rPr>
-        <w:t xml:space="preserve">The slow valid case must remain in the declared primary analysis. Investigate </w:t>
-      </w:r>
-      <w:r>
-        <w:rPr>
-          <w:b/>
-        </w:rPr>
-        <w:t>mechanism</w:t>
-      </w:r>
-      <w:r>
-        <w:rPr>
-          <w:b w:val="0"/>
-        </w:rPr>
-        <w:t xml:space="preserve"> separately; mean5 and median2 reveal different aspects.</w:t>
-      </w:r>
-    </w:p>
-    <w:p>
-      <w:pPr>
-        <w:pStyle w:val="Heading3"/>
-      </w:pPr>
-      <w:r>
-        <w:t>Model the reasoning aloud · 4</w:t>
-      </w:r>
-    </w:p>
-    <w:p>
-      <w:pPr>
-        <w:spacing w:line="336" w:lineRule="auto" w:after="180"/>
-      </w:pPr>
-      <w:r>
-        <w:rPr>
-          <w:b w:val="0"/>
-        </w:rPr>
-        <w:t xml:space="preserve">Compare the intermediate </w:t>
-      </w:r>
-      <w:r>
-        <w:rPr>
-          <w:b/>
-        </w:rPr>
-        <w:t>evidence</w:t>
-      </w:r>
-      <w:r>
-        <w:rPr>
-          <w:b w:val="0"/>
-        </w:rPr>
-        <w:t xml:space="preserve"> with the final statement. Explain why each number or decision follows from the stated </w:t>
-      </w:r>
-      <w:r>
-        <w:rPr>
-          <w:b/>
-        </w:rPr>
-        <w:t>input</w:t>
-      </w:r>
-      <w:r>
-        <w:rPr>
-          <w:b w:val="0"/>
-        </w:rPr>
-        <w:t>s.</w:t>
-      </w:r>
-    </w:p>
-    <w:p>
-      <w:pPr>
-        <w:spacing w:line="336" w:lineRule="auto" w:after="180"/>
-      </w:pPr>
-      <w:r>
-        <w:rPr>
-          <w:b w:val="0"/>
-        </w:rPr>
-        <w:t xml:space="preserve">The conclusion belongs to this scenario and procedure; changing the </w:t>
-      </w:r>
-      <w:r>
-        <w:rPr>
-          <w:b/>
-        </w:rPr>
-        <w:t>input</w:t>
-      </w:r>
-      <w:r>
-        <w:rPr>
-          <w:b w:val="0"/>
-        </w:rPr>
-        <w:t>s, evaluation population or authority can change what it establishes. Retain the raw record so a later revision can be compared honestly.</w:t>
       </w:r>
     </w:p>
     <w:tbl>
@@ -1356,53 +2599,10 @@
     </w:p>
     <w:p>
       <w:pPr>
-        <w:spacing w:line="336" w:lineRule="auto" w:after="180"/>
-      </w:pPr>
-      <w:r>
-        <w:rPr>
-          <w:b w:val="0"/>
-        </w:rPr>
-        <w:t xml:space="preserve">Inspect an </w:t>
-      </w:r>
-      <w:r>
-        <w:rPr>
-          <w:b/>
-        </w:rPr>
-        <w:t>anomaly</w:t>
-      </w:r>
-      <w:r>
-        <w:rPr>
-          <w:b w:val="0"/>
-        </w:rPr>
-        <w:t xml:space="preserve"> without erasing it. A timing study records four runs and notices one unusually long duration.</w:t>
-      </w:r>
-    </w:p>
-    <w:p>
-      <w:pPr>
         <w:pStyle w:val="Heading3"/>
       </w:pPr>
       <w:r>
         <w:t>The facts we will use</w:t>
-      </w:r>
-    </w:p>
-    <w:p>
-      <w:pPr>
-        <w:pStyle w:val="Heading3"/>
-      </w:pPr>
-      <w:r>
-        <w:t>Supplied facts</w:t>
-      </w:r>
-    </w:p>
-    <w:p>
-      <w:pPr>
-        <w:spacing w:line="336" w:lineRule="auto" w:after="180"/>
-        <w:shd w:fill="F1F6FC"/>
-      </w:pPr>
-      <w:r>
-        <w:rPr>
-          <w:b w:val="0"/>
-        </w:rPr>
-        <w:t>Durations are 2,2,2,10 seconds. Logs show a source timeout on the fourth run. The plan includes timeouts in reporting.</w:t>
       </w:r>
     </w:p>
     <w:p>
@@ -1410,7 +2610,7 @@
         <w:drawing>
           <wp:inline xmlns:a="http://schemas.openxmlformats.org/drawingml/2006/main" xmlns:pic="http://schemas.openxmlformats.org/drawingml/2006/picture">
             <wp:extent cx="5486400" cy="3621314"/>
-            <wp:docPr id="1" name="Picture 1" descr="All four recorded durations"/>
+            <wp:docPr id="3" name="Picture 3" descr="All four recorded durations"/>
             <wp:cNvGraphicFramePr>
               <a:graphicFrameLocks noChangeAspect="1"/>
             </wp:cNvGraphicFramePr>
@@ -1422,7 +2622,7 @@
                     <pic:cNvPicPr/>
                   </pic:nvPicPr>
                   <pic:blipFill>
-                    <a:blip r:embed="rId9"/>
+                    <a:blip r:embed="rId11"/>
                     <a:stretch>
                       <a:fillRect/>
                     </a:stretch>
@@ -1446,7 +2646,7 @@
         <w:drawing>
           <wp:inline xmlns:a="http://schemas.openxmlformats.org/drawingml/2006/main" xmlns:pic="http://schemas.openxmlformats.org/drawingml/2006/picture">
             <wp:extent cx="5486400" cy="5185229"/>
-            <wp:docPr id="2" name="Picture 2" descr="Inspecting failures and anomalies. Keep the raw record: The fourth duration remains 10 seconds.. Compute summaries: Mean is 16/4=4 seconds; median is 2 seconds.. Investigate the event: Report the timeout evidence and distinguish it from an untested explanation."/>
+            <wp:docPr id="4" name="Picture 4" descr="Inspecting failures and anomalies. Keep the raw record: The fourth duration remains 10 seconds.. Compute summaries: Mean is 16/4=4 seconds; median is 2 seconds.. Investigate the event: Report the timeout evidence and distinguish it from an untested explanation."/>
             <wp:cNvGraphicFramePr>
               <a:graphicFrameLocks noChangeAspect="1"/>
             </wp:cNvGraphicFramePr>
@@ -1458,7 +2658,7 @@
                     <pic:cNvPicPr/>
                   </pic:nvPicPr>
                   <pic:blipFill>
-                    <a:blip r:embed="rId10"/>
+                    <a:blip r:embed="rId12"/>
                     <a:stretch>
                       <a:fillRect/>
                     </a:stretch>
@@ -1482,114 +2682,7 @@
         <w:pStyle w:val="Heading3"/>
       </w:pPr>
       <w:r>
-        <w:t>Read the picture one step at a time</w:t>
-      </w:r>
-    </w:p>
-    <w:tbl>
-      <w:tblPr>
-        <w:tblStyle w:val="LightShading-Accent1"/>
-        <w:tblW w:type="auto" w:w="0"/>
-        <w:tblLook w:firstColumn="1" w:firstRow="1" w:lastColumn="0" w:lastRow="0" w:noHBand="0" w:noVBand="1" w:val="04A0"/>
-      </w:tblPr>
-      <w:tblGrid>
-        <w:gridCol w:w="5112"/>
-        <w:gridCol w:w="5112"/>
-      </w:tblGrid>
-      <w:tr>
-        <w:trPr>
-          <w:tblHeader/>
-        </w:trPr>
-        <w:tc>
-          <w:tcPr>
-            <w:tcW w:type="dxa" w:w="5112"/>
-          </w:tcPr>
-          <w:p>
-            <w:r>
-              <w:t>Step</w:t>
-            </w:r>
-          </w:p>
-        </w:tc>
-        <w:tc>
-          <w:tcPr>
-            <w:tcW w:type="dxa" w:w="5112"/>
-          </w:tcPr>
-          <w:p>
-            <w:r>
-              <w:t>What happens and why</w:t>
-            </w:r>
-          </w:p>
-        </w:tc>
-      </w:tr>
-      <w:tr>
-        <w:tc>
-          <w:tcPr>
-            <w:tcW w:type="dxa" w:w="5112"/>
-          </w:tcPr>
-          <w:p>
-            <w:r>
-              <w:t>1. Keep the raw record</w:t>
-            </w:r>
-          </w:p>
-        </w:tc>
-        <w:tc>
-          <w:tcPr>
-            <w:tcW w:type="dxa" w:w="5112"/>
-          </w:tcPr>
-          <w:p>
-            <w:r>
-              <w:t>The fourth duration remains 10 seconds.</w:t>
-            </w:r>
-          </w:p>
-        </w:tc>
-      </w:tr>
-      <w:tr>
-        <w:tc>
-          <w:tcPr>
-            <w:tcW w:type="dxa" w:w="5112"/>
-          </w:tcPr>
-          <w:p>
-            <w:r>
-              <w:t>2. Compute summaries</w:t>
-            </w:r>
-          </w:p>
-        </w:tc>
-        <w:tc>
-          <w:tcPr>
-            <w:tcW w:type="dxa" w:w="5112"/>
-          </w:tcPr>
-          <w:p>
-            <w:r>
-              <w:t>Mean is 16/4=4 seconds; median is 2 seconds.</w:t>
-            </w:r>
-          </w:p>
-        </w:tc>
-      </w:tr>
-      <w:tr>
-        <w:tc>
-          <w:tcPr>
-            <w:tcW w:type="dxa" w:w="5112"/>
-          </w:tcPr>
-          <w:p>
-            <w:r>
-              <w:t>3. Investigate the event</w:t>
-            </w:r>
-          </w:p>
-        </w:tc>
-        <w:tc>
-          <w:tcPr>
-            <w:tcW w:type="dxa" w:w="5112"/>
-          </w:tcPr>
-          <w:p>
-            <w:r>
-              <w:t>Report the timeout evidence and distinguish it from an untested explanation.</w:t>
-            </w:r>
-          </w:p>
-        </w:tc>
-      </w:tr>
-    </w:tbl>
-    <w:p>
-      <w:r>
-        <w:t>Match each pictured step to the supplied facts. This is a worked teaching case, not an independent assessment.</w:t>
+        <w:t>Why this result follows</w:t>
       </w:r>
     </w:p>
     <w:p>
@@ -1597,7 +2690,7 @@
         <w:pStyle w:val="Heading3"/>
       </w:pPr>
       <w:r>
-        <w:t>Why this result follows</w:t>
+        <w:t>What this example does not establish</w:t>
       </w:r>
     </w:p>
     <w:p>
@@ -1605,149 +2698,180 @@
         <w:pStyle w:val="Heading3"/>
       </w:pPr>
       <w:r>
-        <w:t>Why the result follows</w:t>
+        <w:t>Change one thing in the pictured case</w:t>
       </w:r>
     </w:p>
     <w:p>
       <w:pPr>
-        <w:spacing w:line="336" w:lineRule="auto" w:after="180"/>
-        <w:shd w:fill="F1F6FC"/>
-      </w:pPr>
-      <w:r>
-        <w:rPr>
-          <w:b w:val="0"/>
-        </w:rPr>
-        <w:t xml:space="preserve">An </w:t>
-      </w:r>
-      <w:r>
-        <w:rPr>
-          <w:b/>
-        </w:rPr>
-        <w:t>anomaly</w:t>
-      </w:r>
-      <w:r>
-        <w:rPr>
-          <w:b w:val="0"/>
-        </w:rPr>
-        <w:t xml:space="preserve"> invites investigation, not automatic deletion. A slow failure may be part of real service behaviour; the predefined rule determines inclusion.</w:t>
+        <w:pStyle w:val="Heading3"/>
+      </w:pPr>
+      <w:r>
+        <w:t>Ask while showing the picture</w:t>
       </w:r>
     </w:p>
     <w:p>
       <w:pPr>
-        <w:pStyle w:val="Heading3"/>
-      </w:pPr>
-      <w:r>
-        <w:t>What this example does not establish</w:t>
+        <w:spacing w:line="336" w:lineRule="auto" w:after="180"/>
+      </w:pPr>
+      <w:r>
+        <w:rPr>
+          <w:b w:val="0"/>
+        </w:rPr>
+        <w:t xml:space="preserve">Cover the result. Ask learners to name the </w:t>
+      </w:r>
+      <w:r>
+        <w:rPr>
+          <w:b/>
+        </w:rPr>
+        <w:t>input</w:t>
+      </w:r>
+      <w:r>
+        <w:rPr>
+          <w:b w:val="0"/>
+        </w:rPr>
+        <w:t xml:space="preserve">s and predict the next step. Uncover one step, connect the icon to the actual procedure, and explain its </w:t>
+      </w:r>
+      <w:r>
+        <w:rPr>
+          <w:b/>
+        </w:rPr>
+        <w:t>evidence</w:t>
+      </w:r>
+      <w:r>
+        <w:rPr>
+          <w:b w:val="0"/>
+        </w:rPr>
+        <w:t>. Then change the supplied condition and compare.</w:t>
       </w:r>
     </w:p>
     <w:p>
       <w:pPr>
-        <w:pStyle w:val="Heading3"/>
-      </w:pPr>
-      <w:r>
-        <w:t>Keep the stated limit</w:t>
+        <w:spacing w:line="336" w:lineRule="auto" w:after="180"/>
+      </w:pPr>
+      <w:r>
+        <w:rPr>
+          <w:b w:val="0"/>
+        </w:rPr>
+        <w:t>The picture is a representation; it does not document execution of a real AI model.</w:t>
       </w:r>
     </w:p>
     <w:p>
       <w:pPr>
-        <w:spacing w:line="336" w:lineRule="auto" w:after="180"/>
-        <w:shd w:fill="FFF5E6"/>
-      </w:pPr>
-      <w:r>
-        <w:rPr>
-          <w:b w:val="0"/>
-        </w:rPr>
-        <w:t>A logged timeout does not identify every underlying cause; report conditions and test explanations.</w:t>
+        <w:pStyle w:val="Heading1"/>
+      </w:pPr>
+      <w:r>
+        <w:t>03. Model a step,then remove help</w:t>
       </w:r>
     </w:p>
     <w:p>
-      <w:pPr>
-        <w:pStyle w:val="Heading3"/>
-      </w:pPr>
-      <w:r>
-        <w:t>Change one thing in the pictured case</w:t>
+      <w:r>
+        <w:t>Collect each learner’s reasoning before showing a key.</w:t>
       </w:r>
     </w:p>
     <w:p>
       <w:pPr>
-        <w:pStyle w:val="Heading3"/>
-      </w:pPr>
-      <w:r>
-        <w:t>Change one thing</w:t>
+        <w:pStyle w:val="Heading2"/>
+      </w:pPr>
+      <w:r>
+        <w:t>Current completion task and checked reasoning</w:t>
       </w:r>
     </w:p>
     <w:p>
       <w:pPr>
         <w:spacing w:line="336" w:lineRule="auto" w:after="180"/>
-        <w:shd w:fill="F5F1FB"/>
       </w:pPr>
       <w:r>
         <w:rPr>
           <w:b w:val="0"/>
         </w:rPr>
-        <w:t>Change: Delete the 10-second record only because it looks bad.</w:t>
+        <w:t>Completion task: Durations 1, 2, 2, 15 seconds are all valid traces. Team deletes 15 as an outlier without a rule. Show the intermediate steps and give the conclusion with its scope.</w:t>
       </w:r>
     </w:p>
     <w:p>
       <w:pPr>
-        <w:pStyle w:val="Heading3"/>
-      </w:pPr>
-      <w:r>
-        <w:t>Predicted result</w:t>
+        <w:spacing w:line="336" w:lineRule="auto" w:after="180"/>
+      </w:pPr>
+      <w:r>
+        <w:rPr>
+          <w:b w:val="0"/>
+        </w:rPr>
+        <w:t xml:space="preserve">Teacher check: Teacher explanation: The slow valid case must remain in the declared primary analysis. Investigate </w:t>
+      </w:r>
+      <w:r>
+        <w:rPr>
+          <w:b/>
+        </w:rPr>
+        <w:t>mechanism</w:t>
+      </w:r>
+      <w:r>
+        <w:rPr>
+          <w:b w:val="0"/>
+        </w:rPr>
+        <w:t xml:space="preserve"> separately; mean 5 and median 2 reveal different aspects.</w:t>
       </w:r>
     </w:p>
     <w:p>
       <w:pPr>
         <w:spacing w:line="336" w:lineRule="auto" w:after="180"/>
-        <w:shd w:fill="F1F6FC"/>
-      </w:pPr>
+      </w:pPr>
+      <w:r>
+        <w:rPr>
+          <w:b w:val="0"/>
+        </w:rPr>
+        <w:t xml:space="preserve">Start by identifying the given </w:t>
+      </w:r>
       <w:r>
         <w:rPr>
           <w:b/>
         </w:rPr>
-        <w:t>Prediction</w:t>
+        <w:t>input</w:t>
       </w:r>
       <w:r>
         <w:rPr>
           <w:b w:val="0"/>
         </w:rPr>
-        <w:t>: The mean becomes 2 seconds but the selective report violates this plan.</w:t>
+        <w:t>s together. Leave the intermediate steps blank. If needed, model one step, then withdraw that help on the next step. Move to a full trace only when the partial trace is understood.</w:t>
       </w:r>
     </w:p>
     <w:p>
       <w:pPr>
-        <w:pStyle w:val="Heading3"/>
-      </w:pPr>
-      <w:r>
-        <w:t>Why the result follows</w:t>
+        <w:spacing w:line="336" w:lineRule="auto" w:after="180"/>
+      </w:pPr>
+      <w:r>
+        <w:rPr>
+          <w:b w:val="0"/>
+        </w:rPr>
+        <w:t>For partners, alternate explainer and checker; collect a response from every learner before discussion.</w:t>
       </w:r>
     </w:p>
     <w:p>
       <w:pPr>
-        <w:spacing w:line="336" w:lineRule="auto" w:after="180"/>
-        <w:shd w:fill="F1F6FC"/>
-      </w:pPr>
-      <w:r>
-        <w:rPr>
-          <w:b w:val="0"/>
-        </w:rPr>
-        <w:t>Reason: Observed inconvenient outcomes are not an approved exclusion reason.</w:t>
+        <w:pStyle w:val="Heading2"/>
+      </w:pPr>
+      <w:r>
+        <w:t>Individual misconception check</w:t>
       </w:r>
     </w:p>
     <w:p>
       <w:pPr>
-        <w:pStyle w:val="Heading3"/>
-      </w:pPr>
-      <w:r>
-        <w:t>Ask while showing the picture</w:t>
+        <w:spacing w:line="336" w:lineRule="auto" w:after="180"/>
+      </w:pPr>
+      <w:r>
+        <w:rPr>
+          <w:b w:val="0"/>
+        </w:rPr>
+        <w:t>Use the worked case for Inspecting failures and anomalies. Proposed explanation: “The worked result establishes every future case”. Decide whether this explanation is supported.</w:t>
       </w:r>
     </w:p>
     <w:p>
       <w:pPr>
-        <w:pStyle w:val="Heading3"/>
-      </w:pPr>
-      <w:r>
-        <w:t>Ask while showing the picture · 5</w:t>
+        <w:spacing w:line="336" w:lineRule="auto" w:after="180"/>
+      </w:pPr>
+      <w:r>
+        <w:rPr>
+          <w:b w:val="0"/>
+        </w:rPr>
+        <w:t>Point to the step or supplied fact that decides; explain your repair if needed.</w:t>
       </w:r>
     </w:p>
     <w:p>
@@ -1758,31 +2882,7 @@
         <w:rPr>
           <w:b w:val="0"/>
         </w:rPr>
-        <w:t xml:space="preserve">Cover the result. Ask learners to name the </w:t>
-      </w:r>
-      <w:r>
-        <w:rPr>
-          <w:b/>
-        </w:rPr>
-        <w:t>input</w:t>
-      </w:r>
-      <w:r>
-        <w:rPr>
-          <w:b w:val="0"/>
-        </w:rPr>
-        <w:t xml:space="preserve">s and predict the next step. Uncover one step, connect the icon to the actual procedure, and explain its </w:t>
-      </w:r>
-      <w:r>
-        <w:rPr>
-          <w:b/>
-        </w:rPr>
-        <w:t>evidence</w:t>
-      </w:r>
-      <w:r>
-        <w:rPr>
-          <w:b w:val="0"/>
-        </w:rPr>
-        <w:t>. Then change the supplied condition and compare.</w:t>
+        <w:t>Expected correction: Post-hoc exclusion based on an unwanted outcome can distort the conclusion.</w:t>
       </w:r>
     </w:p>
     <w:p>
@@ -1793,20 +2893,202 @@
         <w:rPr>
           <w:b w:val="0"/>
         </w:rPr>
-        <w:t>The picture is a representation; it does not document execution of a real AI model.</w:t>
+        <w:t>Collect explanations, not only yes/no votes. If a misunderstanding is common, re-model the relevant step for the class.</w:t>
       </w:r>
     </w:p>
     <w:p>
       <w:pPr>
-        <w:pStyle w:val="Heading1"/>
-      </w:pPr>
-      <w:r>
-        <w:t>03. Demonstrate and guide practice</w:t>
+        <w:spacing w:line="336" w:lineRule="auto" w:after="180"/>
+      </w:pPr>
+      <w:r>
+        <w:rPr>
+          <w:b w:val="0"/>
+        </w:rPr>
+        <w:t>If it affects a few learners, give a short targeted group explanation while others solve a more demanding variation.</w:t>
       </w:r>
     </w:p>
     <w:p>
-      <w:r>
-        <w:t>Demonstrate Inspecting failures and anomalies, reduce support deliberately and check individual reasoning before discussing answers.</w:t>
+      <w:pPr>
+        <w:pStyle w:val="Heading2"/>
+      </w:pPr>
+      <w:r>
+        <w:t>Pictured reasoning and changed case</w:t>
+      </w:r>
+    </w:p>
+    <w:p>
+      <w:pPr>
+        <w:spacing w:line="336" w:lineRule="auto" w:after="180"/>
+      </w:pPr>
+      <w:r>
+        <w:rPr>
+          <w:b w:val="0"/>
+        </w:rPr>
+        <w:t>Calculate mean and median for 2,2,2,10. What does the timeout log establish, and why is deleting that inconvenient record incompatible with the stated plan?</w:t>
+      </w:r>
+    </w:p>
+    <w:p>
+      <w:pPr>
+        <w:spacing w:line="336" w:lineRule="auto" w:after="180"/>
+      </w:pPr>
+      <w:r>
+        <w:rPr>
+          <w:b w:val="0"/>
+        </w:rPr>
+        <w:t xml:space="preserve">The fourth duration remains 10 seconds. Mean is 16/4=4 seconds; median is 2 seconds. Report the timeout </w:t>
+      </w:r>
+      <w:r>
+        <w:rPr>
+          <w:b/>
+        </w:rPr>
+        <w:t>evidence</w:t>
+      </w:r>
+      <w:r>
+        <w:rPr>
+          <w:b w:val="0"/>
+        </w:rPr>
+        <w:t xml:space="preserve"> and distinguish it from an untested explanation.</w:t>
+      </w:r>
+    </w:p>
+    <w:p>
+      <w:pPr>
+        <w:spacing w:line="336" w:lineRule="auto" w:after="180"/>
+      </w:pPr>
+      <w:r>
+        <w:rPr>
+          <w:b w:val="0"/>
+        </w:rPr>
+        <w:t>Changed case: The mean becomes 2 seconds but the selective report violates this plan. Observed inconvenient outcomes are not an approved exclusion reason.</w:t>
+      </w:r>
+    </w:p>
+    <w:p>
+      <w:pPr>
+        <w:spacing w:line="336" w:lineRule="auto" w:after="180"/>
+      </w:pPr>
+      <w:r>
+        <w:rPr>
+          <w:b w:val="0"/>
+        </w:rPr>
+        <w:t>Changed-case reasoning: The mean becomes 2 seconds but the selective report violates this plan. Observed inconvenient outcomes are not an approved exclusion reason.</w:t>
+      </w:r>
+    </w:p>
+    <w:p>
+      <w:pPr>
+        <w:spacing w:line="336" w:lineRule="auto" w:after="180"/>
+      </w:pPr>
+      <w:r>
+        <w:rPr>
+          <w:b w:val="0"/>
+        </w:rPr>
+        <w:t xml:space="preserve">Collect each learner’s explanation before discussion. Use the first missing connection between </w:t>
+      </w:r>
+      <w:r>
+        <w:rPr>
+          <w:b/>
+        </w:rPr>
+        <w:t>input</w:t>
+      </w:r>
+      <w:r>
+        <w:rPr>
+          <w:b w:val="0"/>
+        </w:rPr>
+        <w:t xml:space="preserve">, deciding step and result to choose support. This question is worked-case practice, not fresh mastery </w:t>
+      </w:r>
+      <w:r>
+        <w:rPr>
+          <w:b/>
+        </w:rPr>
+        <w:t>evidence</w:t>
+      </w:r>
+      <w:r>
+        <w:rPr>
+          <w:b w:val="0"/>
+        </w:rPr>
+        <w:t>.</w:t>
+      </w:r>
+    </w:p>
+    <w:p>
+      <w:pPr>
+        <w:pStyle w:val="Heading2"/>
+      </w:pPr>
+      <w:r>
+        <w:t>Accessible support and extension</w:t>
+      </w:r>
+    </w:p>
+    <w:p>
+      <w:pPr>
+        <w:spacing w:line="336" w:lineRule="auto" w:after="180"/>
+      </w:pPr>
+      <w:r>
+        <w:rPr>
+          <w:b w:val="0"/>
+        </w:rPr>
+        <w:t xml:space="preserve">Use the worked example in Sections 3 and 6. Collect a </w:t>
+      </w:r>
+      <w:r>
+        <w:rPr>
+          <w:b/>
+        </w:rPr>
+        <w:t>prediction</w:t>
+      </w:r>
+      <w:r>
+        <w:rPr>
+          <w:b w:val="0"/>
+        </w:rPr>
+        <w:t xml:space="preserve"> before revealing its result; ask the learner to point to each intermediate fact.</w:t>
+      </w:r>
+    </w:p>
+    <w:p>
+      <w:pPr>
+        <w:spacing w:line="336" w:lineRule="auto" w:after="180"/>
+      </w:pPr>
+      <w:r>
+        <w:rPr>
+          <w:b w:val="0"/>
+        </w:rPr>
+        <w:t xml:space="preserve">Provide an </w:t>
+      </w:r>
+      <w:r>
+        <w:rPr>
+          <w:b/>
+        </w:rPr>
+        <w:t>input</w:t>
+      </w:r>
+      <w:r>
+        <w:rPr>
+          <w:b w:val="0"/>
+        </w:rPr>
+        <w:t>/procedure/result/limit frame and a calculator when needed. Ask students to identify the first step before completing the whole trace.</w:t>
+      </w:r>
+    </w:p>
+    <w:p>
+      <w:pPr>
+        <w:spacing w:line="336" w:lineRule="auto" w:after="180"/>
+      </w:pPr>
+      <w:r>
+        <w:rPr>
+          <w:b w:val="0"/>
+        </w:rPr>
+        <w:t xml:space="preserve">Extension: compare two concrete variants of this </w:t>
+      </w:r>
+      <w:r>
+        <w:rPr>
+          <w:b/>
+        </w:rPr>
+        <w:t>mechanism</w:t>
+      </w:r>
+      <w:r>
+        <w:rPr>
+          <w:b w:val="0"/>
+        </w:rPr>
+        <w:t xml:space="preserve"> while holding unrelated conditions fixed; report both successful and unsuccessful outcomes.</w:t>
+      </w:r>
+    </w:p>
+    <w:p>
+      <w:pPr>
+        <w:pStyle w:val="Heading2"/>
+      </w:pPr>
+      <w:r>
+        <w:t>Earlier wording, alternatives and picture transcripts · reference / check after trying</w:t>
       </w:r>
     </w:p>
     <w:tbl>
@@ -2023,71 +3305,26 @@
     </w:tbl>
     <w:p>
       <w:pPr>
-        <w:spacing w:line="336" w:lineRule="auto" w:after="180"/>
-      </w:pPr>
-      <w:r>
-        <w:rPr>
-          <w:b w:val="0"/>
-        </w:rPr>
-        <w:t xml:space="preserve">Use the worked example in Sections 3 and 6. Collect a </w:t>
-      </w:r>
-      <w:r>
-        <w:rPr>
-          <w:b/>
-        </w:rPr>
-        <w:t>prediction</w:t>
-      </w:r>
-      <w:r>
-        <w:rPr>
-          <w:b w:val="0"/>
-        </w:rPr>
-        <w:t xml:space="preserve"> before revealing its result; ask the learner to point to each intermediate fact.</w:t>
+        <w:pStyle w:val="Heading3"/>
+      </w:pPr>
+      <w:r>
+        <w:t>Reduce help deliberately</w:t>
       </w:r>
     </w:p>
     <w:p>
       <w:pPr>
-        <w:spacing w:line="336" w:lineRule="auto" w:after="180"/>
-      </w:pPr>
-      <w:r>
-        <w:rPr>
-          <w:b w:val="0"/>
-        </w:rPr>
-        <w:t xml:space="preserve">Provide an </w:t>
-      </w:r>
-      <w:r>
-        <w:rPr>
-          <w:b/>
-        </w:rPr>
-        <w:t>input</w:t>
-      </w:r>
-      <w:r>
-        <w:rPr>
-          <w:b w:val="0"/>
-        </w:rPr>
-        <w:t>/procedure/result/limit frame and a calculator when needed. Ask students to identify the first step before completing the whole trace.</w:t>
+        <w:pStyle w:val="Heading3"/>
+      </w:pPr>
+      <w:r>
+        <w:t>Individual reasoning check</w:t>
       </w:r>
     </w:p>
     <w:p>
       <w:pPr>
-        <w:spacing w:line="336" w:lineRule="auto" w:after="180"/>
-      </w:pPr>
-      <w:r>
-        <w:rPr>
-          <w:b w:val="0"/>
-        </w:rPr>
-        <w:t xml:space="preserve">Extension: compare two concrete variants of this </w:t>
-      </w:r>
-      <w:r>
-        <w:rPr>
-          <w:b/>
-        </w:rPr>
-        <w:t>mechanism</w:t>
-      </w:r>
-      <w:r>
-        <w:rPr>
-          <w:b w:val="0"/>
-        </w:rPr>
-        <w:t xml:space="preserve"> while holding unrelated conditions fixed; report both successful and unsuccessful outcomes.</w:t>
+        <w:pStyle w:val="Heading3"/>
+      </w:pPr>
+      <w:r>
+        <w:t>Pictorial practice question</w:t>
       </w:r>
     </w:p>
     <w:p>
@@ -2095,59 +3332,39 @@
         <w:pStyle w:val="Heading3"/>
       </w:pPr>
       <w:r>
-        <w:t>Reduce help deliberately</w:t>
+        <w:t>Reasoned teacher answer</w:t>
       </w:r>
     </w:p>
     <w:p>
       <w:pPr>
-        <w:pStyle w:val="Heading3"/>
-      </w:pPr>
-      <w:r>
-        <w:t>Completion practice</w:t>
+        <w:pStyle w:val="Heading1"/>
+      </w:pPr>
+      <w:r>
+        <w:t>04. Run the complete supplied investigation</w:t>
       </w:r>
     </w:p>
     <w:p>
-      <w:pPr>
-        <w:spacing w:line="336" w:lineRule="auto" w:after="180"/>
-        <w:shd w:fill="F5F1FB"/>
-      </w:pPr>
-      <w:r>
-        <w:rPr>
-          <w:b w:val="0"/>
-        </w:rPr>
-        <w:t>Completion task: Durations1, 2, 2, 15 seconds are all valid traces. Team deletes15 as an outlier without a rule. Show the intermediate steps and give the conclusion with its scope.</w:t>
+      <w:r>
+        <w:t>Separate predictions,actual runs and paper traces.</w:t>
       </w:r>
     </w:p>
     <w:p>
       <w:pPr>
-        <w:pStyle w:val="Heading3"/>
-      </w:pPr>
-      <w:r>
-        <w:t>Reasoning to listen for</w:t>
+        <w:pStyle w:val="Heading2"/>
+      </w:pPr>
+      <w:r>
+        <w:t>Complete inputs,expected results and limits</w:t>
       </w:r>
     </w:p>
     <w:p>
       <w:pPr>
         <w:spacing w:line="336" w:lineRule="auto" w:after="180"/>
-        <w:shd w:fill="F1F6FC"/>
       </w:pPr>
       <w:r>
         <w:rPr>
           <w:b w:val="0"/>
         </w:rPr>
-        <w:t xml:space="preserve">Teacher check: Teacher explanation: The slow valid case must remain in the declared primary analysis. Investigate </w:t>
-      </w:r>
-      <w:r>
-        <w:rPr>
-          <w:b/>
-        </w:rPr>
-        <w:t>mechanism</w:t>
-      </w:r>
-      <w:r>
-        <w:rPr>
-          <w:b w:val="0"/>
-        </w:rPr>
-        <w:t xml:space="preserve"> separately; mean5 and median2 reveal different aspects.</w:t>
+        <w:t>Main 1, 2, 2, 15 gives sum twenty, mean five and median two seconds. All traces are valid; undeclared deletion of fifteen is not justified. Separate picture 2, 2, 2, 10 gives mean four and median two, with timeout included by the plan. Deleting ten just for appearance would conceal relevant behavior. The timeout event does not prove every root cause.</w:t>
       </w:r>
     </w:p>
     <w:p>
@@ -2158,38 +3375,26 @@
         <w:rPr>
           <w:b w:val="0"/>
         </w:rPr>
-        <w:t xml:space="preserve">Start by identifying the given </w:t>
-      </w:r>
-      <w:r>
-        <w:rPr>
-          <w:b/>
-        </w:rPr>
-        <w:t>input</w:t>
-      </w:r>
-      <w:r>
-        <w:rPr>
-          <w:b w:val="0"/>
-        </w:rPr>
-        <w:t>s together. Leave the intermediate steps blank. If needed, model one step, then withdraw that help on the next step. Move to a full trace only when the partial trace is understood.</w:t>
+        <w:t>Independent 2, 3, 4, 20 gives mean 29/4 = 7.25 and median (3+4)/2 = 3.5 seconds. Retain twenty and propose an honestly labelled exploratory trace investigation. Genuine measurement corrections need evidence/provenance; no actual timings or causal test occur in this calculation.</w:t>
       </w:r>
     </w:p>
     <w:p>
       <w:pPr>
-        <w:spacing w:line="336" w:lineRule="auto" w:after="180"/>
-      </w:pPr>
-      <w:r>
-        <w:rPr>
-          <w:b w:val="0"/>
-        </w:rPr>
-        <w:t>For partners, alternate explainer and checker; collect a response from every learner before discussion.</w:t>
+        <w:pStyle w:val="Heading2"/>
+      </w:pPr>
+      <w:r>
+        <w:t>Diagnose the current misconceptions</w:t>
       </w:r>
     </w:p>
     <w:p>
       <w:pPr>
-        <w:pStyle w:val="Heading3"/>
-      </w:pPr>
-      <w:r>
-        <w:t>Individual reasoning check</w:t>
+        <w:spacing w:line="336" w:lineRule="auto" w:after="180"/>
+      </w:pPr>
+      <w:r>
+        <w:rPr>
+          <w:b w:val="0"/>
+        </w:rPr>
+        <w:t>The worked result establishes every future case: Post-hoc exclusion based on an unwanted outcome can distort the conclusion.</w:t>
       </w:r>
     </w:p>
     <w:p>
@@ -2200,7 +3405,31 @@
         <w:rPr>
           <w:b w:val="0"/>
         </w:rPr>
-        <w:t>Use the worked case for Inspecting failures and anomalies. Proposed explanation: “The worked result establishes every future case”. Decide whether this explanation is supported.</w:t>
+        <w:t xml:space="preserve">A missing </w:t>
+      </w:r>
+      <w:r>
+        <w:rPr>
+          <w:b/>
+        </w:rPr>
+        <w:t>input</w:t>
+      </w:r>
+      <w:r>
+        <w:rPr>
+          <w:b w:val="0"/>
+        </w:rPr>
+        <w:t xml:space="preserve"> may be replaced without recording the change: A replacement changes the </w:t>
+      </w:r>
+      <w:r>
+        <w:rPr>
+          <w:b/>
+        </w:rPr>
+        <w:t>evidence</w:t>
+      </w:r>
+      <w:r>
+        <w:rPr>
+          <w:b w:val="0"/>
+        </w:rPr>
+        <w:t xml:space="preserve"> or contract. Record the change and its justification; do not silently turn unknown into a measured value.</w:t>
       </w:r>
     </w:p>
     <w:p>
@@ -2211,282 +3440,62 @@
         <w:rPr>
           <w:b w:val="0"/>
         </w:rPr>
-        <w:t>Point to the step or supplied fact that decides; explain your repair if needed.</w:t>
+        <w:t xml:space="preserve">Repeating an assessed case is new independent </w:t>
+      </w:r>
+      <w:r>
+        <w:rPr>
+          <w:b/>
+        </w:rPr>
+        <w:t>evidence</w:t>
+      </w:r>
+      <w:r>
+        <w:rPr>
+          <w:b w:val="0"/>
+        </w:rPr>
+        <w:t>: A replay checks consistency. An example used for feedback or revision cannot later be described as untouched final evaluation.</w:t>
       </w:r>
     </w:p>
     <w:p>
       <w:pPr>
-        <w:pStyle w:val="Heading3"/>
-      </w:pPr>
-      <w:r>
-        <w:t>Expected repair</w:t>
+        <w:spacing w:line="336" w:lineRule="auto" w:after="180"/>
+      </w:pPr>
+      <w:r>
+        <w:rPr>
+          <w:b w:val="0"/>
+        </w:rPr>
+        <w:t xml:space="preserve">Use Section 9 for the </w:t>
+      </w:r>
+      <w:r>
+        <w:rPr>
+          <w:b/>
+        </w:rPr>
+        <w:t>evidence</w:t>
+      </w:r>
+      <w:r>
+        <w:rPr>
+          <w:b w:val="0"/>
+        </w:rPr>
+        <w:t xml:space="preserve"> ledger. Add a boundary or missing-</w:t>
+      </w:r>
+      <w:r>
+        <w:rPr>
+          <w:b/>
+        </w:rPr>
+        <w:t>input</w:t>
+      </w:r>
+      <w:r>
+        <w:rPr>
+          <w:b w:val="0"/>
+        </w:rPr>
+        <w:t xml:space="preserve"> case and record the expected response before checking. More successful repeats of one case do not establish wider coverage.</w:t>
       </w:r>
     </w:p>
     <w:p>
       <w:pPr>
-        <w:spacing w:line="336" w:lineRule="auto" w:after="180"/>
-        <w:shd w:fill="F1F6FC"/>
-      </w:pPr>
-      <w:r>
-        <w:rPr>
-          <w:b w:val="0"/>
-        </w:rPr>
-        <w:t>Expected correction: Post-hoc exclusion based on an unwanted outcome can distort the conclusion.</w:t>
-      </w:r>
-    </w:p>
-    <w:p>
-      <w:pPr>
-        <w:spacing w:line="336" w:lineRule="auto" w:after="180"/>
-      </w:pPr>
-      <w:r>
-        <w:rPr>
-          <w:b w:val="0"/>
-        </w:rPr>
-        <w:t>Collect explanations, not only yes/no votes. If a misunderstanding is common, re-model the relevant step for the class.</w:t>
-      </w:r>
-    </w:p>
-    <w:p>
-      <w:pPr>
-        <w:spacing w:line="336" w:lineRule="auto" w:after="180"/>
-      </w:pPr>
-      <w:r>
-        <w:rPr>
-          <w:b w:val="0"/>
-        </w:rPr>
-        <w:t>If it affects a few learners, give a short targeted group explanation while others solve a more demanding variation.</w:t>
-      </w:r>
-    </w:p>
-    <w:p>
-      <w:pPr>
-        <w:pStyle w:val="Heading3"/>
-      </w:pPr>
-      <w:r>
-        <w:t>Pictorial practice question</w:t>
-      </w:r>
-    </w:p>
-    <w:p>
-      <w:pPr>
-        <w:spacing w:line="336" w:lineRule="auto" w:after="180"/>
-        <w:shd w:fill="F5F1FB"/>
-      </w:pPr>
-      <w:r>
-        <w:rPr>
-          <w:b w:val="0"/>
-        </w:rPr>
-        <w:t>Calculate mean and median for 2,2,2,10. What does the timeout log establish, and why is deleting that inconvenient record incompatible with the stated plan?</w:t>
-      </w:r>
-    </w:p>
-    <w:p>
-      <w:pPr>
-        <w:pStyle w:val="Heading3"/>
-      </w:pPr>
-      <w:r>
-        <w:t>Reasoned teacher answer</w:t>
-      </w:r>
-    </w:p>
-    <w:p>
-      <w:pPr>
-        <w:spacing w:line="336" w:lineRule="auto" w:after="180"/>
-      </w:pPr>
-      <w:r>
-        <w:rPr>
-          <w:b w:val="0"/>
-        </w:rPr>
-        <w:t xml:space="preserve">The fourth duration remains 10 seconds. Mean is 16/4=4 seconds; median is 2 seconds. Report the timeout </w:t>
-      </w:r>
-      <w:r>
-        <w:rPr>
-          <w:b/>
-        </w:rPr>
-        <w:t>evidence</w:t>
-      </w:r>
-      <w:r>
-        <w:rPr>
-          <w:b w:val="0"/>
-        </w:rPr>
-        <w:t xml:space="preserve"> and distinguish it from an untested explanation.</w:t>
-      </w:r>
-    </w:p>
-    <w:p>
-      <w:pPr>
-        <w:spacing w:line="336" w:lineRule="auto" w:after="180"/>
-      </w:pPr>
-      <w:r>
-        <w:rPr>
-          <w:b w:val="0"/>
-        </w:rPr>
-        <w:t>Changed case: The mean becomes 2 seconds but the selective report violates this plan. Observed inconvenient outcomes are not an approved exclusion reason.</w:t>
-      </w:r>
-    </w:p>
-    <w:p>
-      <w:pPr>
-        <w:spacing w:line="336" w:lineRule="auto" w:after="180"/>
-      </w:pPr>
-      <w:r>
-        <w:rPr>
-          <w:b w:val="0"/>
-        </w:rPr>
-        <w:t>Changed-case reasoning: The mean becomes 2 seconds but the selective report violates this plan. Observed inconvenient outcomes are not an approved exclusion reason.</w:t>
-      </w:r>
-    </w:p>
-    <w:p>
-      <w:pPr>
-        <w:spacing w:line="336" w:lineRule="auto" w:after="180"/>
-      </w:pPr>
-      <w:r>
-        <w:rPr>
-          <w:b w:val="0"/>
-        </w:rPr>
-        <w:t xml:space="preserve">Collect each learner’s explanation before discussion. Use the first missing connection between </w:t>
-      </w:r>
-      <w:r>
-        <w:rPr>
-          <w:b/>
-        </w:rPr>
-        <w:t>input</w:t>
-      </w:r>
-      <w:r>
-        <w:rPr>
-          <w:b w:val="0"/>
-        </w:rPr>
-        <w:t xml:space="preserve">, deciding step and result to choose support. This question is worked-case practice, not fresh mastery </w:t>
-      </w:r>
-      <w:r>
-        <w:rPr>
-          <w:b/>
-        </w:rPr>
-        <w:t>evidence</w:t>
-      </w:r>
-      <w:r>
-        <w:rPr>
-          <w:b w:val="0"/>
-        </w:rPr>
-        <w:t>.</w:t>
-      </w:r>
-    </w:p>
-    <w:p>
-      <w:pPr>
-        <w:pStyle w:val="Heading1"/>
-      </w:pPr>
-      <w:r>
-        <w:t>04. Run the investigation and diagnose misconceptions</w:t>
-      </w:r>
-    </w:p>
-    <w:p>
-      <w:r>
-        <w:t>Run the Inspecting failures and anomalies investigation and use the first unsupported step to choose a teaching response.</w:t>
-      </w:r>
-    </w:p>
-    <w:p>
-      <w:pPr>
-        <w:spacing w:line="336" w:lineRule="auto" w:after="180"/>
-      </w:pPr>
-      <w:r>
-        <w:rPr>
-          <w:b w:val="0"/>
-        </w:rPr>
-        <w:t>The worked result establishes every future case: Post-hoc exclusion based on an unwanted outcome can distort the conclusion.</w:t>
-      </w:r>
-    </w:p>
-    <w:p>
-      <w:pPr>
-        <w:spacing w:line="336" w:lineRule="auto" w:after="180"/>
-      </w:pPr>
-      <w:r>
-        <w:rPr>
-          <w:b w:val="0"/>
-        </w:rPr>
-        <w:t xml:space="preserve">A missing </w:t>
-      </w:r>
-      <w:r>
-        <w:rPr>
-          <w:b/>
-        </w:rPr>
-        <w:t>input</w:t>
-      </w:r>
-      <w:r>
-        <w:rPr>
-          <w:b w:val="0"/>
-        </w:rPr>
-        <w:t xml:space="preserve"> may be replaced without recording the change: A replacement changes the </w:t>
-      </w:r>
-      <w:r>
-        <w:rPr>
-          <w:b/>
-        </w:rPr>
-        <w:t>evidence</w:t>
-      </w:r>
-      <w:r>
-        <w:rPr>
-          <w:b w:val="0"/>
-        </w:rPr>
-        <w:t xml:space="preserve"> or contract. Record the change and its justification; do not silently turn unknown into a measured value.</w:t>
-      </w:r>
-    </w:p>
-    <w:p>
-      <w:pPr>
-        <w:spacing w:line="336" w:lineRule="auto" w:after="180"/>
-      </w:pPr>
-      <w:r>
-        <w:rPr>
-          <w:b w:val="0"/>
-        </w:rPr>
-        <w:t xml:space="preserve">Repeating an assessed case is new independent </w:t>
-      </w:r>
-      <w:r>
-        <w:rPr>
-          <w:b/>
-        </w:rPr>
-        <w:t>evidence</w:t>
-      </w:r>
-      <w:r>
-        <w:rPr>
-          <w:b w:val="0"/>
-        </w:rPr>
-        <w:t>: A replay checks consistency. An example used for feedback or revision cannot later be described as untouched final evaluation.</w:t>
-      </w:r>
-    </w:p>
-    <w:p>
-      <w:pPr>
-        <w:spacing w:line="336" w:lineRule="auto" w:after="180"/>
-      </w:pPr>
-      <w:r>
-        <w:rPr>
-          <w:b w:val="0"/>
-        </w:rPr>
-        <w:t xml:space="preserve">Use Section 9 for the </w:t>
-      </w:r>
-      <w:r>
-        <w:rPr>
-          <w:b/>
-        </w:rPr>
-        <w:t>evidence</w:t>
-      </w:r>
-      <w:r>
-        <w:rPr>
-          <w:b w:val="0"/>
-        </w:rPr>
-        <w:t xml:space="preserve"> ledger. Add a boundary or missing-</w:t>
-      </w:r>
-      <w:r>
-        <w:rPr>
-          <w:b/>
-        </w:rPr>
-        <w:t>input</w:t>
-      </w:r>
-      <w:r>
-        <w:rPr>
-          <w:b w:val="0"/>
-        </w:rPr>
-        <w:t xml:space="preserve"> case and record the expected response before checking. More successful repeats of one case do not establish wider coverage.</w:t>
-      </w:r>
-    </w:p>
-    <w:p>
-      <w:pPr>
-        <w:pStyle w:val="Heading3"/>
-      </w:pPr>
-      <w:r>
-        <w:t>Match the support to the first error</w:t>
+        <w:pStyle w:val="Heading2"/>
+      </w:pPr>
+      <w:r>
+        <w:t>Choose accessible support</w:t>
       </w:r>
     </w:p>
     <w:tbl>
@@ -2659,57 +3668,39 @@
     </w:p>
     <w:p>
       <w:pPr>
-        <w:pStyle w:val="Heading1"/>
-      </w:pPr>
-      <w:r>
-        <w:t>05. Assess and explain the answers</w:t>
+        <w:pStyle w:val="Heading2"/>
+      </w:pPr>
+      <w:r>
+        <w:t>Earlier wording, alternatives and picture transcripts · reference / check after trying</w:t>
       </w:r>
     </w:p>
     <w:p>
-      <w:r>
-        <w:t>Use the Inspecting failures and anomalies questions, teacher keys and criteria after the relevant attempts. Previously discussed cases are practice; protect the separately selected independent task.</w:t>
+      <w:pPr>
+        <w:pStyle w:val="Heading3"/>
+      </w:pPr>
+      <w:r>
+        <w:t>Match the support to the first error</w:t>
       </w:r>
     </w:p>
     <w:p>
       <w:pPr>
-        <w:pStyle w:val="Heading3"/>
-      </w:pPr>
-      <w:r>
-        <w:t>Guided and exit questions</w:t>
+        <w:pStyle w:val="Heading1"/>
+      </w:pPr>
+      <w:r>
+        <w:t>05. Assess the new research scenario</w:t>
       </w:r>
     </w:p>
     <w:p>
-      <w:pPr>
-        <w:spacing w:line="336" w:lineRule="auto" w:after="180"/>
-      </w:pPr>
-      <w:r>
-        <w:rPr>
-          <w:b w:val="0"/>
-        </w:rPr>
-        <w:t xml:space="preserve">Guided: The slow valid case must remain in the declared primary analysis. Investigate </w:t>
-      </w:r>
-      <w:r>
-        <w:rPr>
-          <w:b/>
-        </w:rPr>
-        <w:t>mechanism</w:t>
-      </w:r>
-      <w:r>
-        <w:rPr>
-          <w:b w:val="0"/>
-        </w:rPr>
-        <w:t xml:space="preserve"> separately; mean5 and median2 reveal different aspects.</w:t>
+      <w:r>
+        <w:t>Keep the selected answer private until after a first attempt.</w:t>
       </w:r>
     </w:p>
     <w:p>
       <w:pPr>
-        <w:spacing w:line="336" w:lineRule="auto" w:after="180"/>
-      </w:pPr>
-      <w:r>
-        <w:rPr>
-          <w:b w:val="0"/>
-        </w:rPr>
-        <w:t>Qualification: Post-hoc exclusion based on an unwanted outcome can distort the conclusion.</w:t>
+        <w:pStyle w:val="Heading2"/>
+      </w:pPr>
+      <w:r>
+        <w:t>Selected independent task and checked answer</w:t>
       </w:r>
     </w:p>
     <w:p>
@@ -2720,607 +3711,38 @@
         <w:rPr>
           <w:b w:val="0"/>
         </w:rPr>
-        <w:t xml:space="preserve">Exit: accept a concrete variation with its predicted outcome and a stated condition that would challenge the </w:t>
-      </w:r>
-      <w:r>
-        <w:rPr>
-          <w:b/>
-        </w:rPr>
-        <w:t>mechanism</w:t>
-      </w:r>
-      <w:r>
-        <w:rPr>
-          <w:b w:val="0"/>
-        </w:rPr>
-        <w:t xml:space="preserve">; reject a claim resting on unmeasured </w:t>
-      </w:r>
-      <w:r>
-        <w:rPr>
-          <w:b/>
-        </w:rPr>
-        <w:t>evidence</w:t>
-      </w:r>
-      <w:r>
-        <w:rPr>
-          <w:b w:val="0"/>
-        </w:rPr>
-        <w:t>.</w:t>
+        <w:t>Selected case: Values 2, 3, 4, 20 are valid. Compute mean and median and propose an honest investigation.</w:t>
       </w:r>
     </w:p>
     <w:p>
       <w:pPr>
-        <w:pStyle w:val="Heading3"/>
-      </w:pPr>
-      <w:r>
-        <w:t>W1 Explain the mechanism</w:t>
+        <w:spacing w:line="336" w:lineRule="auto" w:after="180"/>
+      </w:pPr>
+      <w:r>
+        <w:rPr>
+          <w:b w:val="0"/>
+        </w:rPr>
+        <w:t xml:space="preserve">Teacher explanation: Mean7.25, median3.5. Keep20; inspect its case/trace for a </w:t>
+      </w:r>
+      <w:r>
+        <w:rPr>
+          <w:b/>
+        </w:rPr>
+        <w:t>mechanism</w:t>
+      </w:r>
+      <w:r>
+        <w:rPr>
+          <w:b w:val="0"/>
+        </w:rPr>
+        <w:t xml:space="preserve"> rather than silently deleting it.</w:t>
       </w:r>
     </w:p>
     <w:p>
       <w:pPr>
-        <w:pStyle w:val="Heading3"/>
-      </w:pPr>
-      <w:r>
-        <w:t>Workbook question · W1</w:t>
-      </w:r>
-    </w:p>
-    <w:p>
-      <w:pPr>
-        <w:spacing w:line="336" w:lineRule="auto" w:after="180"/>
-        <w:shd w:fill="F5F1FB"/>
-      </w:pPr>
-      <w:r>
-        <w:rPr>
-          <w:b w:val="0"/>
-        </w:rPr>
-        <w:t xml:space="preserve">Explain the weekly </w:t>
-      </w:r>
-      <w:r>
-        <w:rPr>
-          <w:b/>
-        </w:rPr>
-        <w:t>mechanism</w:t>
-      </w:r>
-      <w:r>
-        <w:rPr>
-          <w:b w:val="0"/>
-        </w:rPr>
-        <w:t xml:space="preserve"> in your own words. Use the worked scenario to name its </w:t>
-      </w:r>
-      <w:r>
-        <w:rPr>
-          <w:b/>
-        </w:rPr>
-        <w:t>input</w:t>
-      </w:r>
-      <w:r>
-        <w:rPr>
-          <w:b w:val="0"/>
-        </w:rPr>
-        <w:t xml:space="preserve">, decision rule and </w:t>
-      </w:r>
-      <w:r>
-        <w:rPr>
-          <w:b/>
-        </w:rPr>
-        <w:t>output</w:t>
-      </w:r>
-      <w:r>
-        <w:rPr>
-          <w:b w:val="0"/>
-        </w:rPr>
-        <w:t>.</w:t>
-      </w:r>
-    </w:p>
-    <w:p>
-      <w:pPr>
-        <w:pStyle w:val="Heading3"/>
-      </w:pPr>
-      <w:r>
-        <w:t>Teacher reasoning · W1</w:t>
-      </w:r>
-    </w:p>
-    <w:p>
-      <w:pPr>
-        <w:spacing w:line="336" w:lineRule="auto" w:after="180"/>
-        <w:shd w:fill="F1F6FC"/>
-      </w:pPr>
-      <w:r>
-        <w:rPr>
-          <w:b w:val="0"/>
-        </w:rPr>
-        <w:t xml:space="preserve">Teacher explanation: Failure inspection generates explanations to test. An unusual result is not automatically a bad data point. Compare raw </w:t>
-      </w:r>
-      <w:r>
-        <w:rPr>
-          <w:b/>
-        </w:rPr>
-        <w:t>output</w:t>
-      </w:r>
-      <w:r>
-        <w:rPr>
-          <w:b w:val="0"/>
-        </w:rPr>
-        <w:t xml:space="preserve">s, </w:t>
-      </w:r>
-      <w:r>
-        <w:rPr>
-          <w:b/>
-        </w:rPr>
-        <w:t>input</w:t>
-      </w:r>
-      <w:r>
-        <w:rPr>
-          <w:b w:val="0"/>
-        </w:rPr>
-        <w:t xml:space="preserve"> validity and procedure traces.</w:t>
-      </w:r>
-    </w:p>
-    <w:p>
-      <w:pPr>
-        <w:spacing w:line="336" w:lineRule="auto" w:after="180"/>
-        <w:shd w:fill="F1F6FC"/>
-      </w:pPr>
-      <w:r>
-        <w:rPr>
-          <w:b w:val="0"/>
-        </w:rPr>
-        <w:t xml:space="preserve">Correct demonstrable measurement errors with provenance; retain valid unusual </w:t>
-      </w:r>
-      <w:r>
-        <w:rPr>
-          <w:b/>
-        </w:rPr>
-        <w:t>observation</w:t>
-      </w:r>
-      <w:r>
-        <w:rPr>
-          <w:b w:val="0"/>
-        </w:rPr>
-        <w:t>s. Label post-result investigations exploratory.</w:t>
-      </w:r>
-    </w:p>
-    <w:p>
-      <w:pPr>
-        <w:pStyle w:val="Heading3"/>
-      </w:pPr>
-      <w:r>
-        <w:t>W2 Trace the worked case</w:t>
-      </w:r>
-    </w:p>
-    <w:p>
-      <w:pPr>
-        <w:pStyle w:val="Heading3"/>
-      </w:pPr>
-      <w:r>
-        <w:t>Workbook question · W2</w:t>
-      </w:r>
-    </w:p>
-    <w:p>
-      <w:pPr>
-        <w:spacing w:line="336" w:lineRule="auto" w:after="180"/>
-        <w:shd w:fill="F5F1FB"/>
-      </w:pPr>
-      <w:r>
-        <w:rPr>
-          <w:b w:val="0"/>
-        </w:rPr>
-        <w:t>Durations1, 2, 2, 15 seconds are all valid traces. Team deletes15 as an outlier without a rule. Show the intermediate steps and give the conclusion with its scope.</w:t>
-      </w:r>
-    </w:p>
-    <w:p>
-      <w:pPr>
-        <w:pStyle w:val="Heading3"/>
-      </w:pPr>
-      <w:r>
-        <w:t>Teacher reasoning · W2</w:t>
-      </w:r>
-    </w:p>
-    <w:p>
-      <w:pPr>
-        <w:spacing w:line="336" w:lineRule="auto" w:after="180"/>
-        <w:shd w:fill="F1F6FC"/>
-      </w:pPr>
-      <w:r>
-        <w:rPr>
-          <w:b w:val="0"/>
-        </w:rPr>
-        <w:t xml:space="preserve">Teacher explanation: The slow valid case must remain in the declared primary analysis. Investigate </w:t>
-      </w:r>
-      <w:r>
-        <w:rPr>
-          <w:b/>
-        </w:rPr>
-        <w:t>mechanism</w:t>
-      </w:r>
-      <w:r>
-        <w:rPr>
-          <w:b w:val="0"/>
-        </w:rPr>
-        <w:t xml:space="preserve"> separately; mean5 and median2 reveal different aspects.</w:t>
-      </w:r>
-    </w:p>
-    <w:p>
-      <w:pPr>
-        <w:pStyle w:val="Heading3"/>
-      </w:pPr>
-      <w:r>
-        <w:t>W3 Audit the limit</w:t>
-      </w:r>
-    </w:p>
-    <w:p>
-      <w:pPr>
-        <w:pStyle w:val="Heading3"/>
-      </w:pPr>
-      <w:r>
-        <w:t>Workbook question · W3</w:t>
-      </w:r>
-    </w:p>
-    <w:p>
-      <w:pPr>
-        <w:spacing w:line="336" w:lineRule="auto" w:after="180"/>
-        <w:shd w:fill="F5F1FB"/>
-      </w:pPr>
-      <w:r>
-        <w:rPr>
-          <w:b w:val="0"/>
-        </w:rPr>
-        <w:t>A report omits this qualification: Post-hoc exclusion based on an unwanted outcome can distort the conclusion. Explain how omitting it could change a reader's interpretation, and write an accurate replacement.</w:t>
-      </w:r>
-    </w:p>
-    <w:p>
-      <w:pPr>
-        <w:pStyle w:val="Heading3"/>
-      </w:pPr>
-      <w:r>
-        <w:t>Teacher reasoning · W3</w:t>
-      </w:r>
-    </w:p>
-    <w:p>
-      <w:pPr>
-        <w:spacing w:line="336" w:lineRule="auto" w:after="180"/>
-        <w:shd w:fill="F1F6FC"/>
-      </w:pPr>
-      <w:r>
-        <w:rPr>
-          <w:b w:val="0"/>
-        </w:rPr>
-        <w:t>Teacher explanation: Post-hoc exclusion based on an unwanted outcome can distort the conclusion.</w:t>
-      </w:r>
-    </w:p>
-    <w:p>
-      <w:pPr>
-        <w:spacing w:line="336" w:lineRule="auto" w:after="180"/>
-        <w:shd w:fill="F1F6FC"/>
-      </w:pPr>
-      <w:r>
-        <w:rPr>
-          <w:b w:val="0"/>
-        </w:rPr>
-        <w:t xml:space="preserve">State the observed result separately from the unverified or out-of-scope claim; preserve the original </w:t>
-      </w:r>
-      <w:r>
-        <w:rPr>
-          <w:b/>
-        </w:rPr>
-        <w:t>evidence</w:t>
-      </w:r>
-      <w:r>
-        <w:rPr>
-          <w:b w:val="0"/>
-        </w:rPr>
-        <w:t xml:space="preserve"> rather than inventing a missing fact.</w:t>
-      </w:r>
-    </w:p>
-    <w:p>
-      <w:pPr>
-        <w:pStyle w:val="Heading3"/>
-      </w:pPr>
-      <w:r>
-        <w:t>W4 Apply a new case independently</w:t>
-      </w:r>
-    </w:p>
-    <w:p>
-      <w:pPr>
-        <w:pStyle w:val="Heading3"/>
-      </w:pPr>
-      <w:r>
-        <w:t>Workbook question · W4</w:t>
-      </w:r>
-    </w:p>
-    <w:p>
-      <w:pPr>
-        <w:spacing w:line="336" w:lineRule="auto" w:after="180"/>
-        <w:shd w:fill="F5F1FB"/>
-      </w:pPr>
-      <w:r>
-        <w:rPr>
-          <w:b w:val="0"/>
-        </w:rPr>
-        <w:t>Values2, 3, 4, 20 are valid. Compute mean and median and propose an honest investigation.</w:t>
-      </w:r>
-    </w:p>
-    <w:p>
-      <w:pPr>
-        <w:pStyle w:val="Heading3"/>
-      </w:pPr>
-      <w:r>
-        <w:t>Teacher reasoning · W4</w:t>
-      </w:r>
-    </w:p>
-    <w:p>
-      <w:pPr>
-        <w:spacing w:line="336" w:lineRule="auto" w:after="180"/>
-        <w:shd w:fill="F1F6FC"/>
-      </w:pPr>
-      <w:r>
-        <w:rPr>
-          <w:b w:val="0"/>
-        </w:rPr>
-        <w:t xml:space="preserve">Teacher explanation: Mean7.25, median3.5. Keep20; inspect its case/trace for a </w:t>
-      </w:r>
-      <w:r>
-        <w:rPr>
-          <w:b/>
-        </w:rPr>
-        <w:t>mechanism</w:t>
-      </w:r>
-      <w:r>
-        <w:rPr>
-          <w:b w:val="0"/>
-        </w:rPr>
-        <w:t xml:space="preserve"> rather than silently deleting it.</w:t>
-      </w:r>
-    </w:p>
-    <w:p>
-      <w:pPr>
-        <w:pStyle w:val="Heading3"/>
-      </w:pPr>
-      <w:r>
-        <w:t>W5 Design a revealing follow-up</w:t>
-      </w:r>
-    </w:p>
-    <w:p>
-      <w:pPr>
-        <w:pStyle w:val="Heading3"/>
-      </w:pPr>
-      <w:r>
-        <w:t>Workbook question · W5</w:t>
-      </w:r>
-    </w:p>
-    <w:p>
-      <w:pPr>
-        <w:spacing w:line="336" w:lineRule="auto" w:after="180"/>
-        <w:shd w:fill="F5F1FB"/>
-      </w:pPr>
-      <w:r>
-        <w:rPr>
-          <w:b w:val="0"/>
-        </w:rPr>
-        <w:t>For the worked scenario, propose one additional case that could reveal a failure, describe its expected outcome before running it, and explain what would need to remain fixed for a fair comparison.</w:t>
-      </w:r>
-    </w:p>
-    <w:p>
-      <w:pPr>
-        <w:spacing w:line="336" w:lineRule="auto" w:after="180"/>
-        <w:shd w:fill="F5F1FB"/>
-      </w:pPr>
-      <w:r>
-        <w:rPr>
-          <w:b w:val="0"/>
-        </w:rPr>
-        <w:t>Do not reuse W4 as a new final test after receiving feedback.</w:t>
-      </w:r>
-    </w:p>
-    <w:p>
-      <w:pPr>
-        <w:pStyle w:val="Heading3"/>
-      </w:pPr>
-      <w:r>
-        <w:t>Teacher reasoning · W5</w:t>
-      </w:r>
-    </w:p>
-    <w:p>
-      <w:pPr>
-        <w:spacing w:line="336" w:lineRule="auto" w:after="180"/>
-        <w:shd w:fill="F1F6FC"/>
-      </w:pPr>
-      <w:r>
-        <w:rPr>
-          <w:b w:val="0"/>
-        </w:rPr>
-        <w:t xml:space="preserve">Teacher explanation: Accept a concrete variant of the worked </w:t>
-      </w:r>
-      <w:r>
-        <w:rPr>
-          <w:b/>
-        </w:rPr>
-        <w:t>input</w:t>
-      </w:r>
-      <w:r>
-        <w:rPr>
-          <w:b w:val="0"/>
-        </w:rPr>
-        <w:t xml:space="preserve"> or a missing/conflicting/boundary condition, with an expectation derived from the declared procedure.</w:t>
-      </w:r>
-    </w:p>
-    <w:p>
-      <w:pPr>
-        <w:spacing w:line="336" w:lineRule="auto" w:after="180"/>
-        <w:shd w:fill="F1F6FC"/>
-      </w:pPr>
-      <w:r>
-        <w:rPr>
-          <w:b w:val="0"/>
-        </w:rPr>
-        <w:t xml:space="preserve">Require preserved settings, original </w:t>
-      </w:r>
-      <w:r>
-        <w:rPr>
-          <w:b/>
-        </w:rPr>
-        <w:t>output</w:t>
-      </w:r>
-      <w:r>
-        <w:rPr>
-          <w:b w:val="0"/>
-        </w:rPr>
-        <w:t>s and data roles. Post-hoc exclusion based on an unwanted outcome can distort the conclusion.</w:t>
-      </w:r>
-    </w:p>
-    <w:p>
-      <w:pPr>
-        <w:spacing w:line="336" w:lineRule="auto" w:after="180"/>
-        <w:shd w:fill="F1F6FC"/>
-      </w:pPr>
-      <w:r>
-        <w:rPr>
-          <w:b w:val="0"/>
-        </w:rPr>
-        <w:t xml:space="preserve">The new case should test this particular </w:t>
-      </w:r>
-      <w:r>
-        <w:rPr>
-          <w:b/>
-        </w:rPr>
-        <w:t>mechanism</w:t>
-      </w:r>
-      <w:r>
-        <w:rPr>
-          <w:b w:val="0"/>
-        </w:rPr>
-        <w:t xml:space="preserve"> rather than merely restate the original result.</w:t>
-      </w:r>
-    </w:p>
-    <w:p>
-      <w:pPr>
-        <w:pStyle w:val="Heading3"/>
-      </w:pPr>
-      <w:r>
-        <w:t>Independent assessment and fresh retry</w:t>
-      </w:r>
-    </w:p>
-    <w:p>
-      <w:pPr>
-        <w:pStyle w:val="Heading3"/>
-      </w:pPr>
-      <w:r>
-        <w:t>Teacher key · Independent assessment and fresh retry</w:t>
-      </w:r>
-    </w:p>
-    <w:p>
-      <w:pPr>
-        <w:spacing w:line="336" w:lineRule="auto" w:after="180"/>
-        <w:shd w:fill="F1F6FC"/>
-      </w:pPr>
-      <w:r>
-        <w:rPr>
-          <w:b w:val="0"/>
-        </w:rPr>
-        <w:t xml:space="preserve">W4: Mean7.25, median3.5. Keep20; inspect its case/trace for a </w:t>
-      </w:r>
-      <w:r>
-        <w:rPr>
-          <w:b/>
-        </w:rPr>
-        <w:t>mechanism</w:t>
-      </w:r>
-      <w:r>
-        <w:rPr>
-          <w:b w:val="0"/>
-        </w:rPr>
-        <w:t xml:space="preserve"> rather than silently deleting it. Require intermediate reasoning and the stated scope. Fresh retry: One duration recorded2000ms among values in seconds.</w:t>
-      </w:r>
-    </w:p>
-    <w:p>
-      <w:pPr>
-        <w:spacing w:line="336" w:lineRule="auto" w:after="180"/>
-        <w:shd w:fill="F1F6FC"/>
-      </w:pPr>
-      <w:r>
-        <w:rPr>
-          <w:b w:val="0"/>
-        </w:rPr>
-        <w:t>Expected reasoning: Convert documented2000ms to2 seconds with provenance; this is a unit correction, not rejection because it looks large.</w:t>
-      </w:r>
-    </w:p>
-    <w:p>
-      <w:pPr>
-        <w:spacing w:line="336" w:lineRule="auto" w:after="180"/>
-        <w:shd w:fill="F1F6FC"/>
-      </w:pPr>
-      <w:r>
-        <w:rPr>
-          <w:b w:val="0"/>
-        </w:rPr>
-        <w:t>If students need support, record it and reassess with another new case rather than awarding independence to a copied answer.</w:t>
-      </w:r>
-    </w:p>
-    <w:p>
-      <w:pPr>
-        <w:pStyle w:val="Heading3"/>
-      </w:pPr>
-      <w:r>
-        <w:t>Assess independent transfer</w:t>
-      </w:r>
-    </w:p>
-    <w:p>
-      <w:pPr>
-        <w:pStyle w:val="Heading3"/>
-      </w:pPr>
-      <w:r>
-        <w:t>Independent question · withhold the key</w:t>
-      </w:r>
-    </w:p>
-    <w:p>
-      <w:pPr>
-        <w:spacing w:line="336" w:lineRule="auto" w:after="180"/>
-        <w:shd w:fill="F5F1FB"/>
-      </w:pPr>
-      <w:r>
-        <w:rPr>
-          <w:b w:val="0"/>
-        </w:rPr>
-        <w:t>Selected case: Values2, 3, 4, 20 are valid. Compute mean and median and propose an honest investigation.</w:t>
-      </w:r>
-    </w:p>
-    <w:p>
-      <w:pPr>
-        <w:pStyle w:val="Heading3"/>
-      </w:pPr>
-      <w:r>
-        <w:t>Selected case answer</w:t>
-      </w:r>
-    </w:p>
-    <w:p>
-      <w:pPr>
-        <w:pStyle w:val="Heading3"/>
-      </w:pPr>
-      <w:r>
-        <w:t>Teacher key · Selected case answer</w:t>
-      </w:r>
-    </w:p>
-    <w:p>
-      <w:pPr>
-        <w:spacing w:line="336" w:lineRule="auto" w:after="180"/>
-        <w:shd w:fill="F1F6FC"/>
-      </w:pPr>
-      <w:r>
-        <w:rPr>
-          <w:b w:val="0"/>
-        </w:rPr>
-        <w:t xml:space="preserve">Teacher explanation: Mean7.25, median3.5. Keep20; inspect its case/trace for a </w:t>
-      </w:r>
-      <w:r>
-        <w:rPr>
-          <w:b/>
-        </w:rPr>
-        <w:t>mechanism</w:t>
-      </w:r>
-      <w:r>
-        <w:rPr>
-          <w:b w:val="0"/>
-        </w:rPr>
-        <w:t xml:space="preserve"> rather than silently deleting it.</w:t>
+        <w:pStyle w:val="Heading2"/>
+      </w:pPr>
+      <w:r>
+        <w:t>Judge explanation,trace and limits</w:t>
       </w:r>
     </w:p>
     <w:tbl>
@@ -3427,54 +3849,55 @@
     </w:tbl>
     <w:p>
       <w:pPr>
-        <w:pStyle w:val="Heading3"/>
-      </w:pPr>
-      <w:r>
-        <w:t>Teacher key · Selected case answer</w:t>
+        <w:spacing w:line="336" w:lineRule="auto" w:after="180"/>
+      </w:pPr>
+      <w:r>
+        <w:rPr>
+          <w:b w:val="0"/>
+        </w:rPr>
+        <w:t>Record each dimension as not yet, with support, or independent. Accept a valid alternative procedure with a defensible trace.</w:t>
       </w:r>
     </w:p>
     <w:p>
       <w:pPr>
         <w:spacing w:line="336" w:lineRule="auto" w:after="180"/>
-        <w:shd w:fill="F1F6FC"/>
       </w:pPr>
       <w:r>
         <w:rPr>
           <w:b w:val="0"/>
         </w:rPr>
-        <w:t>Record each dimension as not yet, with support, or independent. Accept a valid alternative procedure with a defensible trace.</w:t>
+        <w:t xml:space="preserve">Do not penalise an honestly recorded model failure if the learner correctly explains its </w:t>
+      </w:r>
+      <w:r>
+        <w:rPr>
+          <w:b/>
+        </w:rPr>
+        <w:t>evidence</w:t>
+      </w:r>
+      <w:r>
+        <w:rPr>
+          <w:b w:val="0"/>
+        </w:rPr>
+        <w:t xml:space="preserve"> and limits.</w:t>
       </w:r>
     </w:p>
     <w:p>
       <w:pPr>
-        <w:spacing w:line="336" w:lineRule="auto" w:after="180"/>
-        <w:shd w:fill="F1F6FC"/>
-      </w:pPr>
-      <w:r>
-        <w:rPr>
-          <w:b w:val="0"/>
-        </w:rPr>
-        <w:t xml:space="preserve">Do not penalise an honestly recorded model failure if the learner correctly explains its </w:t>
-      </w:r>
-      <w:r>
-        <w:rPr>
-          <w:b/>
-        </w:rPr>
-        <w:t>evidence</w:t>
-      </w:r>
-      <w:r>
-        <w:rPr>
-          <w:b w:val="0"/>
-        </w:rPr>
-        <w:t xml:space="preserve"> and limits.</w:t>
+        <w:pStyle w:val="Heading2"/>
+      </w:pPr>
+      <w:r>
+        <w:t>Give one usable repair</w:t>
       </w:r>
     </w:p>
     <w:p>
       <w:pPr>
-        <w:pStyle w:val="Heading3"/>
-      </w:pPr>
-      <w:r>
-        <w:t>Feedback that the learner uses</w:t>
+        <w:spacing w:line="336" w:lineRule="auto" w:after="180"/>
+      </w:pPr>
+      <w:r>
+        <w:rPr>
+          <w:b w:val="0"/>
+        </w:rPr>
+        <w:t>Name the earliest unsupported step and give one action to repair it. Have the learner make that repair now and explain why. Then assess the relevant skill on a fresh, fully specified case.</w:t>
       </w:r>
     </w:p>
     <w:p>
@@ -3485,31 +3908,97 @@
         <w:rPr>
           <w:b w:val="0"/>
         </w:rPr>
-        <w:t>Name the earliest unsupported step and give one action to repair it. Have the learner make that repair now and explain why. Then assess the relevant skill on a fresh, fully specified case.</w:t>
+        <w:t>Confirm it was not previously practised with feedback; solve and check the new case before assigning it. A follow-up design prompt is a starting brief, not automatically an equivalent test.</w:t>
       </w:r>
     </w:p>
     <w:p>
       <w:pPr>
-        <w:spacing w:line="336" w:lineRule="auto" w:after="180"/>
-      </w:pPr>
-      <w:r>
-        <w:rPr>
-          <w:b w:val="0"/>
-        </w:rPr>
-        <w:t>Confirm it was not previously practised with feedback; solve and check the new case before assigning it. A follow-up design prompt is a starting brief, not automatically an equivalent test.</w:t>
+        <w:pStyle w:val="Heading2"/>
+      </w:pPr>
+      <w:r>
+        <w:t>W1 Explain the mechanism</w:t>
       </w:r>
     </w:p>
     <w:p>
       <w:pPr>
-        <w:pStyle w:val="Heading1"/>
-      </w:pPr>
-      <w:r>
-        <w:t>06. Connect the project, support and next lesson</w:t>
+        <w:spacing w:line="336" w:lineRule="auto" w:after="180"/>
+      </w:pPr>
+      <w:r>
+        <w:rPr>
+          <w:b w:val="0"/>
+        </w:rPr>
+        <w:t xml:space="preserve">Explain the weekly </w:t>
+      </w:r>
+      <w:r>
+        <w:rPr>
+          <w:b/>
+        </w:rPr>
+        <w:t>mechanism</w:t>
+      </w:r>
+      <w:r>
+        <w:rPr>
+          <w:b w:val="0"/>
+        </w:rPr>
+        <w:t xml:space="preserve"> in your own words. Use the worked scenario to name its </w:t>
+      </w:r>
+      <w:r>
+        <w:rPr>
+          <w:b/>
+        </w:rPr>
+        <w:t>input</w:t>
+      </w:r>
+      <w:r>
+        <w:rPr>
+          <w:b w:val="0"/>
+        </w:rPr>
+        <w:t xml:space="preserve">, decision rule and </w:t>
+      </w:r>
+      <w:r>
+        <w:rPr>
+          <w:b/>
+        </w:rPr>
+        <w:t>output</w:t>
+      </w:r>
+      <w:r>
+        <w:rPr>
+          <w:b w:val="0"/>
+        </w:rPr>
+        <w:t>.</w:t>
       </w:r>
     </w:p>
     <w:p>
-      <w:r>
-        <w:t>Connect Inspecting failures and anomalies to Reproducible AI Research Study, adapt support and plan a later changed-case check.</w:t>
+      <w:pPr>
+        <w:spacing w:line="336" w:lineRule="auto" w:after="180"/>
+      </w:pPr>
+      <w:r>
+        <w:rPr>
+          <w:b w:val="0"/>
+        </w:rPr>
+        <w:t xml:space="preserve">Teacher explanation: Failure inspection generates explanations to test. An unusual result is not automatically a bad data point. Compare raw </w:t>
+      </w:r>
+      <w:r>
+        <w:rPr>
+          <w:b/>
+        </w:rPr>
+        <w:t>output</w:t>
+      </w:r>
+      <w:r>
+        <w:rPr>
+          <w:b w:val="0"/>
+        </w:rPr>
+        <w:t xml:space="preserve">s, </w:t>
+      </w:r>
+      <w:r>
+        <w:rPr>
+          <w:b/>
+        </w:rPr>
+        <w:t>input</w:t>
+      </w:r>
+      <w:r>
+        <w:rPr>
+          <w:b w:val="0"/>
+        </w:rPr>
+        <w:t xml:space="preserve"> validity and procedure traces.</w:t>
       </w:r>
     </w:p>
     <w:p>
@@ -3520,66 +4009,27 @@
         <w:rPr>
           <w:b w:val="0"/>
         </w:rPr>
-        <w:t xml:space="preserve">Add a labelled inspecting failures and anomalies </w:t>
+        <w:t xml:space="preserve">Correct demonstrable measurement errors with provenance; retain valid unusual </w:t>
       </w:r>
       <w:r>
         <w:rPr>
           <w:b/>
         </w:rPr>
-        <w:t>evidence</w:t>
+        <w:t>observation</w:t>
       </w:r>
       <w:r>
         <w:rPr>
           <w:b w:val="0"/>
         </w:rPr>
-        <w:t xml:space="preserve"> sheet to Reproducible AI Research Study. Show how you can explain the </w:t>
-      </w:r>
-      <w:r>
-        <w:rPr>
-          <w:b/>
-        </w:rPr>
-        <w:t>mechanism</w:t>
-      </w:r>
-      <w:r>
-        <w:rPr>
-          <w:b w:val="0"/>
-        </w:rPr>
-        <w:t xml:space="preserve"> and terminology of inspecting failures and anomalies.</w:t>
+        <w:t>s. Label post-result investigations exploratory.</w:t>
       </w:r>
     </w:p>
     <w:p>
       <w:pPr>
-        <w:spacing w:line="336" w:lineRule="auto" w:after="180"/>
-      </w:pPr>
-      <w:r>
-        <w:rPr>
-          <w:b w:val="0"/>
-        </w:rPr>
-        <w:t xml:space="preserve">Use the supplied fictional case and keep its </w:t>
-      </w:r>
-      <w:r>
-        <w:rPr>
-          <w:b/>
-        </w:rPr>
-        <w:t>input</w:t>
-      </w:r>
-      <w:r>
-        <w:rPr>
-          <w:b w:val="0"/>
-        </w:rPr>
-        <w:t xml:space="preserve">s, intermediate steps, calculation or </w:t>
-      </w:r>
-      <w:r>
-        <w:rPr>
-          <w:b/>
-        </w:rPr>
-        <w:t>prediction</w:t>
-      </w:r>
-      <w:r>
-        <w:rPr>
-          <w:b w:val="0"/>
-        </w:rPr>
-        <w:t>, and limitation. Connect this record to last week’s record; a matching answer without a trace is insufficient.</w:t>
+        <w:pStyle w:val="Heading2"/>
+      </w:pPr>
+      <w:r>
+        <w:t>W2 Trace the worked case</w:t>
       </w:r>
     </w:p>
     <w:p>
@@ -3590,19 +4040,7 @@
         <w:rPr>
           <w:b w:val="0"/>
         </w:rPr>
-        <w:t xml:space="preserve">Provide an </w:t>
-      </w:r>
-      <w:r>
-        <w:rPr>
-          <w:b/>
-        </w:rPr>
-        <w:t>input</w:t>
-      </w:r>
-      <w:r>
-        <w:rPr>
-          <w:b w:val="0"/>
-        </w:rPr>
-        <w:t>/procedure/result/limit frame and a calculator when needed. Ask students to identify the first step before completing the whole trace.</w:t>
+        <w:t>Durations 1, 2, 2, 15 seconds are all valid traces. Team deletes 15 as an outlier without a rule. Show the intermediate steps and give the conclusion with its scope.</w:t>
       </w:r>
     </w:p>
     <w:p>
@@ -3613,7 +4051,7 @@
         <w:rPr>
           <w:b w:val="0"/>
         </w:rPr>
-        <w:t xml:space="preserve">Extension: compare two concrete variants of this </w:t>
+        <w:t xml:space="preserve">Teacher explanation: The slow valid case must remain in the declared primary analysis. Investigate </w:t>
       </w:r>
       <w:r>
         <w:rPr>
@@ -3625,30 +4063,15 @@
         <w:rPr>
           <w:b w:val="0"/>
         </w:rPr>
-        <w:t xml:space="preserve"> while holding unrelated conditions fixed; report both successful and unsuccessful outcomes.</w:t>
+        <w:t xml:space="preserve"> separately; mean 5 and median 2 reveal different aspects.</w:t>
       </w:r>
     </w:p>
     <w:p>
       <w:pPr>
-        <w:spacing w:line="336" w:lineRule="auto" w:after="180"/>
-      </w:pPr>
-      <w:r>
-        <w:rPr>
-          <w:b w:val="0"/>
-        </w:rPr>
-        <w:t xml:space="preserve">Next connection: Robustness across conditions. Preserve the current case record and retrieve its </w:t>
-      </w:r>
-      <w:r>
-        <w:rPr>
-          <w:b/>
-        </w:rPr>
-        <w:t>evidence</w:t>
-      </w:r>
-      <w:r>
-        <w:rPr>
-          <w:b w:val="0"/>
-        </w:rPr>
-        <w:t xml:space="preserve"> boundary before moving on.</w:t>
+        <w:pStyle w:val="Heading2"/>
+      </w:pPr>
+      <w:r>
+        <w:t>W3 Audit the limit</w:t>
       </w:r>
     </w:p>
     <w:p>
@@ -3659,15 +4082,544 @@
         <w:rPr>
           <w:b w:val="0"/>
         </w:rPr>
-        <w:t>Retain the project ledger and assess a changed case after support. Check the relevant prerequisite before carrying this component forward.</w:t>
+        <w:t>A report omits this qualification: Post-hoc exclusion based on an unwanted outcome can distort the conclusion. Explain how omitting it could change a reader's interpretation, and write an accurate replacement.</w:t>
       </w:r>
     </w:p>
     <w:p>
       <w:pPr>
+        <w:spacing w:line="336" w:lineRule="auto" w:after="180"/>
+      </w:pPr>
+      <w:r>
+        <w:rPr>
+          <w:b w:val="0"/>
+        </w:rPr>
+        <w:t>Teacher explanation: Post-hoc exclusion based on an unwanted outcome can distort the conclusion.</w:t>
+      </w:r>
+    </w:p>
+    <w:p>
+      <w:pPr>
+        <w:spacing w:line="336" w:lineRule="auto" w:after="180"/>
+      </w:pPr>
+      <w:r>
+        <w:rPr>
+          <w:b w:val="0"/>
+        </w:rPr>
+        <w:t xml:space="preserve">State the observed result separately from the unverified or out-of-scope claim; preserve the original </w:t>
+      </w:r>
+      <w:r>
+        <w:rPr>
+          <w:b/>
+        </w:rPr>
+        <w:t>evidence</w:t>
+      </w:r>
+      <w:r>
+        <w:rPr>
+          <w:b w:val="0"/>
+        </w:rPr>
+        <w:t xml:space="preserve"> rather than inventing a missing fact.</w:t>
+      </w:r>
+    </w:p>
+    <w:p>
+      <w:pPr>
+        <w:pStyle w:val="Heading2"/>
+      </w:pPr>
+      <w:r>
+        <w:t>W5 Design a revealing follow-up</w:t>
+      </w:r>
+    </w:p>
+    <w:p>
+      <w:pPr>
+        <w:spacing w:line="336" w:lineRule="auto" w:after="180"/>
+      </w:pPr>
+      <w:r>
+        <w:rPr>
+          <w:b w:val="0"/>
+        </w:rPr>
+        <w:t>For the worked scenario, propose one additional case that could reveal a failure, describe its expected outcome before running it, and explain what would need to remain fixed for a fair comparison.</w:t>
+      </w:r>
+    </w:p>
+    <w:p>
+      <w:pPr>
+        <w:spacing w:line="336" w:lineRule="auto" w:after="180"/>
+      </w:pPr>
+      <w:r>
+        <w:rPr>
+          <w:b w:val="0"/>
+        </w:rPr>
+        <w:t>Do not reuse W4 as a new final test after receiving feedback.</w:t>
+      </w:r>
+    </w:p>
+    <w:p>
+      <w:pPr>
+        <w:spacing w:line="336" w:lineRule="auto" w:after="180"/>
+      </w:pPr>
+      <w:r>
+        <w:rPr>
+          <w:b w:val="0"/>
+        </w:rPr>
+        <w:t xml:space="preserve">Teacher explanation: Accept a concrete variant of the worked </w:t>
+      </w:r>
+      <w:r>
+        <w:rPr>
+          <w:b/>
+        </w:rPr>
+        <w:t>input</w:t>
+      </w:r>
+      <w:r>
+        <w:rPr>
+          <w:b w:val="0"/>
+        </w:rPr>
+        <w:t xml:space="preserve"> or a missing/conflicting/boundary condition, with an expectation derived from the declared procedure.</w:t>
+      </w:r>
+    </w:p>
+    <w:p>
+      <w:pPr>
+        <w:spacing w:line="336" w:lineRule="auto" w:after="180"/>
+      </w:pPr>
+      <w:r>
+        <w:rPr>
+          <w:b w:val="0"/>
+        </w:rPr>
+        <w:t xml:space="preserve">Require preserved settings, original </w:t>
+      </w:r>
+      <w:r>
+        <w:rPr>
+          <w:b/>
+        </w:rPr>
+        <w:t>output</w:t>
+      </w:r>
+      <w:r>
+        <w:rPr>
+          <w:b w:val="0"/>
+        </w:rPr>
+        <w:t>s and data roles. Post-hoc exclusion based on an unwanted outcome can distort the conclusion.</w:t>
+      </w:r>
+    </w:p>
+    <w:p>
+      <w:pPr>
+        <w:spacing w:line="336" w:lineRule="auto" w:after="180"/>
+      </w:pPr>
+      <w:r>
+        <w:rPr>
+          <w:b w:val="0"/>
+        </w:rPr>
+        <w:t xml:space="preserve">The new case should test this particular </w:t>
+      </w:r>
+      <w:r>
+        <w:rPr>
+          <w:b/>
+        </w:rPr>
+        <w:t>mechanism</w:t>
+      </w:r>
+      <w:r>
+        <w:rPr>
+          <w:b w:val="0"/>
+        </w:rPr>
+        <w:t xml:space="preserve"> rather than merely restate the original result.</w:t>
+      </w:r>
+    </w:p>
+    <w:p>
+      <w:pPr>
+        <w:pStyle w:val="Heading2"/>
+      </w:pPr>
+      <w:r>
+        <w:t>Earlier wording, alternatives and picture transcripts · reference / check after trying</w:t>
+      </w:r>
+    </w:p>
+    <w:p>
+      <w:pPr>
         <w:pStyle w:val="Heading3"/>
       </w:pPr>
       <w:r>
-        <w:t>Plan the delayed return</w:t>
+        <w:t>Guided and exit questions</w:t>
+      </w:r>
+    </w:p>
+    <w:p>
+      <w:pPr>
+        <w:spacing w:line="336" w:lineRule="auto" w:after="180"/>
+      </w:pPr>
+      <w:r>
+        <w:rPr>
+          <w:b w:val="0"/>
+        </w:rPr>
+        <w:t xml:space="preserve">Guided: The slow valid case must remain in the declared primary analysis. Investigate </w:t>
+      </w:r>
+      <w:r>
+        <w:rPr>
+          <w:b/>
+        </w:rPr>
+        <w:t>mechanism</w:t>
+      </w:r>
+      <w:r>
+        <w:rPr>
+          <w:b w:val="0"/>
+        </w:rPr>
+        <w:t xml:space="preserve"> separately; mean 5 and median 2 reveal different aspects. Qualification: Post-hoc exclusion based on an unwanted outcome can distort the conclusion. Exit: accept a concrete variation with its predicted outcome and a stated condition that would challenge the </w:t>
+      </w:r>
+      <w:r>
+        <w:rPr>
+          <w:b/>
+        </w:rPr>
+        <w:t>mechanism</w:t>
+      </w:r>
+      <w:r>
+        <w:rPr>
+          <w:b w:val="0"/>
+        </w:rPr>
+        <w:t xml:space="preserve">; reject a claim resting on unmeasured </w:t>
+      </w:r>
+      <w:r>
+        <w:rPr>
+          <w:b/>
+        </w:rPr>
+        <w:t>evidence</w:t>
+      </w:r>
+      <w:r>
+        <w:rPr>
+          <w:b w:val="0"/>
+        </w:rPr>
+        <w:t>.</w:t>
+      </w:r>
+    </w:p>
+    <w:p>
+      <w:pPr>
+        <w:pStyle w:val="Heading3"/>
+      </w:pPr>
+      <w:r>
+        <w:t>W1 Explain the mechanism</w:t>
+      </w:r>
+    </w:p>
+    <w:p>
+      <w:pPr>
+        <w:pStyle w:val="Heading3"/>
+      </w:pPr>
+      <w:r>
+        <w:t>W2 Trace the worked case</w:t>
+      </w:r>
+    </w:p>
+    <w:p>
+      <w:pPr>
+        <w:pStyle w:val="Heading3"/>
+      </w:pPr>
+      <w:r>
+        <w:t>W3 Audit the limit</w:t>
+      </w:r>
+    </w:p>
+    <w:p>
+      <w:pPr>
+        <w:pStyle w:val="Heading3"/>
+      </w:pPr>
+      <w:r>
+        <w:t>W4 Apply a new case independently</w:t>
+      </w:r>
+    </w:p>
+    <w:p>
+      <w:pPr>
+        <w:spacing w:line="336" w:lineRule="auto" w:after="180"/>
+      </w:pPr>
+      <w:r>
+        <w:rPr>
+          <w:b w:val="0"/>
+        </w:rPr>
+        <w:t>Values 2, 3, 4, 20 are valid. Compute mean and median and propose an honest investigation.</w:t>
+      </w:r>
+    </w:p>
+    <w:p>
+      <w:pPr>
+        <w:spacing w:line="336" w:lineRule="auto" w:after="180"/>
+      </w:pPr>
+      <w:r>
+        <w:rPr>
+          <w:b w:val="0"/>
+        </w:rPr>
+        <w:t xml:space="preserve">Teacher explanation: Mean7.25, median3.5. Keep20; inspect its case/trace for a </w:t>
+      </w:r>
+      <w:r>
+        <w:rPr>
+          <w:b/>
+        </w:rPr>
+        <w:t>mechanism</w:t>
+      </w:r>
+      <w:r>
+        <w:rPr>
+          <w:b w:val="0"/>
+        </w:rPr>
+        <w:t xml:space="preserve"> rather than silently deleting it.</w:t>
+      </w:r>
+    </w:p>
+    <w:p>
+      <w:pPr>
+        <w:pStyle w:val="Heading3"/>
+      </w:pPr>
+      <w:r>
+        <w:t>W5 Design a revealing follow-up</w:t>
+      </w:r>
+    </w:p>
+    <w:p>
+      <w:pPr>
+        <w:pStyle w:val="Heading3"/>
+      </w:pPr>
+      <w:r>
+        <w:t>Independent assessment and fresh retry</w:t>
+      </w:r>
+    </w:p>
+    <w:p>
+      <w:pPr>
+        <w:spacing w:line="336" w:lineRule="auto" w:after="180"/>
+      </w:pPr>
+      <w:r>
+        <w:rPr>
+          <w:b w:val="0"/>
+        </w:rPr>
+        <w:t xml:space="preserve">W4: Mean7.25, median3.5. Keep20; inspect its case/trace for a </w:t>
+      </w:r>
+      <w:r>
+        <w:rPr>
+          <w:b/>
+        </w:rPr>
+        <w:t>mechanism</w:t>
+      </w:r>
+      <w:r>
+        <w:rPr>
+          <w:b w:val="0"/>
+        </w:rPr>
+        <w:t xml:space="preserve"> rather than silently deleting it. Require intermediate reasoning and the stated scope. Fresh retry: One duration recorded2000ms among values in seconds.</w:t>
+      </w:r>
+    </w:p>
+    <w:p>
+      <w:pPr>
+        <w:spacing w:line="336" w:lineRule="auto" w:after="180"/>
+      </w:pPr>
+      <w:r>
+        <w:rPr>
+          <w:b w:val="0"/>
+        </w:rPr>
+        <w:t>Expected reasoning: Convert documented2000ms to2 seconds with provenance; this is a unit correction, not rejection because it looks large.</w:t>
+      </w:r>
+    </w:p>
+    <w:p>
+      <w:pPr>
+        <w:spacing w:line="336" w:lineRule="auto" w:after="180"/>
+      </w:pPr>
+      <w:r>
+        <w:rPr>
+          <w:b w:val="0"/>
+        </w:rPr>
+        <w:t>If students need support, record it and reassess with another new case rather than awarding independence to a copied answer.</w:t>
+      </w:r>
+    </w:p>
+    <w:p>
+      <w:pPr>
+        <w:pStyle w:val="Heading3"/>
+      </w:pPr>
+      <w:r>
+        <w:t>Assess independent transfer</w:t>
+      </w:r>
+    </w:p>
+    <w:p>
+      <w:pPr>
+        <w:pStyle w:val="Heading3"/>
+      </w:pPr>
+      <w:r>
+        <w:t>Selected case answer</w:t>
+      </w:r>
+    </w:p>
+    <w:p>
+      <w:pPr>
+        <w:pStyle w:val="Heading3"/>
+      </w:pPr>
+      <w:r>
+        <w:t>Feedback that the learner uses</w:t>
+      </w:r>
+    </w:p>
+    <w:p>
+      <w:pPr>
+        <w:pStyle w:val="Heading1"/>
+      </w:pPr>
+      <w:r>
+        <w:t>06. Connect, support and revisit research reasoning</w:t>
+      </w:r>
+    </w:p>
+    <w:p>
+      <w:r>
+        <w:t>Use saved evidence and assumptions to choose the next question.</w:t>
+      </w:r>
+    </w:p>
+    <w:p>
+      <w:pPr>
+        <w:pStyle w:val="Heading2"/>
+      </w:pPr>
+      <w:r>
+        <w:t>Project and next-week bridge</w:t>
+      </w:r>
+    </w:p>
+    <w:p>
+      <w:pPr>
+        <w:spacing w:line="336" w:lineRule="auto" w:after="180"/>
+      </w:pPr>
+      <w:r>
+        <w:rPr>
+          <w:b w:val="0"/>
+        </w:rPr>
+        <w:t xml:space="preserve">Add a labelled inspecting failures and anomalies </w:t>
+      </w:r>
+      <w:r>
+        <w:rPr>
+          <w:b/>
+        </w:rPr>
+        <w:t>evidence</w:t>
+      </w:r>
+      <w:r>
+        <w:rPr>
+          <w:b w:val="0"/>
+        </w:rPr>
+        <w:t xml:space="preserve"> sheet to Reproducible AI Research Study. Show how you can explain the </w:t>
+      </w:r>
+      <w:r>
+        <w:rPr>
+          <w:b/>
+        </w:rPr>
+        <w:t>mechanism</w:t>
+      </w:r>
+      <w:r>
+        <w:rPr>
+          <w:b w:val="0"/>
+        </w:rPr>
+        <w:t xml:space="preserve"> and terminology of inspecting failures and anomalies.</w:t>
+      </w:r>
+    </w:p>
+    <w:p>
+      <w:pPr>
+        <w:spacing w:line="336" w:lineRule="auto" w:after="180"/>
+      </w:pPr>
+      <w:r>
+        <w:rPr>
+          <w:b w:val="0"/>
+        </w:rPr>
+        <w:t xml:space="preserve">Use the supplied fictional case and keep its </w:t>
+      </w:r>
+      <w:r>
+        <w:rPr>
+          <w:b/>
+        </w:rPr>
+        <w:t>input</w:t>
+      </w:r>
+      <w:r>
+        <w:rPr>
+          <w:b w:val="0"/>
+        </w:rPr>
+        <w:t xml:space="preserve">s, intermediate steps, calculation or </w:t>
+      </w:r>
+      <w:r>
+        <w:rPr>
+          <w:b/>
+        </w:rPr>
+        <w:t>prediction</w:t>
+      </w:r>
+      <w:r>
+        <w:rPr>
+          <w:b w:val="0"/>
+        </w:rPr>
+        <w:t>, and limitation. Connect this record to last week’s record; a matching answer without a trace is insufficient.</w:t>
+      </w:r>
+    </w:p>
+    <w:p>
+      <w:pPr>
+        <w:spacing w:line="336" w:lineRule="auto" w:after="180"/>
+      </w:pPr>
+      <w:r>
+        <w:rPr>
+          <w:b w:val="0"/>
+        </w:rPr>
+        <w:t xml:space="preserve">Provide an </w:t>
+      </w:r>
+      <w:r>
+        <w:rPr>
+          <w:b/>
+        </w:rPr>
+        <w:t>input</w:t>
+      </w:r>
+      <w:r>
+        <w:rPr>
+          <w:b w:val="0"/>
+        </w:rPr>
+        <w:t>/procedure/result/limit frame and a calculator when needed. Ask students to identify the first step before completing the whole trace.</w:t>
+      </w:r>
+    </w:p>
+    <w:p>
+      <w:pPr>
+        <w:spacing w:line="336" w:lineRule="auto" w:after="180"/>
+      </w:pPr>
+      <w:r>
+        <w:rPr>
+          <w:b w:val="0"/>
+        </w:rPr>
+        <w:t xml:space="preserve">Extension: compare two concrete variants of this </w:t>
+      </w:r>
+      <w:r>
+        <w:rPr>
+          <w:b/>
+        </w:rPr>
+        <w:t>mechanism</w:t>
+      </w:r>
+      <w:r>
+        <w:rPr>
+          <w:b w:val="0"/>
+        </w:rPr>
+        <w:t xml:space="preserve"> while holding unrelated conditions fixed; report both successful and unsuccessful outcomes.</w:t>
+      </w:r>
+    </w:p>
+    <w:p>
+      <w:pPr>
+        <w:spacing w:line="336" w:lineRule="auto" w:after="180"/>
+      </w:pPr>
+      <w:r>
+        <w:rPr>
+          <w:b w:val="0"/>
+        </w:rPr>
+        <w:t xml:space="preserve">Next connection: Robustness across conditions. Preserve the current case record and retrieve its </w:t>
+      </w:r>
+      <w:r>
+        <w:rPr>
+          <w:b/>
+        </w:rPr>
+        <w:t>evidence</w:t>
+      </w:r>
+      <w:r>
+        <w:rPr>
+          <w:b w:val="0"/>
+        </w:rPr>
+        <w:t xml:space="preserve"> boundary before moving on.</w:t>
+      </w:r>
+    </w:p>
+    <w:p>
+      <w:pPr>
+        <w:spacing w:line="336" w:lineRule="auto" w:after="180"/>
+      </w:pPr>
+      <w:r>
+        <w:rPr>
+          <w:b w:val="0"/>
+        </w:rPr>
+        <w:t>Retain the project ledger and assess a changed case after support. Check the relevant prerequisite before carrying this component forward.</w:t>
+      </w:r>
+    </w:p>
+    <w:p>
+      <w:pPr>
+        <w:spacing w:line="336" w:lineRule="auto" w:after="180"/>
+      </w:pPr>
+      <w:r>
+        <w:rPr>
+          <w:b w:val="0"/>
+        </w:rPr>
+        <w:t>For the Reproducible AI Research Study, retain an annotated worked trace and the changed-case reasoning. Connect the claim to its records, units and assumptions so another investigator can challenge or reproduce it.</w:t>
+      </w:r>
+    </w:p>
+    <w:p>
+      <w:pPr>
+        <w:pStyle w:val="Heading2"/>
+      </w:pPr>
+      <w:r>
+        <w:t>Delayed return and support record</w:t>
       </w:r>
     </w:p>
     <w:p>
@@ -3884,48 +4836,60 @@
     </w:p>
     <w:p>
       <w:pPr>
-        <w:pStyle w:val="Heading3"/>
-      </w:pPr>
-      <w:r>
-        <w:t>Project evidence from this case</w:t>
+        <w:pStyle w:val="Heading2"/>
+      </w:pPr>
+      <w:r>
+        <w:t>Earlier wording, alternatives and picture transcripts · reference / check after trying</w:t>
       </w:r>
     </w:p>
     <w:p>
       <w:pPr>
-        <w:spacing w:line="336" w:lineRule="auto" w:after="180"/>
-      </w:pPr>
-      <w:r>
-        <w:rPr>
-          <w:b w:val="0"/>
-        </w:rPr>
-        <w:t>For the Reproducible AI Research Study, retain an annotated worked trace and the changed-case reasoning. Connect the claim to its records, units and assumptions so another investigator can challenge or reproduce it.</w:t>
+        <w:pStyle w:val="Heading3"/>
+      </w:pPr>
+      <w:r>
+        <w:t>Plan the delayed return</w:t>
       </w:r>
     </w:p>
     <w:p>
       <w:pPr>
-        <w:pStyle w:val="Heading1"/>
-      </w:pPr>
-      <w:r>
-        <w:t>07. Prepare, teach and assess</w:t>
+        <w:pStyle w:val="Heading3"/>
+      </w:pPr>
+      <w:r>
+        <w:t>Project evidence from this case</w:t>
       </w:r>
     </w:p>
     <w:p>
-      <w:r>
-        <w:t>Use this preparation summary alongside the detailed Inspecting failures and anomalies lesson; it is a checklist rather than a replacement for the full sequence.</w:t>
+      <w:pPr>
+        <w:pStyle w:val="Heading1"/>
+      </w:pPr>
+      <w:r>
+        <w:t>Reference bank and extra practice</w:t>
       </w:r>
     </w:p>
     <w:p>
       <w:pPr>
-        <w:pStyle w:val="Heading3"/>
-      </w:pPr>
-      <w:r>
-        <w:t>Teaching target</w:t>
+        <w:pStyle w:val="Heading1"/>
+      </w:pPr>
+      <w:r>
+        <w:t>07. Reference · Alternative planning checklist</w:t>
       </w:r>
     </w:p>
     <w:p>
+      <w:r>
+        <w:t>Use alongside the main route when helpful.</w:t>
+      </w:r>
+    </w:p>
+    <w:p>
+      <w:pPr>
+        <w:pStyle w:val="Heading2"/>
+      </w:pPr>
+      <w:r>
+        <w:t>Planning,assessment and project reminders</w:t>
+      </w:r>
+    </w:p>
+    <w:p>
       <w:pPr>
         <w:spacing w:line="336" w:lineRule="auto" w:after="180"/>
-        <w:shd w:fill="EDF7F3"/>
       </w:pPr>
       <w:r>
         <w:rPr>
@@ -4120,39 +5084,41 @@
         <w:rPr>
           <w:b w:val="0"/>
         </w:rPr>
-        <w:t>Before class, solve the supported practice: Durations1, 2, 2, 15 seconds are all valid traces. Team deletes15 as an outlier without a rule. Show the intermediate steps and give the conclusion with its scope.</w:t>
+        <w:t>Before class, solve the supported practice: Durations 1, 2, 2, 15 seconds are all valid traces. Team deletes 15 as an outlier without a rule. Show the intermediate steps and give the conclusion with its scope.</w:t>
       </w:r>
     </w:p>
     <w:p>
       <w:pPr>
-        <w:pStyle w:val="Heading3"/>
-      </w:pPr>
-      <w:r>
-        <w:t>Supported practice answer</w:t>
+        <w:spacing w:line="336" w:lineRule="auto" w:after="180"/>
+      </w:pPr>
+      <w:r>
+        <w:rPr>
+          <w:b w:val="0"/>
+        </w:rPr>
+        <w:t xml:space="preserve">Reasoned practice answer: Teacher explanation: The slow valid case must remain in the declared primary analysis. Investigate </w:t>
+      </w:r>
+      <w:r>
+        <w:rPr>
+          <w:b/>
+        </w:rPr>
+        <w:t>mechanism</w:t>
+      </w:r>
+      <w:r>
+        <w:rPr>
+          <w:b w:val="0"/>
+        </w:rPr>
+        <w:t xml:space="preserve"> separately; mean 5 and median 2 reveal different aspects.</w:t>
       </w:r>
     </w:p>
     <w:p>
       <w:pPr>
         <w:spacing w:line="336" w:lineRule="auto" w:after="180"/>
-        <w:shd w:fill="F1F6FC"/>
       </w:pPr>
       <w:r>
         <w:rPr>
           <w:b w:val="0"/>
         </w:rPr>
-        <w:t xml:space="preserve">Reasoned practice answer: Teacher explanation: The slow valid case must remain in the declared primary analysis. Investigate </w:t>
-      </w:r>
-      <w:r>
-        <w:rPr>
-          <w:b/>
-        </w:rPr>
-        <w:t>mechanism</w:t>
-      </w:r>
-      <w:r>
-        <w:rPr>
-          <w:b w:val="0"/>
-        </w:rPr>
-        <w:t xml:space="preserve"> separately; mean5 and median2 reveal different aspects.</w:t>
+        <w:t>Check every learner before discussion: Use the worked case for Inspecting failures and anomalies. Proposed explanation: “The worked result establishes every future case”. Decide whether this explanation is supported.</w:t>
       </w:r>
     </w:p>
     <w:p>
@@ -4163,7 +5129,7 @@
         <w:rPr>
           <w:b w:val="0"/>
         </w:rPr>
-        <w:t>Check every learner before discussion: Use the worked case for Inspecting failures and anomalies. Proposed explanation: “The worked result establishes every future case”. Decide whether this explanation is supported.</w:t>
+        <w:t>Point to the step or supplied fact that decides; explain your repair if needed.</w:t>
       </w:r>
     </w:p>
     <w:p>
@@ -4174,117 +5140,69 @@
         <w:rPr>
           <w:b w:val="0"/>
         </w:rPr>
-        <w:t>Point to the step or supplied fact that decides; explain your repair if needed.</w:t>
+        <w:t>Misconception repair: Post-hoc exclusion based on an unwanted outcome can distort the conclusion.</w:t>
       </w:r>
     </w:p>
     <w:p>
       <w:pPr>
-        <w:pStyle w:val="Heading3"/>
-      </w:pPr>
-      <w:r>
-        <w:t>Repair the misconception</w:t>
+        <w:spacing w:line="336" w:lineRule="auto" w:after="180"/>
+      </w:pPr>
+      <w:r>
+        <w:rPr>
+          <w:b w:val="0"/>
+        </w:rPr>
+        <w:t xml:space="preserve">Support: read the exact case aloud, enlarge the labelled picture, supply </w:t>
+      </w:r>
+      <w:r>
+        <w:rPr>
+          <w:b/>
+        </w:rPr>
+        <w:t>input</w:t>
+      </w:r>
+      <w:r>
+        <w:rPr>
+          <w:b w:val="0"/>
+        </w:rPr>
+        <w:t xml:space="preserve"> cards and model only the first deciding step. Accept a spoken explanation or drawing; retain the reasoning goal.</w:t>
       </w:r>
     </w:p>
     <w:p>
       <w:pPr>
         <w:spacing w:line="336" w:lineRule="auto" w:after="180"/>
-        <w:shd w:fill="FFF5E6"/>
       </w:pPr>
       <w:r>
         <w:rPr>
           <w:b w:val="0"/>
         </w:rPr>
-        <w:t>Misconception repair: Post-hoc exclusion based on an unwanted outcome can distort the conclusion.</w:t>
+        <w:t xml:space="preserve">Extension: Delete the 10-second record only because it looks bad. Require a </w:t>
+      </w:r>
+      <w:r>
+        <w:rPr>
+          <w:b/>
+        </w:rPr>
+        <w:t>prediction</w:t>
+      </w:r>
+      <w:r>
+        <w:rPr>
+          <w:b w:val="0"/>
+        </w:rPr>
+        <w:t xml:space="preserve"> and a reason before comparing. Expected result: The mean becomes 2 seconds but the selective report violates this plan.</w:t>
       </w:r>
     </w:p>
     <w:p>
       <w:pPr>
-        <w:pStyle w:val="Heading3"/>
-      </w:pPr>
-      <w:r>
-        <w:t>Support without giving away the answer</w:t>
+        <w:spacing w:line="336" w:lineRule="auto" w:after="180"/>
+      </w:pPr>
+      <w:r>
+        <w:rPr>
+          <w:b w:val="0"/>
+        </w:rPr>
+        <w:t>Reason: Observed inconvenient outcomes are not an approved exclusion reason.</w:t>
       </w:r>
     </w:p>
     <w:p>
       <w:pPr>
         <w:spacing w:line="336" w:lineRule="auto" w:after="180"/>
-        <w:shd w:fill="F1F6F8"/>
-      </w:pPr>
-      <w:r>
-        <w:rPr>
-          <w:b w:val="0"/>
-        </w:rPr>
-        <w:t xml:space="preserve">Support: read the exact case aloud, enlarge the labelled picture, supply </w:t>
-      </w:r>
-      <w:r>
-        <w:rPr>
-          <w:b/>
-        </w:rPr>
-        <w:t>input</w:t>
-      </w:r>
-      <w:r>
-        <w:rPr>
-          <w:b w:val="0"/>
-        </w:rPr>
-        <w:t xml:space="preserve"> cards and model only the first deciding step. Accept a spoken explanation or drawing; retain the reasoning goal.</w:t>
-      </w:r>
-    </w:p>
-    <w:p>
-      <w:pPr>
-        <w:pStyle w:val="Heading3"/>
-      </w:pPr>
-      <w:r>
-        <w:t>Extend the reasoning</w:t>
-      </w:r>
-    </w:p>
-    <w:p>
-      <w:pPr>
-        <w:spacing w:line="336" w:lineRule="auto" w:after="180"/>
-        <w:shd w:fill="F5F1FB"/>
-      </w:pPr>
-      <w:r>
-        <w:rPr>
-          <w:b w:val="0"/>
-        </w:rPr>
-        <w:t xml:space="preserve">Extension: Delete the 10-second record only because it looks bad. Require a </w:t>
-      </w:r>
-      <w:r>
-        <w:rPr>
-          <w:b/>
-        </w:rPr>
-        <w:t>prediction</w:t>
-      </w:r>
-      <w:r>
-        <w:rPr>
-          <w:b w:val="0"/>
-        </w:rPr>
-        <w:t xml:space="preserve"> and a reason before comparing. Expected result: The mean becomes 2 seconds but the selective report violates this plan.</w:t>
-      </w:r>
-    </w:p>
-    <w:p>
-      <w:pPr>
-        <w:spacing w:line="336" w:lineRule="auto" w:after="180"/>
-        <w:shd w:fill="F5F1FB"/>
-      </w:pPr>
-      <w:r>
-        <w:rPr>
-          <w:b w:val="0"/>
-        </w:rPr>
-        <w:t>Reason: Observed inconvenient outcomes are not an approved exclusion reason.</w:t>
-      </w:r>
-    </w:p>
-    <w:p>
-      <w:pPr>
-        <w:pStyle w:val="Heading3"/>
-      </w:pPr>
-      <w:r>
-        <w:t>Protect the independent attempt</w:t>
-      </w:r>
-    </w:p>
-    <w:p>
-      <w:pPr>
-        <w:spacing w:line="336" w:lineRule="auto" w:after="180"/>
-        <w:shd w:fill="FFF5E6"/>
       </w:pPr>
       <w:r>
         <w:rPr>
@@ -4479,22 +5397,36 @@
     </w:tbl>
     <w:p>
       <w:pPr>
-        <w:pStyle w:val="Heading3"/>
-      </w:pPr>
-      <w:r>
-        <w:t>Project checkpoint</w:t>
+        <w:spacing w:line="336" w:lineRule="auto" w:after="180"/>
+      </w:pPr>
+      <w:r>
+        <w:rPr>
+          <w:b w:val="0"/>
+        </w:rPr>
+        <w:t xml:space="preserve">Project checkpoint: Prepare the demonstration. Gather reproducible instructions, </w:t>
+      </w:r>
+      <w:r>
+        <w:rPr>
+          <w:b/>
+        </w:rPr>
+        <w:t>evidence</w:t>
+      </w:r>
+      <w:r>
+        <w:rPr>
+          <w:b w:val="0"/>
+        </w:rPr>
+        <w:t>, access checks and remaining limitations.</w:t>
       </w:r>
     </w:p>
     <w:p>
       <w:pPr>
         <w:spacing w:line="336" w:lineRule="auto" w:after="180"/>
-        <w:shd w:fill="EDF7F3"/>
       </w:pPr>
       <w:r>
         <w:rPr>
           <w:b w:val="0"/>
         </w:rPr>
-        <w:t xml:space="preserve">Project checkpoint: Prepare the demonstration. Gather reproducible instructions, </w:t>
+        <w:t xml:space="preserve">Use the weekly teacher answer for topic-specific reasoning. A saved progress tick is an activity record; judge mastery from the learner’s explanation and </w:t>
       </w:r>
       <w:r>
         <w:rPr>
@@ -4506,43 +5438,28 @@
         <w:rPr>
           <w:b w:val="0"/>
         </w:rPr>
-        <w:t>, access checks and remaining limitations.</w:t>
+        <w:t>.</w:t>
       </w:r>
     </w:p>
     <w:p>
       <w:pPr>
-        <w:spacing w:line="336" w:lineRule="auto" w:after="180"/>
-      </w:pPr>
-      <w:r>
-        <w:rPr>
-          <w:b w:val="0"/>
-        </w:rPr>
-        <w:t xml:space="preserve">Use the weekly teacher answer for topic-specific reasoning. A saved progress tick is an activity record; judge mastery from the learner’s explanation and </w:t>
-      </w:r>
-      <w:r>
-        <w:rPr>
-          <w:b/>
-        </w:rPr>
-        <w:t>evidence</w:t>
-      </w:r>
-      <w:r>
-        <w:rPr>
-          <w:b w:val="0"/>
-        </w:rPr>
-        <w:t>.</w:t>
+        <w:pStyle w:val="Heading1"/>
+      </w:pPr>
+      <w:r>
+        <w:t>08. Reference · Feedback,labs and repair paths</w:t>
       </w:r>
     </w:p>
     <w:p>
-      <w:pPr>
-        <w:pStyle w:val="Heading1"/>
-      </w:pPr>
-      <w:r>
-        <w:t>08. Use feedback, labs and repair paths</w:t>
+      <w:r>
+        <w:t>Retain the first attempt and the evidence used for a repair.</w:t>
       </w:r>
     </w:p>
     <w:p>
-      <w:r>
-        <w:t>Use feedback, earlier review and portfolios purposefully. Apply the coding routine only when this lesson has an executable lab.</w:t>
+      <w:pPr>
+        <w:pStyle w:val="Heading2"/>
+      </w:pPr>
+      <w:r>
+        <w:t>Feedback and record guidance</w:t>
       </w:r>
     </w:p>
     <w:p>
@@ -4580,40 +5497,42 @@
       </w:r>
     </w:p>
     <w:p>
-      <w:pPr>
-        <w:pStyle w:val="Heading3"/>
-      </w:pPr>
-      <w:r>
-        <w:t>For later coding lessons</w:t>
+      <w:r>
+        <w:t>This week has no code block. Use this routine when a later lesson includes an executable lab.</w:t>
       </w:r>
     </w:p>
     <w:p>
-      <w:r>
-        <w:t>This week has no code block. Use this routine when a later lesson includes an executable lab.</w:t>
+      <w:pPr>
+        <w:spacing w:line="336" w:lineRule="auto" w:after="180"/>
+      </w:pPr>
+      <w:r>
+        <w:rPr>
+          <w:b w:val="0"/>
+        </w:rPr>
+        <w:t xml:space="preserve">Ask students to predict before running code. Preserve errors and actual </w:t>
+      </w:r>
+      <w:r>
+        <w:rPr>
+          <w:b/>
+        </w:rPr>
+        <w:t>output</w:t>
+      </w:r>
+      <w:r>
+        <w:rPr>
+          <w:b w:val="0"/>
+        </w:rPr>
+        <w:t>s; collect a changed test and an explanation. The branch-boundary and indexing lessons deliberately include failure cases.</w:t>
       </w:r>
     </w:p>
     <w:p>
       <w:pPr>
         <w:spacing w:line="336" w:lineRule="auto" w:after="180"/>
-        <w:shd w:fill="F1F6F8"/>
       </w:pPr>
       <w:r>
         <w:rPr>
           <w:b w:val="0"/>
         </w:rPr>
-        <w:t xml:space="preserve">Ask students to predict before running code. Preserve errors and actual </w:t>
-      </w:r>
-      <w:r>
-        <w:rPr>
-          <w:b/>
-        </w:rPr>
-        <w:t>output</w:t>
-      </w:r>
-      <w:r>
-        <w:rPr>
-          <w:b w:val="0"/>
-        </w:rPr>
-        <w:t>s; collect a changed test and an explanation. The branch-boundary and indexing lessons deliberately include failure cases.</w:t>
+        <w:t>Use the earlier worked-explanation links to address a specific missing building block, then return to the current question. Adapt this suggestion after observing the learner; it is not an automatic diagnosis.</w:t>
       </w:r>
     </w:p>
     <w:p>
@@ -4624,71 +5543,37 @@
         <w:rPr>
           <w:b w:val="0"/>
         </w:rPr>
-        <w:t>Use the earlier worked-explanation links to address a specific missing building block, then return to the current question. Adapt this suggestion after observing the learner; it is not an automatic diagnosis.</w:t>
+        <w:t xml:space="preserve">Collect the completed-work portfolio as </w:t>
+      </w:r>
+      <w:r>
+        <w:rPr>
+          <w:b/>
+        </w:rPr>
+        <w:t>evidence</w:t>
+      </w:r>
+      <w:r>
+        <w:rPr>
+          <w:b w:val="0"/>
+        </w:rPr>
+        <w:t>. Record support separately from correctness, and assess explanation, trace/test and limitations. Progress ticks and quiz selections alone do not establish mastery.</w:t>
       </w:r>
     </w:p>
     <w:p>
       <w:pPr>
-        <w:spacing w:line="336" w:lineRule="auto" w:after="180"/>
-      </w:pPr>
-      <w:r>
-        <w:rPr>
-          <w:b w:val="0"/>
-        </w:rPr>
-        <w:t xml:space="preserve">Collect the completed-work portfolio as </w:t>
-      </w:r>
-      <w:r>
-        <w:rPr>
-          <w:b/>
-        </w:rPr>
-        <w:t>evidence</w:t>
-      </w:r>
-      <w:r>
-        <w:rPr>
-          <w:b w:val="0"/>
-        </w:rPr>
-        <w:t>. Record support separately from correctness, and assess explanation, trace/test and limitations. Progress ticks and quiz selections alone do not establish mastery.</w:t>
+        <w:pStyle w:val="Heading1"/>
+      </w:pPr>
+      <w:r>
+        <w:t>09. Reference · Teach with the six pictures</w:t>
       </w:r>
     </w:p>
     <w:p>
-      <w:pPr>
-        <w:pStyle w:val="Heading1"/>
-      </w:pPr>
-      <w:r>
-        <w:t>09. Visual concept journey</w:t>
+      <w:r>
+        <w:t>Choose one picture for a particular reasoning move.</w:t>
       </w:r>
     </w:p>
     <w:p>
-      <w:r>
-        <w:t>Show one Inspecting failures and anomalies graphic at a time, request a prediction and discuss its trace before the independent assessment.</w:t>
-      </w:r>
-    </w:p>
-    <w:p>
-      <w:pPr>
-        <w:spacing w:line="336" w:lineRule="auto" w:after="180"/>
-      </w:pPr>
-      <w:r>
-        <w:rPr>
-          <w:b w:val="0"/>
-        </w:rPr>
-        <w:t xml:space="preserve">Use one picture at a time. Hide a worked result before asking for a </w:t>
-      </w:r>
-      <w:r>
-        <w:rPr>
-          <w:b/>
-        </w:rPr>
-        <w:t>prediction</w:t>
-      </w:r>
-      <w:r>
-        <w:rPr>
-          <w:b w:val="0"/>
-        </w:rPr>
-        <w:t>, then reveal it for feedback. These are supported teaching cases; retain the separate independent assessment for a fresh first attempt.</w:t>
-      </w:r>
-    </w:p>
-    <w:p>
-      <w:pPr>
-        <w:pStyle w:val="Heading3"/>
+      <w:pPr>
+        <w:pStyle w:val="Heading2"/>
       </w:pPr>
       <w:r>
         <w:t>01. Inspecting failures and anomalies: the case</w:t>
@@ -4699,7 +5584,7 @@
         <w:drawing>
           <wp:inline xmlns:a="http://schemas.openxmlformats.org/drawingml/2006/main" xmlns:pic="http://schemas.openxmlformats.org/drawingml/2006/picture">
             <wp:extent cx="5486400" cy="2834640"/>
-            <wp:docPr id="3" name="Picture 3" descr="Inspect an anomaly without erasing it. A timing study records four runs and notices one unusually long duration. Supplied facts: Durations are 2,2,2,10 seconds. Logs show a source timeout on the fourth run. The plan includes timeouts in reporting."/>
+            <wp:docPr id="5" name="Picture 5" descr="Inspect an anomaly without erasing it. A timing study records four runs and notices one unusually long duration. Supplied facts: Durations are 2,2,2,10 seconds. Logs show a source timeout on the fourth run. The plan includes timeouts in reporting."/>
             <wp:cNvGraphicFramePr>
               <a:graphicFrameLocks noChangeAspect="1"/>
             </wp:cNvGraphicFramePr>
@@ -4711,7 +5596,7 @@
                     <pic:cNvPicPr/>
                   </pic:nvPicPr>
                   <pic:blipFill>
-                    <a:blip r:embed="rId11"/>
+                    <a:blip r:embed="rId13"/>
                     <a:stretch>
                       <a:fillRect/>
                     </a:stretch>
@@ -4767,7 +5652,6 @@
     <w:p>
       <w:pPr>
         <w:spacing w:line="336" w:lineRule="auto" w:after="180"/>
-        <w:shd w:fill="F5F1FB"/>
       </w:pPr>
       <w:r>
         <w:rPr>
@@ -4778,27 +5662,18 @@
     </w:p>
     <w:p>
       <w:pPr>
-        <w:pStyle w:val="Heading3"/>
-      </w:pPr>
-      <w:r>
-        <w:t>Discuss while showing the picture</w:t>
+        <w:spacing w:line="336" w:lineRule="auto" w:after="180"/>
+      </w:pPr>
+      <w:r>
+        <w:rPr>
+          <w:b w:val="0"/>
+        </w:rPr>
+        <w:t>Teacher prompt: Point to the given fact that matters most. Explain why it matters. Ask learners to describe one label or arrow in ordinary words. Use the adjacent transcript if the image is difficult to see.</w:t>
       </w:r>
     </w:p>
     <w:p>
       <w:pPr>
-        <w:spacing w:line="336" w:lineRule="auto" w:after="180"/>
-        <w:shd w:fill="F1F6F8"/>
-      </w:pPr>
-      <w:r>
-        <w:rPr>
-          <w:b w:val="0"/>
-        </w:rPr>
-        <w:t>Teacher prompt: Point to the given fact that matters most. Explain why it matters. Ask learners to describe one label or arrow in ordinary words. Use the adjacent transcript if the image is difficult to see.</w:t>
-      </w:r>
-    </w:p>
-    <w:p>
-      <w:pPr>
-        <w:pStyle w:val="Heading3"/>
+        <w:pStyle w:val="Heading2"/>
       </w:pPr>
       <w:r>
         <w:t>02. Follow the deciding steps</w:t>
@@ -4809,7 +5684,7 @@
         <w:drawing>
           <wp:inline xmlns:a="http://schemas.openxmlformats.org/drawingml/2006/main" xmlns:pic="http://schemas.openxmlformats.org/drawingml/2006/picture">
             <wp:extent cx="5486400" cy="3182112"/>
-            <wp:docPr id="4" name="Picture 4" descr="Keep the raw record: The fourth duration remains 10 seconds. → Compute summaries: Mean is 16/4=4 seconds; median is 2 seconds. → Investigate the event: Report the timeout evidence and distinguish it from an untested explanation."/>
+            <wp:docPr id="6" name="Picture 6" descr="Keep the raw record: The fourth duration remains 10 seconds. → Compute summaries: Mean is 16/4=4 seconds; median is 2 seconds. → Investigate the event: Report the timeout evidence and distinguish it from an untested explanation."/>
             <wp:cNvGraphicFramePr>
               <a:graphicFrameLocks noChangeAspect="1"/>
             </wp:cNvGraphicFramePr>
@@ -4821,7 +5696,7 @@
                     <pic:cNvPicPr/>
                   </pic:nvPicPr>
                   <pic:blipFill>
-                    <a:blip r:embed="rId12"/>
+                    <a:blip r:embed="rId10"/>
                     <a:stretch>
                       <a:fillRect/>
                     </a:stretch>
@@ -4866,7 +5741,6 @@
     <w:p>
       <w:pPr>
         <w:spacing w:line="336" w:lineRule="auto" w:after="180"/>
-        <w:shd w:fill="F5F1FB"/>
       </w:pPr>
       <w:r>
         <w:rPr>
@@ -4889,39 +5763,30 @@
     </w:p>
     <w:p>
       <w:pPr>
-        <w:pStyle w:val="Heading3"/>
-      </w:pPr>
-      <w:r>
-        <w:t>Discuss while showing the picture</w:t>
+        <w:spacing w:line="336" w:lineRule="auto" w:after="180"/>
+      </w:pPr>
+      <w:r>
+        <w:rPr>
+          <w:b w:val="0"/>
+        </w:rPr>
+        <w:t xml:space="preserve">Teacher prompt: Point to each numbered stage and explain which recorded </w:t>
+      </w:r>
+      <w:r>
+        <w:rPr>
+          <w:b/>
+        </w:rPr>
+        <w:t>input</w:t>
+      </w:r>
+      <w:r>
+        <w:rPr>
+          <w:b w:val="0"/>
+        </w:rPr>
+        <w:t xml:space="preserve"> it uses. Ask learners to describe one label or arrow in ordinary words. Use the adjacent transcript if the image is difficult to see.</w:t>
       </w:r>
     </w:p>
     <w:p>
       <w:pPr>
-        <w:spacing w:line="336" w:lineRule="auto" w:after="180"/>
-        <w:shd w:fill="F1F6F8"/>
-      </w:pPr>
-      <w:r>
-        <w:rPr>
-          <w:b w:val="0"/>
-        </w:rPr>
-        <w:t xml:space="preserve">Teacher prompt: Point to each numbered stage and explain which recorded </w:t>
-      </w:r>
-      <w:r>
-        <w:rPr>
-          <w:b/>
-        </w:rPr>
-        <w:t>input</w:t>
-      </w:r>
-      <w:r>
-        <w:rPr>
-          <w:b w:val="0"/>
-        </w:rPr>
-        <w:t xml:space="preserve"> it uses. Ask learners to describe one label or arrow in ordinary words. Use the adjacent transcript if the image is difficult to see.</w:t>
-      </w:r>
-    </w:p>
-    <w:p>
-      <w:pPr>
-        <w:pStyle w:val="Heading3"/>
+        <w:pStyle w:val="Heading2"/>
       </w:pPr>
       <w:r>
         <w:t>03. All four recorded durations</w:t>
@@ -4932,7 +5797,7 @@
         <w:drawing>
           <wp:inline xmlns:a="http://schemas.openxmlformats.org/drawingml/2006/main" xmlns:pic="http://schemas.openxmlformats.org/drawingml/2006/picture">
             <wp:extent cx="5486400" cy="3584448"/>
-            <wp:docPr id="5" name="Picture 5" descr="All four recorded durations. Units: seconds; run 4 includes timeout. Run 1: 2. Run 2: 2. Run 3: 2. Run 4: 10."/>
+            <wp:docPr id="7" name="Picture 7" descr="All four recorded durations. Units: seconds; run 4 includes timeout. Run 1: 2. Run 2: 2. Run 3: 2. Run 4: 10."/>
             <wp:cNvGraphicFramePr>
               <a:graphicFrameLocks noChangeAspect="1"/>
             </wp:cNvGraphicFramePr>
@@ -4944,7 +5809,7 @@
                     <pic:cNvPicPr/>
                   </pic:nvPicPr>
                   <pic:blipFill>
-                    <a:blip r:embed="rId13"/>
+                    <a:blip r:embed="rId14"/>
                     <a:stretch>
                       <a:fillRect/>
                     </a:stretch>
@@ -4977,7 +5842,6 @@
     <w:p>
       <w:pPr>
         <w:spacing w:line="336" w:lineRule="auto" w:after="180"/>
-        <w:shd w:fill="F5F1FB"/>
       </w:pPr>
       <w:r>
         <w:rPr>
@@ -4988,39 +5852,29 @@
     </w:p>
     <w:p>
       <w:pPr>
-        <w:pStyle w:val="Heading3"/>
-      </w:pPr>
-      <w:r>
-        <w:t>Discuss while showing the picture</w:t>
+        <w:spacing w:line="336" w:lineRule="auto" w:after="180"/>
+      </w:pPr>
+      <w:r>
+        <w:rPr>
+          <w:b w:val="0"/>
+        </w:rPr>
+        <w:t>Teacher prompt: Read the labels and values. Explain the relationship the model shows. Ask learners to describe one label or arrow in ordinary words. Use the adjacent transcript if the image is difficult to see.</w:t>
       </w:r>
     </w:p>
     <w:p>
       <w:pPr>
         <w:spacing w:line="336" w:lineRule="auto" w:after="180"/>
-        <w:shd w:fill="F1F6F8"/>
       </w:pPr>
       <w:r>
         <w:rPr>
           <w:b w:val="0"/>
         </w:rPr>
-        <w:t>Teacher prompt: Read the labels and values. Explain the relationship the model shows. Ask learners to describe one label or arrow in ordinary words. Use the adjacent transcript if the image is difficult to see.</w:t>
+        <w:t>Check row/column meanings, units and denominators before discussing a difference. Supplied toy values are not real class or model results.</w:t>
       </w:r>
     </w:p>
     <w:p>
       <w:pPr>
-        <w:spacing w:line="336" w:lineRule="auto" w:after="180"/>
-        <w:shd w:fill="F1F6F8"/>
-      </w:pPr>
-      <w:r>
-        <w:rPr>
-          <w:b w:val="0"/>
-        </w:rPr>
-        <w:t>Check row/column meanings, units and denominators before discussing a difference. Supplied toy values are not real class or model results.</w:t>
-      </w:r>
-    </w:p>
-    <w:p>
-      <w:pPr>
-        <w:pStyle w:val="Heading3"/>
+        <w:pStyle w:val="Heading2"/>
       </w:pPr>
       <w:r>
         <w:t>04. Change one thing. Trace what follows.</w:t>
@@ -5031,7 +5885,7 @@
         <w:drawing>
           <wp:inline xmlns:a="http://schemas.openxmlformats.org/drawingml/2006/main" xmlns:pic="http://schemas.openxmlformats.org/drawingml/2006/picture">
             <wp:extent cx="5486400" cy="3026664"/>
-            <wp:docPr id="6" name="Picture 6" descr="Original case: Report the timeout evidence and distinguish it from an untested explanation. Changed condition: Delete the 10-second record only because it looks bad. Expected result: The mean becomes 2 seconds but the selective report violates this plan. Reason: Observed inconvenient outcomes are not an approved exclusion reason."/>
+            <wp:docPr id="8" name="Picture 8" descr="Original case: Report the timeout evidence and distinguish it from an untested explanation. Changed condition: Delete the 10-second record only because it looks bad. Expected result: The mean becomes 2 seconds but the selective report violates this plan. Reason: Observed inconvenient outcomes are not an approved exclusion reason."/>
             <wp:cNvGraphicFramePr>
               <a:graphicFrameLocks noChangeAspect="1"/>
             </wp:cNvGraphicFramePr>
@@ -5043,7 +5897,7 @@
                     <pic:cNvPicPr/>
                   </pic:nvPicPr>
                   <pic:blipFill>
-                    <a:blip r:embed="rId14"/>
+                    <a:blip r:embed="rId15"/>
                     <a:stretch>
                       <a:fillRect/>
                     </a:stretch>
@@ -5099,7 +5953,6 @@
     <w:p>
       <w:pPr>
         <w:spacing w:line="336" w:lineRule="auto" w:after="180"/>
-        <w:shd w:fill="F5F1FB"/>
       </w:pPr>
       <w:r>
         <w:rPr>
@@ -5110,39 +5963,29 @@
     </w:p>
     <w:p>
       <w:pPr>
-        <w:pStyle w:val="Heading3"/>
-      </w:pPr>
-      <w:r>
-        <w:t>Discuss while showing the picture</w:t>
+        <w:spacing w:line="336" w:lineRule="auto" w:after="180"/>
+      </w:pPr>
+      <w:r>
+        <w:rPr>
+          <w:b w:val="0"/>
+        </w:rPr>
+        <w:t>Teacher prompt: Predict before checking the worked changed-case result. Name what changed and what the supplied facts allow you to conclude. Ask learners to describe one label or arrow in ordinary words.</w:t>
       </w:r>
     </w:p>
     <w:p>
       <w:pPr>
         <w:spacing w:line="336" w:lineRule="auto" w:after="180"/>
-        <w:shd w:fill="F1F6F8"/>
       </w:pPr>
       <w:r>
         <w:rPr>
           <w:b w:val="0"/>
         </w:rPr>
-        <w:t>Teacher prompt: Predict before checking the worked changed-case result. Name what changed and what the supplied facts allow you to conclude. Ask learners to describe one label or arrow in ordinary words.</w:t>
+        <w:t>Use the adjacent transcript if the image is difficult to see. Changed-case reasoning: Observed inconvenient outcomes are not an approved exclusion reason.</w:t>
       </w:r>
     </w:p>
     <w:p>
       <w:pPr>
-        <w:spacing w:line="336" w:lineRule="auto" w:after="180"/>
-        <w:shd w:fill="F1F6F8"/>
-      </w:pPr>
-      <w:r>
-        <w:rPr>
-          <w:b w:val="0"/>
-        </w:rPr>
-        <w:t>Use the adjacent transcript if the image is difficult to see. Changed-case reasoning: Observed inconvenient outcomes are not an approved exclusion reason.</w:t>
-      </w:r>
-    </w:p>
-    <w:p>
-      <w:pPr>
-        <w:pStyle w:val="Heading3"/>
+        <w:pStyle w:val="Heading2"/>
       </w:pPr>
       <w:r>
         <w:t>05. Connect the explanation to its limit</w:t>
@@ -5153,7 +5996,7 @@
         <w:drawing>
           <wp:inline xmlns:a="http://schemas.openxmlformats.org/drawingml/2006/main" xmlns:pic="http://schemas.openxmlformats.org/drawingml/2006/picture">
             <wp:extent cx="5486400" cy="2834640"/>
-            <wp:docPr id="7" name="Picture 7" descr="An anomaly invites investigation, not automatic deletion. A slow failure may be part of real service behaviour; the predefined rule determines inclusion. Limit: A logged timeout does not identify every underlying cause; report conditions and test explanations."/>
+            <wp:docPr id="9" name="Picture 9" descr="An anomaly invites investigation, not automatic deletion. A slow failure may be part of real service behaviour; the predefined rule determines inclusion. Limit: A logged timeout does not identify every underlying cause; report conditions and test explanations."/>
             <wp:cNvGraphicFramePr>
               <a:graphicFrameLocks noChangeAspect="1"/>
             </wp:cNvGraphicFramePr>
@@ -5165,7 +6008,7 @@
                     <pic:cNvPicPr/>
                   </pic:nvPicPr>
                   <pic:blipFill>
-                    <a:blip r:embed="rId15"/>
+                    <a:blip r:embed="rId16"/>
                     <a:stretch>
                       <a:fillRect/>
                     </a:stretch>
@@ -5221,7 +6064,6 @@
     <w:p>
       <w:pPr>
         <w:spacing w:line="336" w:lineRule="auto" w:after="180"/>
-        <w:shd w:fill="F5F1FB"/>
       </w:pPr>
       <w:r>
         <w:rPr>
@@ -5232,39 +6074,29 @@
     </w:p>
     <w:p>
       <w:pPr>
-        <w:pStyle w:val="Heading3"/>
-      </w:pPr>
-      <w:r>
-        <w:t>Discuss while showing the picture</w:t>
+        <w:spacing w:line="336" w:lineRule="auto" w:after="180"/>
+      </w:pPr>
+      <w:r>
+        <w:rPr>
+          <w:b w:val="0"/>
+        </w:rPr>
+        <w:t>Teacher prompt: Explain the case, then point to a limit on the claim. Ask learners to describe one label or arrow in ordinary words. Use the adjacent transcript if the image is difficult to see.</w:t>
       </w:r>
     </w:p>
     <w:p>
       <w:pPr>
         <w:spacing w:line="336" w:lineRule="auto" w:after="180"/>
-        <w:shd w:fill="F1F6F8"/>
       </w:pPr>
       <w:r>
         <w:rPr>
           <w:b w:val="0"/>
         </w:rPr>
-        <w:t>Teacher prompt: Explain the case, then point to a limit on the claim. Ask learners to describe one label or arrow in ordinary words. Use the adjacent transcript if the image is difficult to see.</w:t>
+        <w:t>Keep the stated scope: A logged timeout does not identify every underlying cause; report conditions and test explanations.</w:t>
       </w:r>
     </w:p>
     <w:p>
       <w:pPr>
-        <w:spacing w:line="336" w:lineRule="auto" w:after="180"/>
-        <w:shd w:fill="F1F6F8"/>
-      </w:pPr>
-      <w:r>
-        <w:rPr>
-          <w:b w:val="0"/>
-        </w:rPr>
-        <w:t>Keep the stated scope: A logged timeout does not identify every underlying cause; report conditions and test explanations.</w:t>
-      </w:r>
-    </w:p>
-    <w:p>
-      <w:pPr>
-        <w:pStyle w:val="Heading3"/>
+        <w:pStyle w:val="Heading2"/>
       </w:pPr>
       <w:r>
         <w:t>06. Make the idea visible in your project</w:t>
@@ -5275,7 +6107,7 @@
         <w:drawing>
           <wp:inline xmlns:a="http://schemas.openxmlformats.org/drawingml/2006/main" xmlns:pic="http://schemas.openxmlformats.org/drawingml/2006/picture">
             <wp:extent cx="5486400" cy="3681984"/>
-            <wp:docPr id="8" name="Picture 8" descr="For the Reproducible AI Research Study, retain an annotated worked trace and the changed-case reasoning. Connect the claim to its records, units and assumptions so another investigator can challenge or reproduce it. Draw your input, deciding step, result and limit. Supported question: Calculate mean and median for 2,2,2,10. What does the timeout log establish, and why is deleting that inconvenient record incompatible with the stated plan?"/>
+            <wp:docPr id="10" name="Picture 10" descr="For the Reproducible AI Research Study, retain an annotated worked trace and the changed-case reasoning. Connect the claim to its records, units and assumptions so another investigator can challenge or reproduce it. Draw your input, deciding step, result and limit. Supported question: Calculate mean and median for 2,2,2,10. What does the timeout log establish, and why is deleting that inconvenient record incompatible with the stated plan?"/>
             <wp:cNvGraphicFramePr>
               <a:graphicFrameLocks noChangeAspect="1"/>
             </wp:cNvGraphicFramePr>
@@ -5287,7 +6119,7 @@
                     <pic:cNvPicPr/>
                   </pic:nvPicPr>
                   <pic:blipFill>
-                    <a:blip r:embed="rId16"/>
+                    <a:blip r:embed="rId17"/>
                     <a:stretch>
                       <a:fillRect/>
                     </a:stretch>
@@ -5343,7 +6175,6 @@
     <w:p>
       <w:pPr>
         <w:spacing w:line="336" w:lineRule="auto" w:after="180"/>
-        <w:shd w:fill="F5F1FB"/>
       </w:pPr>
       <w:r>
         <w:rPr>
@@ -5366,22 +6197,36 @@
     </w:p>
     <w:p>
       <w:pPr>
-        <w:pStyle w:val="Heading3"/>
-      </w:pPr>
-      <w:r>
-        <w:t>Discuss while showing the picture</w:t>
+        <w:spacing w:line="336" w:lineRule="auto" w:after="180"/>
+      </w:pPr>
+      <w:r>
+        <w:rPr>
+          <w:b w:val="0"/>
+        </w:rPr>
+        <w:t xml:space="preserve">Teacher prompt: Draw your project trace and justify the deciding step using </w:t>
+      </w:r>
+      <w:r>
+        <w:rPr>
+          <w:b/>
+        </w:rPr>
+        <w:t>evidence</w:t>
+      </w:r>
+      <w:r>
+        <w:rPr>
+          <w:b w:val="0"/>
+        </w:rPr>
+        <w:t>. Ask learners to describe one label or arrow in ordinary words. Use the adjacent transcript if the image is difficult to see.</w:t>
       </w:r>
     </w:p>
     <w:p>
       <w:pPr>
         <w:spacing w:line="336" w:lineRule="auto" w:after="180"/>
-        <w:shd w:fill="F1F6F8"/>
       </w:pPr>
       <w:r>
         <w:rPr>
           <w:b w:val="0"/>
         </w:rPr>
-        <w:t xml:space="preserve">Teacher prompt: Draw your project trace and justify the deciding step using </w:t>
+        <w:t xml:space="preserve">Supported practice key: The fourth duration remains 10 seconds. Mean is 16/4=4 seconds; median is 2 seconds. Report the timeout </w:t>
       </w:r>
       <w:r>
         <w:rPr>
@@ -5393,43 +6238,97 @@
         <w:rPr>
           <w:b w:val="0"/>
         </w:rPr>
-        <w:t>. Ask learners to describe one label or arrow in ordinary words. Use the adjacent transcript if the image is difficult to see.</w:t>
+        <w:t xml:space="preserve"> and distinguish it from an untested explanation.</w:t>
       </w:r>
     </w:p>
     <w:p>
       <w:pPr>
         <w:spacing w:line="336" w:lineRule="auto" w:after="180"/>
-        <w:shd w:fill="F1F6F8"/>
       </w:pPr>
       <w:r>
         <w:rPr>
           <w:b w:val="0"/>
         </w:rPr>
-        <w:t xml:space="preserve">Supported practice key: The fourth duration remains 10 seconds. Mean is 16/4=4 seconds; median is 2 seconds. Report the timeout </w:t>
-      </w:r>
-      <w:r>
-        <w:rPr>
-          <w:b/>
-        </w:rPr>
-        <w:t>evidence</w:t>
-      </w:r>
-      <w:r>
-        <w:rPr>
-          <w:b w:val="0"/>
-        </w:rPr>
-        <w:t xml:space="preserve"> and distinguish it from an untested explanation.</w:t>
+        <w:t>Changed case: The mean becomes 2 seconds but the selective report violates this plan. Observed inconvenient outcomes are not an approved exclusion reason.</w:t>
       </w:r>
     </w:p>
     <w:p>
       <w:pPr>
+        <w:pStyle w:val="Heading2"/>
+      </w:pPr>
+      <w:r>
+        <w:t>Earlier wording, alternatives and picture transcripts · reference / check after trying</w:t>
+      </w:r>
+    </w:p>
+    <w:p>
+      <w:pPr>
         <w:spacing w:line="336" w:lineRule="auto" w:after="180"/>
-        <w:shd w:fill="F1F6F8"/>
       </w:pPr>
       <w:r>
         <w:rPr>
           <w:b w:val="0"/>
         </w:rPr>
-        <w:t>Changed case: The mean becomes 2 seconds but the selective report violates this plan. Observed inconvenient outcomes are not an approved exclusion reason.</w:t>
+        <w:t xml:space="preserve">Use one picture at a time. Hide a worked result before asking for a </w:t>
+      </w:r>
+      <w:r>
+        <w:rPr>
+          <w:b/>
+        </w:rPr>
+        <w:t>prediction</w:t>
+      </w:r>
+      <w:r>
+        <w:rPr>
+          <w:b w:val="0"/>
+        </w:rPr>
+        <w:t>, then reveal it for feedback. These are supported teaching cases; retain the separate independent assessment for a fresh first attempt.</w:t>
+      </w:r>
+    </w:p>
+    <w:p>
+      <w:pPr>
+        <w:pStyle w:val="Heading3"/>
+      </w:pPr>
+      <w:r>
+        <w:t>01. Inspecting failures and anomalies: the case</w:t>
+      </w:r>
+    </w:p>
+    <w:p>
+      <w:pPr>
+        <w:pStyle w:val="Heading3"/>
+      </w:pPr>
+      <w:r>
+        <w:t>02. Follow the deciding steps</w:t>
+      </w:r>
+    </w:p>
+    <w:p>
+      <w:pPr>
+        <w:pStyle w:val="Heading3"/>
+      </w:pPr>
+      <w:r>
+        <w:t>03. All four recorded durations</w:t>
+      </w:r>
+    </w:p>
+    <w:p>
+      <w:pPr>
+        <w:pStyle w:val="Heading3"/>
+      </w:pPr>
+      <w:r>
+        <w:t>04. Change one thing. Trace what follows.</w:t>
+      </w:r>
+    </w:p>
+    <w:p>
+      <w:pPr>
+        <w:pStyle w:val="Heading3"/>
+      </w:pPr>
+      <w:r>
+        <w:t>05. Connect the explanation to its limit</w:t>
+      </w:r>
+    </w:p>
+    <w:p>
+      <w:pPr>
+        <w:pStyle w:val="Heading3"/>
+      </w:pPr>
+      <w:r>
+        <w:t>06. Make the idea visible in your project</w:t>
       </w:r>
     </w:p>
     <w:sectPr>
